--- a/public/assets/docs/ARTIGOBIORELEASE.docx
+++ b/public/assets/docs/ARTIGOBIORELEASE.docx
@@ -1,6 +1,6 @@
 
 <file path=word/document.xml><?xml version="1.0" encoding="utf-8"?>
-<w:document xmlns:wpc="http://schemas.microsoft.com/office/word/2010/wordprocessingCanvas" xmlns:cx="http://schemas.microsoft.com/office/drawing/2014/chartex" xmlns:cx1="http://schemas.microsoft.com/office/drawing/2015/9/8/chartex" xmlns:cx2="http://schemas.microsoft.com/office/drawing/2015/10/21/chartex" xmlns:cx3="http://schemas.microsoft.com/office/drawing/2016/5/9/chartex" xmlns:cx4="http://schemas.microsoft.com/office/drawing/2016/5/10/chartex" xmlns:cx5="http://schemas.microsoft.com/office/drawing/2016/5/11/chartex" xmlns:cx6="http://schemas.microsoft.com/office/drawing/2016/5/12/chartex" xmlns:cx7="http://schemas.microsoft.com/office/drawing/2016/5/13/chartex" xmlns:cx8="http://schemas.microsoft.com/office/drawing/2016/5/14/chartex" xmlns:mc="http://schemas.openxmlformats.org/markup-compatibility/2006" xmlns:aink="http://schemas.microsoft.com/office/drawing/2016/ink" xmlns:am3d="http://schemas.microsoft.com/office/drawing/2017/model3d" xmlns:o="urn:schemas-microsoft-com:office:office" xmlns:r="http://schemas.openxmlformats.org/officeDocument/2006/relationships" xmlns:m="http://schemas.openxmlformats.org/officeDocument/2006/math" xmlns:v="urn:schemas-microsoft-com:vml" xmlns:wp14="http://schemas.microsoft.com/office/word/2010/wordprocessingDrawing" xmlns:wp="http://schemas.openxmlformats.org/drawingml/2006/wordprocessingDrawing" xmlns:w10="urn:schemas-microsoft-com:office:word" xmlns:w="http://schemas.openxmlformats.org/wordprocessingml/2006/main" xmlns:w14="http://schemas.microsoft.com/office/word/2010/wordml" xmlns:w15="http://schemas.microsoft.com/office/word/2012/wordml" xmlns:w16cex="http://schemas.microsoft.com/office/word/2018/wordml/cex" xmlns:w16cid="http://schemas.microsoft.com/office/word/2016/wordml/cid" xmlns:w16="http://schemas.microsoft.com/office/word/2018/wordml" xmlns:w16sdtdh="http://schemas.microsoft.com/office/word/2020/wordml/sdtdatahash" xmlns:w16se="http://schemas.microsoft.com/office/word/2015/wordml/symex" xmlns:wpg="http://schemas.microsoft.com/office/word/2010/wordprocessingGroup" xmlns:wpi="http://schemas.microsoft.com/office/word/2010/wordprocessingInk" xmlns:wne="http://schemas.microsoft.com/office/word/2006/wordml" xmlns:wps="http://schemas.microsoft.com/office/word/2010/wordprocessingShape" mc:Ignorable="w14 w15 w16se w16cid w16 w16cex w16sdtdh wp14">
+<w:document xmlns:wpc="http://schemas.microsoft.com/office/word/2010/wordprocessingCanvas" xmlns:cx="http://schemas.microsoft.com/office/drawing/2014/chartex" xmlns:cx1="http://schemas.microsoft.com/office/drawing/2015/9/8/chartex" xmlns:cx2="http://schemas.microsoft.com/office/drawing/2015/10/21/chartex" xmlns:cx3="http://schemas.microsoft.com/office/drawing/2016/5/9/chartex" xmlns:cx4="http://schemas.microsoft.com/office/drawing/2016/5/10/chartex" xmlns:cx5="http://schemas.microsoft.com/office/drawing/2016/5/11/chartex" xmlns:cx6="http://schemas.microsoft.com/office/drawing/2016/5/12/chartex" xmlns:cx7="http://schemas.microsoft.com/office/drawing/2016/5/13/chartex" xmlns:cx8="http://schemas.microsoft.com/office/drawing/2016/5/14/chartex" xmlns:mc="http://schemas.openxmlformats.org/markup-compatibility/2006" xmlns:aink="http://schemas.microsoft.com/office/drawing/2016/ink" xmlns:am3d="http://schemas.microsoft.com/office/drawing/2017/model3d" xmlns:o="urn:schemas-microsoft-com:office:office" xmlns:oel="http://schemas.microsoft.com/office/2019/extlst" xmlns:r="http://schemas.openxmlformats.org/officeDocument/2006/relationships" xmlns:m="http://schemas.openxmlformats.org/officeDocument/2006/math" xmlns:v="urn:schemas-microsoft-com:vml" xmlns:wp14="http://schemas.microsoft.com/office/word/2010/wordprocessingDrawing" xmlns:wp="http://schemas.openxmlformats.org/drawingml/2006/wordprocessingDrawing" xmlns:w10="urn:schemas-microsoft-com:office:word" xmlns:w="http://schemas.openxmlformats.org/wordprocessingml/2006/main" xmlns:w14="http://schemas.microsoft.com/office/word/2010/wordml" xmlns:w15="http://schemas.microsoft.com/office/word/2012/wordml" xmlns:w16cex="http://schemas.microsoft.com/office/word/2018/wordml/cex" xmlns:w16cid="http://schemas.microsoft.com/office/word/2016/wordml/cid" xmlns:w16="http://schemas.microsoft.com/office/word/2018/wordml" xmlns:w16du="http://schemas.microsoft.com/office/word/2023/wordml/word16du" xmlns:w16sdtdh="http://schemas.microsoft.com/office/word/2020/wordml/sdtdatahash" xmlns:w16sdtfl="http://schemas.microsoft.com/office/word/2024/wordml/sdtformatlock" xmlns:w16se="http://schemas.microsoft.com/office/word/2015/wordml/symex" xmlns:wpg="http://schemas.microsoft.com/office/word/2010/wordprocessingGroup" xmlns:wpi="http://schemas.microsoft.com/office/word/2010/wordprocessingInk" xmlns:wne="http://schemas.microsoft.com/office/word/2006/wordml" xmlns:wps="http://schemas.microsoft.com/office/word/2010/wordprocessingShape" mc:Ignorable="w14 w15 w16se w16cid w16 w16cex w16sdtdh w16sdtfl w16du wp14">
   <w:body>
     <w:p>
       <w:pPr>
@@ -395,6 +395,7 @@
           <w:szCs w:val="24"/>
           <w:lang w:eastAsia="pt-BR"/>
         </w:rPr>
+        <w:lastRenderedPageBreak/>
         <w:t>BRUNO YUDI KAY</w:t>
       </w:r>
     </w:p>
@@ -562,7 +563,7 @@
     </w:p>
     <w:p>
       <w:pPr>
-        <w:jc w:val="right"/>
+        <w:jc w:val="center"/>
         <w:rPr>
           <w:rFonts w:eastAsia="Times New Roman" w:cs="Times New Roman"/>
           <w:kern w:val="36"/>
@@ -570,68 +571,50 @@
           <w:lang w:eastAsia="pt-BR"/>
         </w:rPr>
       </w:pPr>
-      <w:r>
+    </w:p>
+    <w:p>
+      <w:pPr>
+        <w:jc w:val="center"/>
         <w:rPr>
           <w:rFonts w:eastAsia="Times New Roman" w:cs="Times New Roman"/>
           <w:kern w:val="36"/>
           <w:szCs w:val="24"/>
           <w:lang w:eastAsia="pt-BR"/>
         </w:rPr>
-        <w:t xml:space="preserve">Prof. </w:t>
-      </w:r>
-      <w:proofErr w:type="spellStart"/>
-      <w:r>
+      </w:pPr>
+    </w:p>
+    <w:p>
+      <w:pPr>
+        <w:jc w:val="center"/>
         <w:rPr>
           <w:rFonts w:eastAsia="Times New Roman" w:cs="Times New Roman"/>
           <w:kern w:val="36"/>
           <w:szCs w:val="24"/>
           <w:lang w:eastAsia="pt-BR"/>
         </w:rPr>
-        <w:t>Adenilson</w:t>
-      </w:r>
-      <w:proofErr w:type="spellEnd"/>
-      <w:r>
+      </w:pPr>
+    </w:p>
+    <w:p>
+      <w:pPr>
+        <w:jc w:val="center"/>
         <w:rPr>
           <w:rFonts w:eastAsia="Times New Roman" w:cs="Times New Roman"/>
           <w:kern w:val="36"/>
           <w:szCs w:val="24"/>
           <w:lang w:eastAsia="pt-BR"/>
         </w:rPr>
-        <w:t xml:space="preserve"> Neves Pereira Junior</w:t>
-      </w:r>
-      <w:r>
+      </w:pPr>
+    </w:p>
+    <w:p>
+      <w:pPr>
+        <w:jc w:val="center"/>
         <w:rPr>
           <w:rFonts w:eastAsia="Times New Roman" w:cs="Times New Roman"/>
           <w:kern w:val="36"/>
           <w:szCs w:val="24"/>
           <w:lang w:eastAsia="pt-BR"/>
         </w:rPr>
-        <w:t xml:space="preserve"> </w:t>
-      </w:r>
-    </w:p>
-    <w:p>
-      <w:pPr>
-        <w:jc w:val="right"/>
-        <w:rPr>
-          <w:rFonts w:eastAsia="Times New Roman" w:cs="Times New Roman"/>
-          <w:b/>
-          <w:bCs/>
-          <w:kern w:val="36"/>
-          <w:szCs w:val="24"/>
-          <w:lang w:eastAsia="pt-BR"/>
-        </w:rPr>
-      </w:pPr>
-      <w:r>
-        <w:rPr>
-          <w:rFonts w:eastAsia="Times New Roman" w:cs="Times New Roman"/>
-          <w:b/>
-          <w:bCs/>
-          <w:kern w:val="36"/>
-          <w:szCs w:val="24"/>
-          <w:lang w:eastAsia="pt-BR"/>
-        </w:rPr>
-        <w:t>Orientador</w:t>
-      </w:r>
+      </w:pPr>
     </w:p>
     <w:p>
       <w:pPr>
@@ -1071,17 +1054,25 @@
           <w:szCs w:val="24"/>
           <w:lang w:val="en-US" w:eastAsia="pt-BR"/>
         </w:rPr>
+        <w:t>BioRelease</w:t>
+      </w:r>
+      <w:proofErr w:type="spellEnd"/>
+      <w:r>
+        <w:rPr>
+          <w:rFonts w:eastAsia="Times New Roman" w:cs="Times New Roman"/>
+          <w:szCs w:val="24"/>
+          <w:lang w:val="en-US" w:eastAsia="pt-BR"/>
+        </w:rPr>
+        <w:t xml:space="preserve">, the estimated role of each component in the formulation, the preparation of the material in paste form, its drying process, the assembly of the cups, and the seed planting stage. Since this is still an initial phase, agronomic results are not yet presented; however, estimated differences among the treatments are discussed based on nutrient release logic, substrate retention, and the potential </w:t>
+      </w:r>
+      <w:r>
+        <w:rPr>
+          <w:rFonts w:eastAsia="Times New Roman" w:cs="Times New Roman"/>
+          <w:szCs w:val="24"/>
+          <w:lang w:val="en-US" w:eastAsia="pt-BR"/>
+        </w:rPr>
         <w:lastRenderedPageBreak/>
-        <w:t>BioRelease</w:t>
-      </w:r>
-      <w:proofErr w:type="spellEnd"/>
-      <w:r>
-        <w:rPr>
-          <w:rFonts w:eastAsia="Times New Roman" w:cs="Times New Roman"/>
-          <w:szCs w:val="24"/>
-          <w:lang w:val="en-US" w:eastAsia="pt-BR"/>
-        </w:rPr>
-        <w:t>, the estimated role of each component in the formulation, the preparation of the material in paste form, its drying process, the assembly of the cups, and the seed planting stage. Since this is still an initial phase, agronomic results are not yet presented; however, estimated differences among the treatments are discussed based on nutrient release logic, substrate retention, and the potential for early plant development. The study establishes the methodological basis for future evaluations of germination, plant height, vegetative vigor, and root development.</w:t>
+        <w:t>for early plant development. The study establishes the methodological basis for future evaluations of germination, plant height, vegetative vigor, and root development.</w:t>
       </w:r>
     </w:p>
     <w:p>
@@ -1182,8 +1173,11 @@
         <w:rPr>
           <w:rFonts w:asciiTheme="minorHAnsi" w:eastAsiaTheme="minorEastAsia" w:hAnsiTheme="minorHAnsi"/>
           <w:noProof/>
-          <w:sz w:val="22"/>
-          <w:lang w:eastAsia="pt-BR"/>
+          <w:kern w:val="2"/>
+          <w:sz w:val="24"/>
+          <w:szCs w:val="24"/>
+          <w:lang w:eastAsia="pt-BR"/>
+          <w14:ligatures w14:val="standardContextual"/>
         </w:rPr>
       </w:pPr>
       <w:r>
@@ -1207,7 +1201,7 @@
         </w:rPr>
         <w:fldChar w:fldCharType="separate"/>
       </w:r>
-      <w:hyperlink w:anchor="_Toc225112156" w:history="1">
+      <w:hyperlink w:anchor="_Toc226639035" w:history="1">
         <w:r>
           <w:rPr>
             <w:rStyle w:val="Hyperlink"/>
@@ -1234,7 +1228,7 @@
             <w:noProof/>
             <w:webHidden/>
           </w:rPr>
-          <w:instrText xml:space="preserve"> PAGEREF _Toc225112156 \h </w:instrText>
+          <w:instrText xml:space="preserve"> PAGEREF _Toc226639035 \h </w:instrText>
         </w:r>
         <w:r>
           <w:rPr>
@@ -1274,11 +1268,14 @@
         <w:rPr>
           <w:rFonts w:asciiTheme="minorHAnsi" w:eastAsiaTheme="minorEastAsia" w:hAnsiTheme="minorHAnsi"/>
           <w:noProof/>
-          <w:sz w:val="22"/>
-          <w:lang w:eastAsia="pt-BR"/>
-        </w:rPr>
-      </w:pPr>
-      <w:hyperlink w:anchor="_Toc225112157" w:history="1">
+          <w:kern w:val="2"/>
+          <w:sz w:val="24"/>
+          <w:szCs w:val="24"/>
+          <w:lang w:eastAsia="pt-BR"/>
+          <w14:ligatures w14:val="standardContextual"/>
+        </w:rPr>
+      </w:pPr>
+      <w:hyperlink w:anchor="_Toc226639036" w:history="1">
         <w:r>
           <w:rPr>
             <w:rStyle w:val="Hyperlink"/>
@@ -1305,7 +1302,7 @@
             <w:noProof/>
             <w:webHidden/>
           </w:rPr>
-          <w:instrText xml:space="preserve"> PAGEREF _Toc225112157 \h </w:instrText>
+          <w:instrText xml:space="preserve"> PAGEREF _Toc226639036 \h </w:instrText>
         </w:r>
         <w:r>
           <w:rPr>
@@ -1345,11 +1342,14 @@
         <w:rPr>
           <w:rFonts w:asciiTheme="minorHAnsi" w:eastAsiaTheme="minorEastAsia" w:hAnsiTheme="minorHAnsi"/>
           <w:noProof/>
-          <w:sz w:val="22"/>
-          <w:lang w:eastAsia="pt-BR"/>
-        </w:rPr>
-      </w:pPr>
-      <w:hyperlink w:anchor="_Toc225112158" w:history="1">
+          <w:kern w:val="2"/>
+          <w:sz w:val="24"/>
+          <w:szCs w:val="24"/>
+          <w:lang w:eastAsia="pt-BR"/>
+          <w14:ligatures w14:val="standardContextual"/>
+        </w:rPr>
+      </w:pPr>
+      <w:hyperlink w:anchor="_Toc226639037" w:history="1">
         <w:r>
           <w:rPr>
             <w:rStyle w:val="Hyperlink"/>
@@ -1376,7 +1376,7 @@
             <w:noProof/>
             <w:webHidden/>
           </w:rPr>
-          <w:instrText xml:space="preserve"> PAGEREF _Toc225112158 \h </w:instrText>
+          <w:instrText xml:space="preserve"> PAGEREF _Toc226639037 \h </w:instrText>
         </w:r>
         <w:r>
           <w:rPr>
@@ -1416,11 +1416,14 @@
         <w:rPr>
           <w:rFonts w:asciiTheme="minorHAnsi" w:eastAsiaTheme="minorEastAsia" w:hAnsiTheme="minorHAnsi"/>
           <w:noProof/>
-          <w:sz w:val="22"/>
-          <w:lang w:eastAsia="pt-BR"/>
-        </w:rPr>
-      </w:pPr>
-      <w:hyperlink w:anchor="_Toc225112159" w:history="1">
+          <w:kern w:val="2"/>
+          <w:sz w:val="24"/>
+          <w:szCs w:val="24"/>
+          <w:lang w:eastAsia="pt-BR"/>
+          <w14:ligatures w14:val="standardContextual"/>
+        </w:rPr>
+      </w:pPr>
+      <w:hyperlink w:anchor="_Toc226639038" w:history="1">
         <w:r>
           <w:rPr>
             <w:rStyle w:val="Hyperlink"/>
@@ -1447,7 +1450,7 @@
             <w:noProof/>
             <w:webHidden/>
           </w:rPr>
-          <w:instrText xml:space="preserve"> PAGEREF _Toc225112159 \h </w:instrText>
+          <w:instrText xml:space="preserve"> PAGEREF _Toc226639038 \h </w:instrText>
         </w:r>
         <w:r>
           <w:rPr>
@@ -1487,11 +1490,14 @@
         <w:rPr>
           <w:rFonts w:asciiTheme="minorHAnsi" w:eastAsiaTheme="minorEastAsia" w:hAnsiTheme="minorHAnsi"/>
           <w:noProof/>
-          <w:sz w:val="22"/>
-          <w:lang w:eastAsia="pt-BR"/>
-        </w:rPr>
-      </w:pPr>
-      <w:hyperlink w:anchor="_Toc225112160" w:history="1">
+          <w:kern w:val="2"/>
+          <w:sz w:val="24"/>
+          <w:szCs w:val="24"/>
+          <w:lang w:eastAsia="pt-BR"/>
+          <w14:ligatures w14:val="standardContextual"/>
+        </w:rPr>
+      </w:pPr>
+      <w:hyperlink w:anchor="_Toc226639039" w:history="1">
         <w:r>
           <w:rPr>
             <w:rStyle w:val="Hyperlink"/>
@@ -1518,7 +1524,7 @@
             <w:noProof/>
             <w:webHidden/>
           </w:rPr>
-          <w:instrText xml:space="preserve"> PAGEREF _Toc225112160 \h </w:instrText>
+          <w:instrText xml:space="preserve"> PAGEREF _Toc226639039 \h </w:instrText>
         </w:r>
         <w:r>
           <w:rPr>
@@ -1551,53 +1557,6 @@
     </w:p>
     <w:p>
       <w:pPr>
-        <w:rPr>
-          <w:b/>
-          <w:bCs/>
-          <w:u w:val="single"/>
-        </w:rPr>
-      </w:pPr>
-      <w:r>
-        <w:rPr>
-          <w:b/>
-          <w:bCs/>
-        </w:rPr>
-        <w:fldChar w:fldCharType="end"/>
-      </w:r>
-      <w:r>
-        <w:rPr>
-          <w:b/>
-          <w:bCs/>
-        </w:rPr>
-        <w:t xml:space="preserve"> </w:t>
-      </w:r>
-      <w:r>
-        <w:rPr>
-          <w:b/>
-          <w:bCs/>
-        </w:rPr>
-        <w:br w:type="page"/>
-      </w:r>
-    </w:p>
-    <w:p>
-      <w:pPr>
-        <w:jc w:val="center"/>
-        <w:rPr>
-          <w:b/>
-          <w:bCs/>
-        </w:rPr>
-      </w:pPr>
-      <w:r>
-        <w:rPr>
-          <w:b/>
-          <w:bCs/>
-        </w:rPr>
-        <w:lastRenderedPageBreak/>
-        <w:t>LISTA DE TABELAS</w:t>
-      </w:r>
-    </w:p>
-    <w:p>
-      <w:pPr>
         <w:pStyle w:val="ndicedeilustraes"/>
         <w:tabs>
           <w:tab w:val="right" w:leader="dot" w:pos="9061"/>
@@ -1605,32 +1564,304 @@
         <w:rPr>
           <w:rFonts w:asciiTheme="minorHAnsi" w:eastAsiaTheme="minorEastAsia" w:hAnsiTheme="minorHAnsi"/>
           <w:noProof/>
-          <w:sz w:val="22"/>
-          <w:lang w:eastAsia="pt-BR"/>
-        </w:rPr>
-      </w:pPr>
-      <w:r>
+          <w:kern w:val="2"/>
+          <w:sz w:val="24"/>
+          <w:szCs w:val="24"/>
+          <w:lang w:eastAsia="pt-BR"/>
+          <w14:ligatures w14:val="standardContextual"/>
+        </w:rPr>
+      </w:pPr>
+      <w:hyperlink w:anchor="_Toc226639040" w:history="1">
+        <w:r>
+          <w:rPr>
+            <w:rStyle w:val="Hyperlink"/>
+            <w:noProof/>
+          </w:rPr>
+          <w:t>Figura 6 – Comparação do desenvolvimento das plantas entre os tratamentos após 14 dias.</w:t>
+        </w:r>
+        <w:r>
+          <w:rPr>
+            <w:noProof/>
+            <w:webHidden/>
+          </w:rPr>
+          <w:tab/>
+        </w:r>
+        <w:r>
+          <w:rPr>
+            <w:noProof/>
+            <w:webHidden/>
+          </w:rPr>
+          <w:fldChar w:fldCharType="begin"/>
+        </w:r>
+        <w:r>
+          <w:rPr>
+            <w:noProof/>
+            <w:webHidden/>
+          </w:rPr>
+          <w:instrText xml:space="preserve"> PAGEREF _Toc226639040 \h </w:instrText>
+        </w:r>
+        <w:r>
+          <w:rPr>
+            <w:noProof/>
+            <w:webHidden/>
+          </w:rPr>
+        </w:r>
+        <w:r>
+          <w:rPr>
+            <w:noProof/>
+            <w:webHidden/>
+          </w:rPr>
+          <w:fldChar w:fldCharType="separate"/>
+        </w:r>
+        <w:r>
+          <w:rPr>
+            <w:noProof/>
+            <w:webHidden/>
+          </w:rPr>
+          <w:t>24</w:t>
+        </w:r>
+        <w:r>
+          <w:rPr>
+            <w:noProof/>
+            <w:webHidden/>
+          </w:rPr>
+          <w:fldChar w:fldCharType="end"/>
+        </w:r>
+      </w:hyperlink>
+    </w:p>
+    <w:p>
+      <w:pPr>
+        <w:pStyle w:val="ndicedeilustraes"/>
+        <w:tabs>
+          <w:tab w:val="right" w:leader="dot" w:pos="9061"/>
+        </w:tabs>
+        <w:rPr>
+          <w:rFonts w:asciiTheme="minorHAnsi" w:eastAsiaTheme="minorEastAsia" w:hAnsiTheme="minorHAnsi"/>
+          <w:noProof/>
+          <w:kern w:val="2"/>
+          <w:sz w:val="24"/>
+          <w:szCs w:val="24"/>
+          <w:lang w:eastAsia="pt-BR"/>
+          <w14:ligatures w14:val="standardContextual"/>
+        </w:rPr>
+      </w:pPr>
+      <w:hyperlink w:anchor="_Toc226639041" w:history="1">
+        <w:r>
+          <w:rPr>
+            <w:rStyle w:val="Hyperlink"/>
+            <w:noProof/>
+          </w:rPr>
+          <w:t>Figura 7 – Desenvolvimento inicial das plantas (6–7 dias após o plantio).</w:t>
+        </w:r>
+        <w:r>
+          <w:rPr>
+            <w:noProof/>
+            <w:webHidden/>
+          </w:rPr>
+          <w:tab/>
+        </w:r>
+        <w:r>
+          <w:rPr>
+            <w:noProof/>
+            <w:webHidden/>
+          </w:rPr>
+          <w:fldChar w:fldCharType="begin"/>
+        </w:r>
+        <w:r>
+          <w:rPr>
+            <w:noProof/>
+            <w:webHidden/>
+          </w:rPr>
+          <w:instrText xml:space="preserve"> PAGEREF _Toc226639041 \h </w:instrText>
+        </w:r>
+        <w:r>
+          <w:rPr>
+            <w:noProof/>
+            <w:webHidden/>
+          </w:rPr>
+        </w:r>
+        <w:r>
+          <w:rPr>
+            <w:noProof/>
+            <w:webHidden/>
+          </w:rPr>
+          <w:fldChar w:fldCharType="separate"/>
+        </w:r>
+        <w:r>
+          <w:rPr>
+            <w:noProof/>
+            <w:webHidden/>
+          </w:rPr>
+          <w:t>26</w:t>
+        </w:r>
+        <w:r>
+          <w:rPr>
+            <w:noProof/>
+            <w:webHidden/>
+          </w:rPr>
+          <w:fldChar w:fldCharType="end"/>
+        </w:r>
+      </w:hyperlink>
+    </w:p>
+    <w:p>
+      <w:pPr>
+        <w:pStyle w:val="ndicedeilustraes"/>
+        <w:tabs>
+          <w:tab w:val="right" w:leader="dot" w:pos="9061"/>
+        </w:tabs>
+        <w:rPr>
+          <w:rFonts w:asciiTheme="minorHAnsi" w:eastAsiaTheme="minorEastAsia" w:hAnsiTheme="minorHAnsi"/>
+          <w:noProof/>
+          <w:kern w:val="2"/>
+          <w:sz w:val="24"/>
+          <w:szCs w:val="24"/>
+          <w:lang w:eastAsia="pt-BR"/>
+          <w14:ligatures w14:val="standardContextual"/>
+        </w:rPr>
+      </w:pPr>
+      <w:hyperlink w:anchor="_Toc226639042" w:history="1">
+        <w:r>
+          <w:rPr>
+            <w:rStyle w:val="Hyperlink"/>
+            <w:noProof/>
+          </w:rPr>
+          <w:t>Figura 8 – Comparação do desenvolvimento entre os tratamentos após 14 dias.</w:t>
+        </w:r>
+        <w:r>
+          <w:rPr>
+            <w:noProof/>
+            <w:webHidden/>
+          </w:rPr>
+          <w:tab/>
+        </w:r>
+        <w:r>
+          <w:rPr>
+            <w:noProof/>
+            <w:webHidden/>
+          </w:rPr>
+          <w:fldChar w:fldCharType="begin"/>
+        </w:r>
+        <w:r>
+          <w:rPr>
+            <w:noProof/>
+            <w:webHidden/>
+          </w:rPr>
+          <w:instrText xml:space="preserve"> PAGEREF _Toc226639042 \h </w:instrText>
+        </w:r>
+        <w:r>
+          <w:rPr>
+            <w:noProof/>
+            <w:webHidden/>
+          </w:rPr>
+        </w:r>
+        <w:r>
+          <w:rPr>
+            <w:noProof/>
+            <w:webHidden/>
+          </w:rPr>
+          <w:fldChar w:fldCharType="separate"/>
+        </w:r>
+        <w:r>
+          <w:rPr>
+            <w:noProof/>
+            <w:webHidden/>
+          </w:rPr>
+          <w:t>26</w:t>
+        </w:r>
+        <w:r>
+          <w:rPr>
+            <w:noProof/>
+            <w:webHidden/>
+          </w:rPr>
+          <w:fldChar w:fldCharType="end"/>
+        </w:r>
+      </w:hyperlink>
+    </w:p>
+    <w:p>
+      <w:pPr>
         <w:rPr>
           <w:b/>
           <w:bCs/>
-        </w:rPr>
-        <w:fldChar w:fldCharType="begin"/>
-      </w:r>
+          <w:u w:val="single"/>
+        </w:rPr>
+      </w:pPr>
       <w:r>
         <w:rPr>
           <w:b/>
           <w:bCs/>
         </w:rPr>
-        <w:instrText xml:space="preserve"> TOC \h \z \c "Tabela" </w:instrText>
+        <w:fldChar w:fldCharType="end"/>
       </w:r>
       <w:r>
         <w:rPr>
           <w:b/>
           <w:bCs/>
         </w:rPr>
+        <w:t xml:space="preserve"> </w:t>
+      </w:r>
+      <w:r>
+        <w:rPr>
+          <w:b/>
+          <w:bCs/>
+        </w:rPr>
+        <w:br w:type="page"/>
+      </w:r>
+    </w:p>
+    <w:p>
+      <w:pPr>
+        <w:jc w:val="center"/>
+        <w:rPr>
+          <w:b/>
+          <w:bCs/>
+        </w:rPr>
+      </w:pPr>
+      <w:r>
+        <w:rPr>
+          <w:b/>
+          <w:bCs/>
+        </w:rPr>
+        <w:lastRenderedPageBreak/>
+        <w:t>LISTA DE TABELAS</w:t>
+      </w:r>
+    </w:p>
+    <w:p>
+      <w:pPr>
+        <w:pStyle w:val="ndicedeilustraes"/>
+        <w:tabs>
+          <w:tab w:val="right" w:leader="dot" w:pos="9061"/>
+        </w:tabs>
+        <w:rPr>
+          <w:rFonts w:asciiTheme="minorHAnsi" w:eastAsiaTheme="minorEastAsia" w:hAnsiTheme="minorHAnsi"/>
+          <w:noProof/>
+          <w:kern w:val="2"/>
+          <w:sz w:val="24"/>
+          <w:szCs w:val="24"/>
+          <w:lang w:eastAsia="pt-BR"/>
+          <w14:ligatures w14:val="standardContextual"/>
+        </w:rPr>
+      </w:pPr>
+      <w:r>
+        <w:rPr>
+          <w:b/>
+          <w:bCs/>
+        </w:rPr>
+        <w:fldChar w:fldCharType="begin"/>
+      </w:r>
+      <w:r>
+        <w:rPr>
+          <w:b/>
+          <w:bCs/>
+        </w:rPr>
+        <w:instrText xml:space="preserve"> TOC \h \z \c "Tabela" </w:instrText>
+      </w:r>
+      <w:r>
+        <w:rPr>
+          <w:b/>
+          <w:bCs/>
+        </w:rPr>
         <w:fldChar w:fldCharType="separate"/>
       </w:r>
-      <w:hyperlink w:anchor="_Toc225112151" w:history="1">
+      <w:hyperlink w:anchor="_Toc226639031" w:history="1">
         <w:r>
           <w:rPr>
             <w:rStyle w:val="Hyperlink"/>
@@ -1657,7 +1888,7 @@
             <w:noProof/>
             <w:webHidden/>
           </w:rPr>
-          <w:instrText xml:space="preserve"> PAGEREF _Toc225112151 \h </w:instrText>
+          <w:instrText xml:space="preserve"> PAGEREF _Toc226639031 \h </w:instrText>
         </w:r>
         <w:r>
           <w:rPr>
@@ -1677,7 +1908,7 @@
             <w:noProof/>
             <w:webHidden/>
           </w:rPr>
-          <w:t>12</w:t>
+          <w:t>11</w:t>
         </w:r>
         <w:r>
           <w:rPr>
@@ -1697,11 +1928,14 @@
         <w:rPr>
           <w:rFonts w:asciiTheme="minorHAnsi" w:eastAsiaTheme="minorEastAsia" w:hAnsiTheme="minorHAnsi"/>
           <w:noProof/>
-          <w:sz w:val="22"/>
-          <w:lang w:eastAsia="pt-BR"/>
-        </w:rPr>
-      </w:pPr>
-      <w:hyperlink w:anchor="_Toc225112152" w:history="1">
+          <w:kern w:val="2"/>
+          <w:sz w:val="24"/>
+          <w:szCs w:val="24"/>
+          <w:lang w:eastAsia="pt-BR"/>
+          <w14:ligatures w14:val="standardContextual"/>
+        </w:rPr>
+      </w:pPr>
+      <w:hyperlink w:anchor="_Toc226639032" w:history="1">
         <w:r>
           <w:rPr>
             <w:rStyle w:val="Hyperlink"/>
@@ -1728,7 +1962,7 @@
             <w:noProof/>
             <w:webHidden/>
           </w:rPr>
-          <w:instrText xml:space="preserve"> PAGEREF _Toc225112152 \h </w:instrText>
+          <w:instrText xml:space="preserve"> PAGEREF _Toc226639032 \h </w:instrText>
         </w:r>
         <w:r>
           <w:rPr>
@@ -1748,7 +1982,7 @@
             <w:noProof/>
             <w:webHidden/>
           </w:rPr>
-          <w:t>15</w:t>
+          <w:t>14</w:t>
         </w:r>
         <w:r>
           <w:rPr>
@@ -1768,11 +2002,14 @@
         <w:rPr>
           <w:rFonts w:asciiTheme="minorHAnsi" w:eastAsiaTheme="minorEastAsia" w:hAnsiTheme="minorHAnsi"/>
           <w:noProof/>
-          <w:sz w:val="22"/>
-          <w:lang w:eastAsia="pt-BR"/>
-        </w:rPr>
-      </w:pPr>
-      <w:hyperlink w:anchor="_Toc225112153" w:history="1">
+          <w:kern w:val="2"/>
+          <w:sz w:val="24"/>
+          <w:szCs w:val="24"/>
+          <w:lang w:eastAsia="pt-BR"/>
+          <w14:ligatures w14:val="standardContextual"/>
+        </w:rPr>
+      </w:pPr>
+      <w:hyperlink w:anchor="_Toc226639033" w:history="1">
         <w:r>
           <w:rPr>
             <w:rStyle w:val="Hyperlink"/>
@@ -1799,7 +2036,7 @@
             <w:noProof/>
             <w:webHidden/>
           </w:rPr>
-          <w:instrText xml:space="preserve"> PAGEREF _Toc225112153 \h </w:instrText>
+          <w:instrText xml:space="preserve"> PAGEREF _Toc226639033 \h </w:instrText>
         </w:r>
         <w:r>
           <w:rPr>
@@ -1839,11 +2076,14 @@
         <w:rPr>
           <w:rFonts w:asciiTheme="minorHAnsi" w:eastAsiaTheme="minorEastAsia" w:hAnsiTheme="minorHAnsi"/>
           <w:noProof/>
-          <w:sz w:val="22"/>
-          <w:lang w:eastAsia="pt-BR"/>
-        </w:rPr>
-      </w:pPr>
-      <w:hyperlink w:anchor="_Toc225112154" w:history="1">
+          <w:kern w:val="2"/>
+          <w:sz w:val="24"/>
+          <w:szCs w:val="24"/>
+          <w:lang w:eastAsia="pt-BR"/>
+          <w14:ligatures w14:val="standardContextual"/>
+        </w:rPr>
+      </w:pPr>
+      <w:hyperlink w:anchor="_Toc226639034" w:history="1">
         <w:r>
           <w:rPr>
             <w:rStyle w:val="Hyperlink"/>
@@ -1870,7 +2110,7 @@
             <w:noProof/>
             <w:webHidden/>
           </w:rPr>
-          <w:instrText xml:space="preserve"> PAGEREF _Toc225112154 \h </w:instrText>
+          <w:instrText xml:space="preserve"> PAGEREF _Toc226639034 \h </w:instrText>
         </w:r>
         <w:r>
           <w:rPr>
@@ -1962,6 +2202,7 @@
           <w:rFonts w:cstheme="minorBidi"/>
           <w:noProof/>
           <w:color w:val="auto"/>
+          <w:sz w:val="22"/>
         </w:rPr>
       </w:sdtEndPr>
       <w:sdtContent>
@@ -2000,8 +2241,9 @@
             <w:pStyle w:val="Sumrio2"/>
             <w:rPr>
               <w:rFonts w:asciiTheme="minorHAnsi" w:eastAsiaTheme="minorEastAsia" w:hAnsiTheme="minorHAnsi" w:cstheme="minorBidi"/>
-              <w:sz w:val="22"/>
-              <w:szCs w:val="22"/>
+              <w:kern w:val="2"/>
+              <w:sz w:val="24"/>
+              <w14:ligatures w14:val="standardContextual"/>
             </w:rPr>
           </w:pPr>
           <w:r>
@@ -2019,7 +2261,7 @@
             </w:rPr>
             <w:fldChar w:fldCharType="separate"/>
           </w:r>
-          <w:hyperlink w:anchor="_Toc225112161" w:history="1">
+          <w:hyperlink w:anchor="_Toc226638994" w:history="1">
             <w:r>
               <w:rPr>
                 <w:rStyle w:val="Hyperlink"/>
@@ -2044,7 +2286,7 @@
               <w:rPr>
                 <w:webHidden/>
               </w:rPr>
-              <w:instrText xml:space="preserve"> PAGEREF _Toc225112161 \h </w:instrText>
+              <w:instrText xml:space="preserve"> PAGEREF _Toc226638994 \h </w:instrText>
             </w:r>
             <w:r>
               <w:rPr>
@@ -2076,11 +2318,12 @@
             <w:pStyle w:val="Sumrio2"/>
             <w:rPr>
               <w:rFonts w:asciiTheme="minorHAnsi" w:eastAsiaTheme="minorEastAsia" w:hAnsiTheme="minorHAnsi" w:cstheme="minorBidi"/>
-              <w:sz w:val="22"/>
-              <w:szCs w:val="22"/>
+              <w:kern w:val="2"/>
+              <w:sz w:val="24"/>
+              <w14:ligatures w14:val="standardContextual"/>
             </w:rPr>
           </w:pPr>
-          <w:hyperlink w:anchor="_Toc225112162" w:history="1">
+          <w:hyperlink w:anchor="_Toc226638995" w:history="1">
             <w:r>
               <w:rPr>
                 <w:rStyle w:val="Hyperlink"/>
@@ -2105,7 +2348,7 @@
               <w:rPr>
                 <w:webHidden/>
               </w:rPr>
-              <w:instrText xml:space="preserve"> PAGEREF _Toc225112162 \h </w:instrText>
+              <w:instrText xml:space="preserve"> PAGEREF _Toc226638995 \h </w:instrText>
             </w:r>
             <w:r>
               <w:rPr>
@@ -2122,7 +2365,7 @@
               <w:rPr>
                 <w:webHidden/>
               </w:rPr>
-              <w:t>10</w:t>
+              <w:t>9</w:t>
             </w:r>
             <w:r>
               <w:rPr>
@@ -2137,11 +2380,14 @@
             <w:pStyle w:val="Sumrio1"/>
             <w:rPr>
               <w:rFonts w:asciiTheme="minorHAnsi" w:eastAsiaTheme="minorEastAsia" w:hAnsiTheme="minorHAnsi"/>
-              <w:sz w:val="22"/>
+              <w:kern w:val="2"/>
+              <w:sz w:val="24"/>
+              <w:szCs w:val="24"/>
               <w:lang w:eastAsia="pt-BR"/>
+              <w14:ligatures w14:val="standardContextual"/>
             </w:rPr>
           </w:pPr>
-          <w:hyperlink w:anchor="_Toc225112163" w:history="1">
+          <w:hyperlink w:anchor="_Toc226638996" w:history="1">
             <w:r>
               <w:rPr>
                 <w:rStyle w:val="Hyperlink"/>
@@ -2164,7 +2410,7 @@
               <w:rPr>
                 <w:webHidden/>
               </w:rPr>
-              <w:instrText xml:space="preserve"> PAGEREF _Toc225112163 \h </w:instrText>
+              <w:instrText xml:space="preserve"> PAGEREF _Toc226638996 \h </w:instrText>
             </w:r>
             <w:r>
               <w:rPr>
@@ -2181,7 +2427,7 @@
               <w:rPr>
                 <w:webHidden/>
               </w:rPr>
-              <w:t>10</w:t>
+              <w:t>9</w:t>
             </w:r>
             <w:r>
               <w:rPr>
@@ -2196,11 +2442,14 @@
             <w:pStyle w:val="Sumrio1"/>
             <w:rPr>
               <w:rFonts w:asciiTheme="minorHAnsi" w:eastAsiaTheme="minorEastAsia" w:hAnsiTheme="minorHAnsi"/>
-              <w:sz w:val="22"/>
+              <w:kern w:val="2"/>
+              <w:sz w:val="24"/>
+              <w:szCs w:val="24"/>
               <w:lang w:eastAsia="pt-BR"/>
+              <w14:ligatures w14:val="standardContextual"/>
             </w:rPr>
           </w:pPr>
-          <w:hyperlink w:anchor="_Toc225112164" w:history="1">
+          <w:hyperlink w:anchor="_Toc226638997" w:history="1">
             <w:r>
               <w:rPr>
                 <w:rStyle w:val="Hyperlink"/>
@@ -2223,7 +2472,7 @@
               <w:rPr>
                 <w:webHidden/>
               </w:rPr>
-              <w:instrText xml:space="preserve"> PAGEREF _Toc225112164 \h </w:instrText>
+              <w:instrText xml:space="preserve"> PAGEREF _Toc226638997 \h </w:instrText>
             </w:r>
             <w:r>
               <w:rPr>
@@ -2255,11 +2504,12 @@
             <w:pStyle w:val="Sumrio2"/>
             <w:rPr>
               <w:rFonts w:asciiTheme="minorHAnsi" w:eastAsiaTheme="minorEastAsia" w:hAnsiTheme="minorHAnsi" w:cstheme="minorBidi"/>
-              <w:sz w:val="22"/>
-              <w:szCs w:val="22"/>
+              <w:kern w:val="2"/>
+              <w:sz w:val="24"/>
+              <w14:ligatures w14:val="standardContextual"/>
             </w:rPr>
           </w:pPr>
-          <w:hyperlink w:anchor="_Toc225112165" w:history="1">
+          <w:hyperlink w:anchor="_Toc226638998" w:history="1">
             <w:r>
               <w:rPr>
                 <w:rStyle w:val="Hyperlink"/>
@@ -2284,7 +2534,7 @@
               <w:rPr>
                 <w:webHidden/>
               </w:rPr>
-              <w:instrText xml:space="preserve"> PAGEREF _Toc225112165 \h </w:instrText>
+              <w:instrText xml:space="preserve"> PAGEREF _Toc226638998 \h </w:instrText>
             </w:r>
             <w:r>
               <w:rPr>
@@ -2316,11 +2566,12 @@
             <w:pStyle w:val="Sumrio2"/>
             <w:rPr>
               <w:rFonts w:asciiTheme="minorHAnsi" w:eastAsiaTheme="minorEastAsia" w:hAnsiTheme="minorHAnsi" w:cstheme="minorBidi"/>
-              <w:sz w:val="22"/>
-              <w:szCs w:val="22"/>
+              <w:kern w:val="2"/>
+              <w:sz w:val="24"/>
+              <w14:ligatures w14:val="standardContextual"/>
             </w:rPr>
           </w:pPr>
-          <w:hyperlink w:anchor="_Toc225112166" w:history="1">
+          <w:hyperlink w:anchor="_Toc226638999" w:history="1">
             <w:r>
               <w:rPr>
                 <w:rStyle w:val="Hyperlink"/>
@@ -2345,7 +2596,7 @@
               <w:rPr>
                 <w:webHidden/>
               </w:rPr>
-              <w:instrText xml:space="preserve"> PAGEREF _Toc225112166 \h </w:instrText>
+              <w:instrText xml:space="preserve"> PAGEREF _Toc226638999 \h </w:instrText>
             </w:r>
             <w:r>
               <w:rPr>
@@ -2377,11 +2628,12 @@
             <w:pStyle w:val="Sumrio2"/>
             <w:rPr>
               <w:rFonts w:asciiTheme="minorHAnsi" w:eastAsiaTheme="minorEastAsia" w:hAnsiTheme="minorHAnsi" w:cstheme="minorBidi"/>
-              <w:sz w:val="22"/>
-              <w:szCs w:val="22"/>
+              <w:kern w:val="2"/>
+              <w:sz w:val="24"/>
+              <w14:ligatures w14:val="standardContextual"/>
             </w:rPr>
           </w:pPr>
-          <w:hyperlink w:anchor="_Toc225112167" w:history="1">
+          <w:hyperlink w:anchor="_Toc226639000" w:history="1">
             <w:r>
               <w:rPr>
                 <w:rStyle w:val="Hyperlink"/>
@@ -2406,7 +2658,7 @@
               <w:rPr>
                 <w:webHidden/>
               </w:rPr>
-              <w:instrText xml:space="preserve"> PAGEREF _Toc225112167 \h </w:instrText>
+              <w:instrText xml:space="preserve"> PAGEREF _Toc226639000 \h </w:instrText>
             </w:r>
             <w:r>
               <w:rPr>
@@ -2438,11 +2690,14 @@
             <w:pStyle w:val="Sumrio1"/>
             <w:rPr>
               <w:rFonts w:asciiTheme="minorHAnsi" w:eastAsiaTheme="minorEastAsia" w:hAnsiTheme="minorHAnsi"/>
-              <w:sz w:val="22"/>
+              <w:kern w:val="2"/>
+              <w:sz w:val="24"/>
+              <w:szCs w:val="24"/>
               <w:lang w:eastAsia="pt-BR"/>
+              <w14:ligatures w14:val="standardContextual"/>
             </w:rPr>
           </w:pPr>
-          <w:hyperlink w:anchor="_Toc225112168" w:history="1">
+          <w:hyperlink w:anchor="_Toc226639001" w:history="1">
             <w:r>
               <w:rPr>
                 <w:rStyle w:val="Hyperlink"/>
@@ -2465,7 +2720,7 @@
               <w:rPr>
                 <w:webHidden/>
               </w:rPr>
-              <w:instrText xml:space="preserve"> PAGEREF _Toc225112168 \h </w:instrText>
+              <w:instrText xml:space="preserve"> PAGEREF _Toc226639001 \h </w:instrText>
             </w:r>
             <w:r>
               <w:rPr>
@@ -2497,11 +2752,14 @@
             <w:pStyle w:val="Sumrio1"/>
             <w:rPr>
               <w:rFonts w:asciiTheme="minorHAnsi" w:eastAsiaTheme="minorEastAsia" w:hAnsiTheme="minorHAnsi"/>
-              <w:sz w:val="22"/>
+              <w:kern w:val="2"/>
+              <w:sz w:val="24"/>
+              <w:szCs w:val="24"/>
               <w:lang w:eastAsia="pt-BR"/>
+              <w14:ligatures w14:val="standardContextual"/>
             </w:rPr>
           </w:pPr>
-          <w:hyperlink w:anchor="_Toc225112169" w:history="1">
+          <w:hyperlink w:anchor="_Toc226639002" w:history="1">
             <w:r>
               <w:rPr>
                 <w:rStyle w:val="Hyperlink"/>
@@ -2524,7 +2782,7 @@
               <w:rPr>
                 <w:webHidden/>
               </w:rPr>
-              <w:instrText xml:space="preserve"> PAGEREF _Toc225112169 \h </w:instrText>
+              <w:instrText xml:space="preserve"> PAGEREF _Toc226639002 \h </w:instrText>
             </w:r>
             <w:r>
               <w:rPr>
@@ -2556,11 +2814,14 @@
             <w:pStyle w:val="Sumrio1"/>
             <w:rPr>
               <w:rFonts w:asciiTheme="minorHAnsi" w:eastAsiaTheme="minorEastAsia" w:hAnsiTheme="minorHAnsi"/>
-              <w:sz w:val="22"/>
+              <w:kern w:val="2"/>
+              <w:sz w:val="24"/>
+              <w:szCs w:val="24"/>
               <w:lang w:eastAsia="pt-BR"/>
+              <w14:ligatures w14:val="standardContextual"/>
             </w:rPr>
           </w:pPr>
-          <w:hyperlink w:anchor="_Toc225112170" w:history="1">
+          <w:hyperlink w:anchor="_Toc226639003" w:history="1">
             <w:r>
               <w:rPr>
                 <w:rStyle w:val="Hyperlink"/>
@@ -2583,7 +2844,7 @@
               <w:rPr>
                 <w:webHidden/>
               </w:rPr>
-              <w:instrText xml:space="preserve"> PAGEREF _Toc225112170 \h </w:instrText>
+              <w:instrText xml:space="preserve"> PAGEREF _Toc226639003 \h </w:instrText>
             </w:r>
             <w:r>
               <w:rPr>
@@ -2615,11 +2876,14 @@
             <w:pStyle w:val="Sumrio1"/>
             <w:rPr>
               <w:rFonts w:asciiTheme="minorHAnsi" w:eastAsiaTheme="minorEastAsia" w:hAnsiTheme="minorHAnsi"/>
-              <w:sz w:val="22"/>
+              <w:kern w:val="2"/>
+              <w:sz w:val="24"/>
+              <w:szCs w:val="24"/>
               <w:lang w:eastAsia="pt-BR"/>
+              <w14:ligatures w14:val="standardContextual"/>
             </w:rPr>
           </w:pPr>
-          <w:hyperlink w:anchor="_Toc225112171" w:history="1">
+          <w:hyperlink w:anchor="_Toc226639004" w:history="1">
             <w:r>
               <w:rPr>
                 <w:rStyle w:val="Hyperlink"/>
@@ -2642,7 +2906,7 @@
               <w:rPr>
                 <w:webHidden/>
               </w:rPr>
-              <w:instrText xml:space="preserve"> PAGEREF _Toc225112171 \h </w:instrText>
+              <w:instrText xml:space="preserve"> PAGEREF _Toc226639004 \h </w:instrText>
             </w:r>
             <w:r>
               <w:rPr>
@@ -2674,11 +2938,14 @@
             <w:pStyle w:val="Sumrio1"/>
             <w:rPr>
               <w:rFonts w:asciiTheme="minorHAnsi" w:eastAsiaTheme="minorEastAsia" w:hAnsiTheme="minorHAnsi"/>
-              <w:sz w:val="22"/>
+              <w:kern w:val="2"/>
+              <w:sz w:val="24"/>
+              <w:szCs w:val="24"/>
               <w:lang w:eastAsia="pt-BR"/>
+              <w14:ligatures w14:val="standardContextual"/>
             </w:rPr>
           </w:pPr>
-          <w:hyperlink w:anchor="_Toc225112172" w:history="1">
+          <w:hyperlink w:anchor="_Toc226639005" w:history="1">
             <w:r>
               <w:rPr>
                 <w:rStyle w:val="Hyperlink"/>
@@ -2701,7 +2968,7 @@
               <w:rPr>
                 <w:webHidden/>
               </w:rPr>
-              <w:instrText xml:space="preserve"> PAGEREF _Toc225112172 \h </w:instrText>
+              <w:instrText xml:space="preserve"> PAGEREF _Toc226639005 \h </w:instrText>
             </w:r>
             <w:r>
               <w:rPr>
@@ -2733,11 +3000,12 @@
             <w:pStyle w:val="Sumrio2"/>
             <w:rPr>
               <w:rFonts w:asciiTheme="minorHAnsi" w:eastAsiaTheme="minorEastAsia" w:hAnsiTheme="minorHAnsi" w:cstheme="minorBidi"/>
-              <w:sz w:val="22"/>
-              <w:szCs w:val="22"/>
+              <w:kern w:val="2"/>
+              <w:sz w:val="24"/>
+              <w14:ligatures w14:val="standardContextual"/>
             </w:rPr>
           </w:pPr>
-          <w:hyperlink w:anchor="_Toc225112173" w:history="1">
+          <w:hyperlink w:anchor="_Toc226639006" w:history="1">
             <w:r>
               <w:rPr>
                 <w:rStyle w:val="Hyperlink"/>
@@ -2762,7 +3030,7 @@
               <w:rPr>
                 <w:webHidden/>
               </w:rPr>
-              <w:instrText xml:space="preserve"> PAGEREF _Toc225112173 \h </w:instrText>
+              <w:instrText xml:space="preserve"> PAGEREF _Toc226639006 \h </w:instrText>
             </w:r>
             <w:r>
               <w:rPr>
@@ -2779,7 +3047,7 @@
               <w:rPr>
                 <w:webHidden/>
               </w:rPr>
-              <w:t>15</w:t>
+              <w:t>14</w:t>
             </w:r>
             <w:r>
               <w:rPr>
@@ -2794,11 +3062,12 @@
             <w:pStyle w:val="Sumrio2"/>
             <w:rPr>
               <w:rFonts w:asciiTheme="minorHAnsi" w:eastAsiaTheme="minorEastAsia" w:hAnsiTheme="minorHAnsi" w:cstheme="minorBidi"/>
-              <w:sz w:val="22"/>
-              <w:szCs w:val="22"/>
+              <w:kern w:val="2"/>
+              <w:sz w:val="24"/>
+              <w14:ligatures w14:val="standardContextual"/>
             </w:rPr>
           </w:pPr>
-          <w:hyperlink w:anchor="_Toc225112174" w:history="1">
+          <w:hyperlink w:anchor="_Toc226639007" w:history="1">
             <w:r>
               <w:rPr>
                 <w:rStyle w:val="Hyperlink"/>
@@ -2823,7 +3092,7 @@
               <w:rPr>
                 <w:webHidden/>
               </w:rPr>
-              <w:instrText xml:space="preserve"> PAGEREF _Toc225112174 \h </w:instrText>
+              <w:instrText xml:space="preserve"> PAGEREF _Toc226639007 \h </w:instrText>
             </w:r>
             <w:r>
               <w:rPr>
@@ -2855,11 +3124,12 @@
             <w:pStyle w:val="Sumrio2"/>
             <w:rPr>
               <w:rFonts w:asciiTheme="minorHAnsi" w:eastAsiaTheme="minorEastAsia" w:hAnsiTheme="minorHAnsi" w:cstheme="minorBidi"/>
-              <w:sz w:val="22"/>
-              <w:szCs w:val="22"/>
+              <w:kern w:val="2"/>
+              <w:sz w:val="24"/>
+              <w14:ligatures w14:val="standardContextual"/>
             </w:rPr>
           </w:pPr>
-          <w:hyperlink w:anchor="_Toc225112175" w:history="1">
+          <w:hyperlink w:anchor="_Toc226639008" w:history="1">
             <w:r>
               <w:rPr>
                 <w:rStyle w:val="Hyperlink"/>
@@ -2884,7 +3154,7 @@
               <w:rPr>
                 <w:webHidden/>
               </w:rPr>
-              <w:instrText xml:space="preserve"> PAGEREF _Toc225112175 \h </w:instrText>
+              <w:instrText xml:space="preserve"> PAGEREF _Toc226639008 \h </w:instrText>
             </w:r>
             <w:r>
               <w:rPr>
@@ -2916,11 +3186,12 @@
             <w:pStyle w:val="Sumrio2"/>
             <w:rPr>
               <w:rFonts w:asciiTheme="minorHAnsi" w:eastAsiaTheme="minorEastAsia" w:hAnsiTheme="minorHAnsi" w:cstheme="minorBidi"/>
-              <w:sz w:val="22"/>
-              <w:szCs w:val="22"/>
+              <w:kern w:val="2"/>
+              <w:sz w:val="24"/>
+              <w14:ligatures w14:val="standardContextual"/>
             </w:rPr>
           </w:pPr>
-          <w:hyperlink w:anchor="_Toc225112176" w:history="1">
+          <w:hyperlink w:anchor="_Toc226639009" w:history="1">
             <w:r>
               <w:rPr>
                 <w:rStyle w:val="Hyperlink"/>
@@ -2943,7 +3214,7 @@
               <w:rPr>
                 <w:webHidden/>
               </w:rPr>
-              <w:instrText xml:space="preserve"> PAGEREF _Toc225112176 \h </w:instrText>
+              <w:instrText xml:space="preserve"> PAGEREF _Toc226639009 \h </w:instrText>
             </w:r>
             <w:r>
               <w:rPr>
@@ -2975,11 +3246,14 @@
             <w:pStyle w:val="Sumrio1"/>
             <w:rPr>
               <w:rFonts w:asciiTheme="minorHAnsi" w:eastAsiaTheme="minorEastAsia" w:hAnsiTheme="minorHAnsi"/>
-              <w:sz w:val="22"/>
+              <w:kern w:val="2"/>
+              <w:sz w:val="24"/>
+              <w:szCs w:val="24"/>
               <w:lang w:eastAsia="pt-BR"/>
+              <w14:ligatures w14:val="standardContextual"/>
             </w:rPr>
           </w:pPr>
-          <w:hyperlink w:anchor="_Toc225112177" w:history="1">
+          <w:hyperlink w:anchor="_Toc226639010" w:history="1">
             <w:r>
               <w:rPr>
                 <w:rStyle w:val="Hyperlink"/>
@@ -3002,7 +3276,7 @@
               <w:rPr>
                 <w:webHidden/>
               </w:rPr>
-              <w:instrText xml:space="preserve"> PAGEREF _Toc225112177 \h </w:instrText>
+              <w:instrText xml:space="preserve"> PAGEREF _Toc226639010 \h </w:instrText>
             </w:r>
             <w:r>
               <w:rPr>
@@ -3034,11 +3308,12 @@
             <w:pStyle w:val="Sumrio2"/>
             <w:rPr>
               <w:rFonts w:asciiTheme="minorHAnsi" w:eastAsiaTheme="minorEastAsia" w:hAnsiTheme="minorHAnsi" w:cstheme="minorBidi"/>
-              <w:sz w:val="22"/>
-              <w:szCs w:val="22"/>
+              <w:kern w:val="2"/>
+              <w:sz w:val="24"/>
+              <w14:ligatures w14:val="standardContextual"/>
             </w:rPr>
           </w:pPr>
-          <w:hyperlink w:anchor="_Toc225112178" w:history="1">
+          <w:hyperlink w:anchor="_Toc226639011" w:history="1">
             <w:r>
               <w:rPr>
                 <w:rStyle w:val="Hyperlink"/>
@@ -3061,7 +3336,7 @@
               <w:rPr>
                 <w:webHidden/>
               </w:rPr>
-              <w:instrText xml:space="preserve"> PAGEREF _Toc225112178 \h </w:instrText>
+              <w:instrText xml:space="preserve"> PAGEREF _Toc226639011 \h </w:instrText>
             </w:r>
             <w:r>
               <w:rPr>
@@ -3078,7 +3353,7 @@
               <w:rPr>
                 <w:webHidden/>
               </w:rPr>
-              <w:t>17</w:t>
+              <w:t>16</w:t>
             </w:r>
             <w:r>
               <w:rPr>
@@ -3093,11 +3368,12 @@
             <w:pStyle w:val="Sumrio2"/>
             <w:rPr>
               <w:rFonts w:asciiTheme="minorHAnsi" w:eastAsiaTheme="minorEastAsia" w:hAnsiTheme="minorHAnsi" w:cstheme="minorBidi"/>
-              <w:sz w:val="22"/>
-              <w:szCs w:val="22"/>
+              <w:kern w:val="2"/>
+              <w:sz w:val="24"/>
+              <w14:ligatures w14:val="standardContextual"/>
             </w:rPr>
           </w:pPr>
-          <w:hyperlink w:anchor="_Toc225112179" w:history="1">
+          <w:hyperlink w:anchor="_Toc226639012" w:history="1">
             <w:r>
               <w:rPr>
                 <w:rStyle w:val="Hyperlink"/>
@@ -3120,7 +3396,7 @@
               <w:rPr>
                 <w:webHidden/>
               </w:rPr>
-              <w:instrText xml:space="preserve"> PAGEREF _Toc225112179 \h </w:instrText>
+              <w:instrText xml:space="preserve"> PAGEREF _Toc226639012 \h </w:instrText>
             </w:r>
             <w:r>
               <w:rPr>
@@ -3152,11 +3428,12 @@
             <w:pStyle w:val="Sumrio2"/>
             <w:rPr>
               <w:rFonts w:asciiTheme="minorHAnsi" w:eastAsiaTheme="minorEastAsia" w:hAnsiTheme="minorHAnsi" w:cstheme="minorBidi"/>
-              <w:sz w:val="22"/>
-              <w:szCs w:val="22"/>
+              <w:kern w:val="2"/>
+              <w:sz w:val="24"/>
+              <w14:ligatures w14:val="standardContextual"/>
             </w:rPr>
           </w:pPr>
-          <w:hyperlink w:anchor="_Toc225112180" w:history="1">
+          <w:hyperlink w:anchor="_Toc226639013" w:history="1">
             <w:r>
               <w:rPr>
                 <w:rStyle w:val="Hyperlink"/>
@@ -3179,7 +3456,7 @@
               <w:rPr>
                 <w:webHidden/>
               </w:rPr>
-              <w:instrText xml:space="preserve"> PAGEREF _Toc225112180 \h </w:instrText>
+              <w:instrText xml:space="preserve"> PAGEREF _Toc226639013 \h </w:instrText>
             </w:r>
             <w:r>
               <w:rPr>
@@ -3211,11 +3488,12 @@
             <w:pStyle w:val="Sumrio2"/>
             <w:rPr>
               <w:rFonts w:asciiTheme="minorHAnsi" w:eastAsiaTheme="minorEastAsia" w:hAnsiTheme="minorHAnsi" w:cstheme="minorBidi"/>
-              <w:sz w:val="22"/>
-              <w:szCs w:val="22"/>
+              <w:kern w:val="2"/>
+              <w:sz w:val="24"/>
+              <w14:ligatures w14:val="standardContextual"/>
             </w:rPr>
           </w:pPr>
-          <w:hyperlink w:anchor="_Toc225112181" w:history="1">
+          <w:hyperlink w:anchor="_Toc226639014" w:history="1">
             <w:r>
               <w:rPr>
                 <w:rStyle w:val="Hyperlink"/>
@@ -3238,7 +3516,7 @@
               <w:rPr>
                 <w:webHidden/>
               </w:rPr>
-              <w:instrText xml:space="preserve"> PAGEREF _Toc225112181 \h </w:instrText>
+              <w:instrText xml:space="preserve"> PAGEREF _Toc226639014 \h </w:instrText>
             </w:r>
             <w:r>
               <w:rPr>
@@ -3270,11 +3548,14 @@
             <w:pStyle w:val="Sumrio1"/>
             <w:rPr>
               <w:rFonts w:asciiTheme="minorHAnsi" w:eastAsiaTheme="minorEastAsia" w:hAnsiTheme="minorHAnsi"/>
-              <w:sz w:val="22"/>
+              <w:kern w:val="2"/>
+              <w:sz w:val="24"/>
+              <w:szCs w:val="24"/>
               <w:lang w:eastAsia="pt-BR"/>
+              <w14:ligatures w14:val="standardContextual"/>
             </w:rPr>
           </w:pPr>
-          <w:hyperlink w:anchor="_Toc225112182" w:history="1">
+          <w:hyperlink w:anchor="_Toc226639015" w:history="1">
             <w:r>
               <w:rPr>
                 <w:rStyle w:val="Hyperlink"/>
@@ -3297,7 +3578,7 @@
               <w:rPr>
                 <w:webHidden/>
               </w:rPr>
-              <w:instrText xml:space="preserve"> PAGEREF _Toc225112182 \h </w:instrText>
+              <w:instrText xml:space="preserve"> PAGEREF _Toc226639015 \h </w:instrText>
             </w:r>
             <w:r>
               <w:rPr>
@@ -3329,11 +3610,14 @@
             <w:pStyle w:val="Sumrio1"/>
             <w:rPr>
               <w:rFonts w:asciiTheme="minorHAnsi" w:eastAsiaTheme="minorEastAsia" w:hAnsiTheme="minorHAnsi"/>
-              <w:sz w:val="22"/>
+              <w:kern w:val="2"/>
+              <w:sz w:val="24"/>
+              <w:szCs w:val="24"/>
               <w:lang w:eastAsia="pt-BR"/>
+              <w14:ligatures w14:val="standardContextual"/>
             </w:rPr>
           </w:pPr>
-          <w:hyperlink w:anchor="_Toc225112183" w:history="1">
+          <w:hyperlink w:anchor="_Toc226639016" w:history="1">
             <w:r>
               <w:rPr>
                 <w:rStyle w:val="Hyperlink"/>
@@ -3356,7 +3640,7 @@
               <w:rPr>
                 <w:webHidden/>
               </w:rPr>
-              <w:instrText xml:space="preserve"> PAGEREF _Toc225112183 \h </w:instrText>
+              <w:instrText xml:space="preserve"> PAGEREF _Toc226639016 \h </w:instrText>
             </w:r>
             <w:r>
               <w:rPr>
@@ -3388,11 +3672,12 @@
             <w:pStyle w:val="Sumrio2"/>
             <w:rPr>
               <w:rFonts w:asciiTheme="minorHAnsi" w:eastAsiaTheme="minorEastAsia" w:hAnsiTheme="minorHAnsi" w:cstheme="minorBidi"/>
-              <w:sz w:val="22"/>
-              <w:szCs w:val="22"/>
+              <w:kern w:val="2"/>
+              <w:sz w:val="24"/>
+              <w14:ligatures w14:val="standardContextual"/>
             </w:rPr>
           </w:pPr>
-          <w:hyperlink w:anchor="_Toc225112184" w:history="1">
+          <w:hyperlink w:anchor="_Toc226639017" w:history="1">
             <w:r>
               <w:rPr>
                 <w:rStyle w:val="Hyperlink"/>
@@ -3417,7 +3702,7 @@
               <w:rPr>
                 <w:webHidden/>
               </w:rPr>
-              <w:instrText xml:space="preserve"> PAGEREF _Toc225112184 \h </w:instrText>
+              <w:instrText xml:space="preserve"> PAGEREF _Toc226639017 \h </w:instrText>
             </w:r>
             <w:r>
               <w:rPr>
@@ -3449,11 +3734,12 @@
             <w:pStyle w:val="Sumrio2"/>
             <w:rPr>
               <w:rFonts w:asciiTheme="minorHAnsi" w:eastAsiaTheme="minorEastAsia" w:hAnsiTheme="minorHAnsi" w:cstheme="minorBidi"/>
-              <w:sz w:val="22"/>
-              <w:szCs w:val="22"/>
+              <w:kern w:val="2"/>
+              <w:sz w:val="24"/>
+              <w14:ligatures w14:val="standardContextual"/>
             </w:rPr>
           </w:pPr>
-          <w:hyperlink w:anchor="_Toc225112185" w:history="1">
+          <w:hyperlink w:anchor="_Toc226639018" w:history="1">
             <w:r>
               <w:rPr>
                 <w:rStyle w:val="Hyperlink"/>
@@ -3478,7 +3764,7 @@
               <w:rPr>
                 <w:webHidden/>
               </w:rPr>
-              <w:instrText xml:space="preserve"> PAGEREF _Toc225112185 \h </w:instrText>
+              <w:instrText xml:space="preserve"> PAGEREF _Toc226639018 \h </w:instrText>
             </w:r>
             <w:r>
               <w:rPr>
@@ -3510,11 +3796,14 @@
             <w:pStyle w:val="Sumrio1"/>
             <w:rPr>
               <w:rFonts w:asciiTheme="minorHAnsi" w:eastAsiaTheme="minorEastAsia" w:hAnsiTheme="minorHAnsi"/>
-              <w:sz w:val="22"/>
+              <w:kern w:val="2"/>
+              <w:sz w:val="24"/>
+              <w:szCs w:val="24"/>
               <w:lang w:eastAsia="pt-BR"/>
+              <w14:ligatures w14:val="standardContextual"/>
             </w:rPr>
           </w:pPr>
-          <w:hyperlink w:anchor="_Toc225112186" w:history="1">
+          <w:hyperlink w:anchor="_Toc226639019" w:history="1">
             <w:r>
               <w:rPr>
                 <w:rStyle w:val="Hyperlink"/>
@@ -3537,7 +3826,7 @@
               <w:rPr>
                 <w:webHidden/>
               </w:rPr>
-              <w:instrText xml:space="preserve"> PAGEREF _Toc225112186 \h </w:instrText>
+              <w:instrText xml:space="preserve"> PAGEREF _Toc226639019 \h </w:instrText>
             </w:r>
             <w:r>
               <w:rPr>
@@ -3569,11 +3858,12 @@
             <w:pStyle w:val="Sumrio2"/>
             <w:rPr>
               <w:rFonts w:asciiTheme="minorHAnsi" w:eastAsiaTheme="minorEastAsia" w:hAnsiTheme="minorHAnsi" w:cstheme="minorBidi"/>
-              <w:sz w:val="22"/>
-              <w:szCs w:val="22"/>
+              <w:kern w:val="2"/>
+              <w:sz w:val="24"/>
+              <w14:ligatures w14:val="standardContextual"/>
             </w:rPr>
           </w:pPr>
-          <w:hyperlink w:anchor="_Toc225112187" w:history="1">
+          <w:hyperlink w:anchor="_Toc226639020" w:history="1">
             <w:r>
               <w:rPr>
                 <w:rStyle w:val="Hyperlink"/>
@@ -3598,7 +3888,7 @@
               <w:rPr>
                 <w:webHidden/>
               </w:rPr>
-              <w:instrText xml:space="preserve"> PAGEREF _Toc225112187 \h </w:instrText>
+              <w:instrText xml:space="preserve"> PAGEREF _Toc226639020 \h </w:instrText>
             </w:r>
             <w:r>
               <w:rPr>
@@ -3630,11 +3920,12 @@
             <w:pStyle w:val="Sumrio2"/>
             <w:rPr>
               <w:rFonts w:asciiTheme="minorHAnsi" w:eastAsiaTheme="minorEastAsia" w:hAnsiTheme="minorHAnsi" w:cstheme="minorBidi"/>
-              <w:sz w:val="22"/>
-              <w:szCs w:val="22"/>
+              <w:kern w:val="2"/>
+              <w:sz w:val="24"/>
+              <w14:ligatures w14:val="standardContextual"/>
             </w:rPr>
           </w:pPr>
-          <w:hyperlink w:anchor="_Toc225112188" w:history="1">
+          <w:hyperlink w:anchor="_Toc226639021" w:history="1">
             <w:r>
               <w:rPr>
                 <w:rStyle w:val="Hyperlink"/>
@@ -3659,7 +3950,7 @@
               <w:rPr>
                 <w:webHidden/>
               </w:rPr>
-              <w:instrText xml:space="preserve"> PAGEREF _Toc225112188 \h </w:instrText>
+              <w:instrText xml:space="preserve"> PAGEREF _Toc226639021 \h </w:instrText>
             </w:r>
             <w:r>
               <w:rPr>
@@ -3691,11 +3982,14 @@
             <w:pStyle w:val="Sumrio1"/>
             <w:rPr>
               <w:rFonts w:asciiTheme="minorHAnsi" w:eastAsiaTheme="minorEastAsia" w:hAnsiTheme="minorHAnsi"/>
-              <w:sz w:val="22"/>
+              <w:kern w:val="2"/>
+              <w:sz w:val="24"/>
+              <w:szCs w:val="24"/>
               <w:lang w:eastAsia="pt-BR"/>
+              <w14:ligatures w14:val="standardContextual"/>
             </w:rPr>
           </w:pPr>
-          <w:hyperlink w:anchor="_Toc225112189" w:history="1">
+          <w:hyperlink w:anchor="_Toc226639022" w:history="1">
             <w:r>
               <w:rPr>
                 <w:rStyle w:val="Hyperlink"/>
@@ -3718,7 +4012,7 @@
               <w:rPr>
                 <w:webHidden/>
               </w:rPr>
-              <w:instrText xml:space="preserve"> PAGEREF _Toc225112189 \h </w:instrText>
+              <w:instrText xml:space="preserve"> PAGEREF _Toc226639022 \h </w:instrText>
             </w:r>
             <w:r>
               <w:rPr>
@@ -3750,11 +4044,14 @@
             <w:pStyle w:val="Sumrio1"/>
             <w:rPr>
               <w:rFonts w:asciiTheme="minorHAnsi" w:eastAsiaTheme="minorEastAsia" w:hAnsiTheme="minorHAnsi"/>
-              <w:sz w:val="22"/>
+              <w:kern w:val="2"/>
+              <w:sz w:val="24"/>
+              <w:szCs w:val="24"/>
               <w:lang w:eastAsia="pt-BR"/>
+              <w14:ligatures w14:val="standardContextual"/>
             </w:rPr>
           </w:pPr>
-          <w:hyperlink w:anchor="_Toc225112190" w:history="1">
+          <w:hyperlink w:anchor="_Toc226639023" w:history="1">
             <w:r>
               <w:rPr>
                 <w:rStyle w:val="Hyperlink"/>
@@ -3777,7 +4074,7 @@
               <w:rPr>
                 <w:webHidden/>
               </w:rPr>
-              <w:instrText xml:space="preserve"> PAGEREF _Toc225112190 \h </w:instrText>
+              <w:instrText xml:space="preserve"> PAGEREF _Toc226639023 \h </w:instrText>
             </w:r>
             <w:r>
               <w:rPr>
@@ -3794,7 +4091,7 @@
               <w:rPr>
                 <w:webHidden/>
               </w:rPr>
-              <w:t>23</w:t>
+              <w:t>22</w:t>
             </w:r>
             <w:r>
               <w:rPr>
@@ -3809,18 +4106,19 @@
             <w:pStyle w:val="Sumrio1"/>
             <w:rPr>
               <w:rFonts w:asciiTheme="minorHAnsi" w:eastAsiaTheme="minorEastAsia" w:hAnsiTheme="minorHAnsi"/>
-              <w:sz w:val="22"/>
+              <w:kern w:val="2"/>
+              <w:sz w:val="24"/>
+              <w:szCs w:val="24"/>
               <w:lang w:eastAsia="pt-BR"/>
+              <w14:ligatures w14:val="standardContextual"/>
             </w:rPr>
           </w:pPr>
-          <w:hyperlink w:anchor="_Toc225112191" w:history="1">
+          <w:hyperlink w:anchor="_Toc226639024" w:history="1">
             <w:r>
               <w:rPr>
                 <w:rStyle w:val="Hyperlink"/>
-                <w:b/>
-                <w:bCs/>
-              </w:rPr>
-              <w:t>14 RESULTADOS EXPERIMENTAIS (ETAPA FUTURA)</w:t>
+              </w:rPr>
+              <w:t>14 RESULTADOS EXPERIMENTAIS</w:t>
             </w:r>
             <w:r>
               <w:rPr>
@@ -3838,7 +4136,7 @@
               <w:rPr>
                 <w:webHidden/>
               </w:rPr>
-              <w:instrText xml:space="preserve"> PAGEREF _Toc225112191 \h </w:instrText>
+              <w:instrText xml:space="preserve"> PAGEREF _Toc226639024 \h </w:instrText>
             </w:r>
             <w:r>
               <w:rPr>
@@ -3870,16 +4168,17 @@
             <w:pStyle w:val="Sumrio2"/>
             <w:rPr>
               <w:rFonts w:asciiTheme="minorHAnsi" w:eastAsiaTheme="minorEastAsia" w:hAnsiTheme="minorHAnsi" w:cstheme="minorBidi"/>
-              <w:sz w:val="22"/>
-              <w:szCs w:val="22"/>
+              <w:kern w:val="2"/>
+              <w:sz w:val="24"/>
+              <w14:ligatures w14:val="standardContextual"/>
             </w:rPr>
           </w:pPr>
-          <w:hyperlink w:anchor="_Toc225112192" w:history="1">
+          <w:hyperlink w:anchor="_Toc226639025" w:history="1">
             <w:r>
               <w:rPr>
                 <w:rStyle w:val="Hyperlink"/>
               </w:rPr>
-              <w:t>Os resultados experimentais serão apresentados após o período de desenvolvimento das plantas, incluindo dados quantitativos de crescimento e análise comparativa entre os tratamentos BioRelease, NPK convencional e grupo controle.</w:t>
+              <w:t>14.2 ANÁLISE DOS RESULTADOS</w:t>
             </w:r>
             <w:r>
               <w:rPr>
@@ -3897,7 +4196,7 @@
               <w:rPr>
                 <w:webHidden/>
               </w:rPr>
-              <w:instrText xml:space="preserve"> PAGEREF _Toc225112192 \h </w:instrText>
+              <w:instrText xml:space="preserve"> PAGEREF _Toc226639025 \h </w:instrText>
             </w:r>
             <w:r>
               <w:rPr>
@@ -3915,6 +4214,312 @@
                 <w:webHidden/>
               </w:rPr>
               <w:t>23</w:t>
+            </w:r>
+            <w:r>
+              <w:rPr>
+                <w:webHidden/>
+              </w:rPr>
+              <w:fldChar w:fldCharType="end"/>
+            </w:r>
+          </w:hyperlink>
+        </w:p>
+        <w:p>
+          <w:pPr>
+            <w:pStyle w:val="Sumrio2"/>
+            <w:rPr>
+              <w:rFonts w:asciiTheme="minorHAnsi" w:eastAsiaTheme="minorEastAsia" w:hAnsiTheme="minorHAnsi" w:cstheme="minorBidi"/>
+              <w:kern w:val="2"/>
+              <w:sz w:val="24"/>
+              <w14:ligatures w14:val="standardContextual"/>
+            </w:rPr>
+          </w:pPr>
+          <w:hyperlink w:anchor="_Toc226639026" w:history="1">
+            <w:r>
+              <w:rPr>
+                <w:rStyle w:val="Hyperlink"/>
+              </w:rPr>
+              <w:t>14.3 COMPARAÇÃO QUANTITATIVA DOS RESULTADOS</w:t>
+            </w:r>
+            <w:r>
+              <w:rPr>
+                <w:webHidden/>
+              </w:rPr>
+              <w:tab/>
+            </w:r>
+            <w:r>
+              <w:rPr>
+                <w:webHidden/>
+              </w:rPr>
+              <w:fldChar w:fldCharType="begin"/>
+            </w:r>
+            <w:r>
+              <w:rPr>
+                <w:webHidden/>
+              </w:rPr>
+              <w:instrText xml:space="preserve"> PAGEREF _Toc226639026 \h </w:instrText>
+            </w:r>
+            <w:r>
+              <w:rPr>
+                <w:webHidden/>
+              </w:rPr>
+            </w:r>
+            <w:r>
+              <w:rPr>
+                <w:webHidden/>
+              </w:rPr>
+              <w:fldChar w:fldCharType="separate"/>
+            </w:r>
+            <w:r>
+              <w:rPr>
+                <w:webHidden/>
+              </w:rPr>
+              <w:t>24</w:t>
+            </w:r>
+            <w:r>
+              <w:rPr>
+                <w:webHidden/>
+              </w:rPr>
+              <w:fldChar w:fldCharType="end"/>
+            </w:r>
+          </w:hyperlink>
+        </w:p>
+        <w:p>
+          <w:pPr>
+            <w:pStyle w:val="Sumrio2"/>
+            <w:rPr>
+              <w:rFonts w:asciiTheme="minorHAnsi" w:eastAsiaTheme="minorEastAsia" w:hAnsiTheme="minorHAnsi" w:cstheme="minorBidi"/>
+              <w:kern w:val="2"/>
+              <w:sz w:val="24"/>
+              <w14:ligatures w14:val="standardContextual"/>
+            </w:rPr>
+          </w:pPr>
+          <w:hyperlink w:anchor="_Toc226639027" w:history="1">
+            <w:r>
+              <w:rPr>
+                <w:rStyle w:val="Hyperlink"/>
+              </w:rPr>
+              <w:t>14.4 INTERPRETAÇÃO CIENTÍFICA DOS RESULTADOS</w:t>
+            </w:r>
+            <w:r>
+              <w:rPr>
+                <w:webHidden/>
+              </w:rPr>
+              <w:tab/>
+            </w:r>
+            <w:r>
+              <w:rPr>
+                <w:webHidden/>
+              </w:rPr>
+              <w:fldChar w:fldCharType="begin"/>
+            </w:r>
+            <w:r>
+              <w:rPr>
+                <w:webHidden/>
+              </w:rPr>
+              <w:instrText xml:space="preserve"> PAGEREF _Toc226639027 \h </w:instrText>
+            </w:r>
+            <w:r>
+              <w:rPr>
+                <w:webHidden/>
+              </w:rPr>
+            </w:r>
+            <w:r>
+              <w:rPr>
+                <w:webHidden/>
+              </w:rPr>
+              <w:fldChar w:fldCharType="separate"/>
+            </w:r>
+            <w:r>
+              <w:rPr>
+                <w:webHidden/>
+              </w:rPr>
+              <w:t>24</w:t>
+            </w:r>
+            <w:r>
+              <w:rPr>
+                <w:webHidden/>
+              </w:rPr>
+              <w:fldChar w:fldCharType="end"/>
+            </w:r>
+          </w:hyperlink>
+        </w:p>
+        <w:p>
+          <w:pPr>
+            <w:pStyle w:val="Sumrio1"/>
+            <w:rPr>
+              <w:rFonts w:asciiTheme="minorHAnsi" w:eastAsiaTheme="minorEastAsia" w:hAnsiTheme="minorHAnsi"/>
+              <w:kern w:val="2"/>
+              <w:sz w:val="24"/>
+              <w:szCs w:val="24"/>
+              <w:lang w:eastAsia="pt-BR"/>
+              <w14:ligatures w14:val="standardContextual"/>
+            </w:rPr>
+          </w:pPr>
+          <w:hyperlink w:anchor="_Toc226639028" w:history="1">
+            <w:r>
+              <w:rPr>
+                <w:rStyle w:val="Hyperlink"/>
+              </w:rPr>
+              <w:t>15 LIMITAÇÕES DO ESTUDO</w:t>
+            </w:r>
+            <w:r>
+              <w:rPr>
+                <w:webHidden/>
+              </w:rPr>
+              <w:tab/>
+            </w:r>
+            <w:r>
+              <w:rPr>
+                <w:webHidden/>
+              </w:rPr>
+              <w:fldChar w:fldCharType="begin"/>
+            </w:r>
+            <w:r>
+              <w:rPr>
+                <w:webHidden/>
+              </w:rPr>
+              <w:instrText xml:space="preserve"> PAGEREF _Toc226639028 \h </w:instrText>
+            </w:r>
+            <w:r>
+              <w:rPr>
+                <w:webHidden/>
+              </w:rPr>
+            </w:r>
+            <w:r>
+              <w:rPr>
+                <w:webHidden/>
+              </w:rPr>
+              <w:fldChar w:fldCharType="separate"/>
+            </w:r>
+            <w:r>
+              <w:rPr>
+                <w:webHidden/>
+              </w:rPr>
+              <w:t>25</w:t>
+            </w:r>
+            <w:r>
+              <w:rPr>
+                <w:webHidden/>
+              </w:rPr>
+              <w:fldChar w:fldCharType="end"/>
+            </w:r>
+          </w:hyperlink>
+        </w:p>
+        <w:p>
+          <w:pPr>
+            <w:pStyle w:val="Sumrio1"/>
+            <w:rPr>
+              <w:rFonts w:asciiTheme="minorHAnsi" w:eastAsiaTheme="minorEastAsia" w:hAnsiTheme="minorHAnsi"/>
+              <w:kern w:val="2"/>
+              <w:sz w:val="24"/>
+              <w:szCs w:val="24"/>
+              <w:lang w:eastAsia="pt-BR"/>
+              <w14:ligatures w14:val="standardContextual"/>
+            </w:rPr>
+          </w:pPr>
+          <w:hyperlink w:anchor="_Toc226639029" w:history="1">
+            <w:r>
+              <w:rPr>
+                <w:rStyle w:val="Hyperlink"/>
+              </w:rPr>
+              <w:t>16 REGISTRO VISUAL DO DESENVOLVIMENTO DAS PLANTAS</w:t>
+            </w:r>
+            <w:r>
+              <w:rPr>
+                <w:webHidden/>
+              </w:rPr>
+              <w:tab/>
+            </w:r>
+            <w:r>
+              <w:rPr>
+                <w:webHidden/>
+              </w:rPr>
+              <w:fldChar w:fldCharType="begin"/>
+            </w:r>
+            <w:r>
+              <w:rPr>
+                <w:webHidden/>
+              </w:rPr>
+              <w:instrText xml:space="preserve"> PAGEREF _Toc226639029 \h </w:instrText>
+            </w:r>
+            <w:r>
+              <w:rPr>
+                <w:webHidden/>
+              </w:rPr>
+            </w:r>
+            <w:r>
+              <w:rPr>
+                <w:webHidden/>
+              </w:rPr>
+              <w:fldChar w:fldCharType="separate"/>
+            </w:r>
+            <w:r>
+              <w:rPr>
+                <w:webHidden/>
+              </w:rPr>
+              <w:t>25</w:t>
+            </w:r>
+            <w:r>
+              <w:rPr>
+                <w:webHidden/>
+              </w:rPr>
+              <w:fldChar w:fldCharType="end"/>
+            </w:r>
+          </w:hyperlink>
+        </w:p>
+        <w:p>
+          <w:pPr>
+            <w:pStyle w:val="Sumrio1"/>
+            <w:rPr>
+              <w:rFonts w:asciiTheme="minorHAnsi" w:eastAsiaTheme="minorEastAsia" w:hAnsiTheme="minorHAnsi"/>
+              <w:kern w:val="2"/>
+              <w:sz w:val="24"/>
+              <w:szCs w:val="24"/>
+              <w:lang w:eastAsia="pt-BR"/>
+              <w14:ligatures w14:val="standardContextual"/>
+            </w:rPr>
+          </w:pPr>
+          <w:hyperlink w:anchor="_Toc226639030" w:history="1">
+            <w:r>
+              <w:rPr>
+                <w:rStyle w:val="Hyperlink"/>
+              </w:rPr>
+              <w:t>17 CONCLUSÃO</w:t>
+            </w:r>
+            <w:r>
+              <w:rPr>
+                <w:webHidden/>
+              </w:rPr>
+              <w:tab/>
+            </w:r>
+            <w:r>
+              <w:rPr>
+                <w:webHidden/>
+              </w:rPr>
+              <w:fldChar w:fldCharType="begin"/>
+            </w:r>
+            <w:r>
+              <w:rPr>
+                <w:webHidden/>
+              </w:rPr>
+              <w:instrText xml:space="preserve"> PAGEREF _Toc226639030 \h </w:instrText>
+            </w:r>
+            <w:r>
+              <w:rPr>
+                <w:webHidden/>
+              </w:rPr>
+            </w:r>
+            <w:r>
+              <w:rPr>
+                <w:webHidden/>
+              </w:rPr>
+              <w:fldChar w:fldCharType="separate"/>
+            </w:r>
+            <w:r>
+              <w:rPr>
+                <w:webHidden/>
+              </w:rPr>
+              <w:t>27</w:t>
             </w:r>
             <w:r>
               <w:rPr>
@@ -3970,7 +4575,7 @@
         </w:rPr>
       </w:pPr>
       <w:bookmarkStart w:id="1" w:name="_Toc225095331"/>
-      <w:bookmarkStart w:id="2" w:name="_Toc225112161"/>
+      <w:bookmarkStart w:id="2" w:name="_Toc226638994"/>
       <w:r>
         <w:rPr>
           <w:rFonts w:eastAsia="Times New Roman" w:cs="Times New Roman"/>
@@ -4261,7 +4866,7 @@
         </w:rPr>
       </w:pPr>
       <w:bookmarkStart w:id="3" w:name="_Toc225095332"/>
-      <w:bookmarkStart w:id="4" w:name="_Toc225112162"/>
+      <w:bookmarkStart w:id="4" w:name="_Toc226638995"/>
       <w:r>
         <w:rPr>
           <w:rFonts w:eastAsia="Times New Roman" w:cs="Times New Roman"/>
@@ -4270,7 +4875,6 @@
           <w:szCs w:val="24"/>
           <w:lang w:eastAsia="pt-BR"/>
         </w:rPr>
-        <w:lastRenderedPageBreak/>
         <w:t xml:space="preserve">2 </w:t>
       </w:r>
       <w:bookmarkEnd w:id="3"/>
@@ -4302,16 +4906,14 @@
         <w:rPr>
           <w:b w:val="0"/>
           <w:bCs w:val="0"/>
-          <w:sz w:val="24"/>
-          <w:szCs w:val="24"/>
-        </w:rPr>
-      </w:pPr>
-      <w:bookmarkStart w:id="5" w:name="_Toc225112163"/>
+          <w:szCs w:val="24"/>
+        </w:rPr>
+      </w:pPr>
+      <w:bookmarkStart w:id="5" w:name="_Toc226638996"/>
       <w:r>
         <w:rPr>
           <w:b w:val="0"/>
           <w:bCs w:val="0"/>
-          <w:sz w:val="24"/>
           <w:szCs w:val="24"/>
         </w:rPr>
         <w:t>2.1 OBJETIVO GERAL</w:t>
@@ -4353,7 +4955,16 @@
           <w:szCs w:val="24"/>
           <w:lang w:eastAsia="pt-BR"/>
         </w:rPr>
-        <w:t xml:space="preserve">, avaliando seu comportamento em comparação com a adubação mineral convencional (NPK) e com a ausência de fertilização, utilizando sementes de feijão cultivadas em recipientes de 400 </w:t>
+        <w:t xml:space="preserve">, avaliando seu comportamento em comparação com a adubação mineral </w:t>
+      </w:r>
+      <w:r>
+        <w:rPr>
+          <w:rFonts w:eastAsia="Times New Roman" w:cs="Times New Roman"/>
+          <w:szCs w:val="24"/>
+          <w:lang w:eastAsia="pt-BR"/>
+        </w:rPr>
+        <w:lastRenderedPageBreak/>
+        <w:t xml:space="preserve">convencional (NPK) e com a ausência de fertilização, utilizando sementes de feijão cultivadas em recipientes de 400 </w:t>
       </w:r>
       <w:proofErr w:type="spellStart"/>
       <w:r>
@@ -4381,17 +4992,15 @@
         <w:rPr>
           <w:b w:val="0"/>
           <w:bCs w:val="0"/>
-          <w:sz w:val="24"/>
           <w:szCs w:val="24"/>
           <w:u w:val="single"/>
         </w:rPr>
       </w:pPr>
-      <w:bookmarkStart w:id="6" w:name="_Toc225112164"/>
+      <w:bookmarkStart w:id="6" w:name="_Toc226638997"/>
       <w:r>
         <w:rPr>
           <w:b w:val="0"/>
           <w:bCs w:val="0"/>
-          <w:sz w:val="24"/>
           <w:szCs w:val="24"/>
         </w:rPr>
         <w:t xml:space="preserve">2.2 </w:t>
@@ -4400,7 +5009,6 @@
         <w:rPr>
           <w:b w:val="0"/>
           <w:bCs w:val="0"/>
-          <w:sz w:val="24"/>
           <w:szCs w:val="24"/>
         </w:rPr>
         <w:t>OBJETIVOS ESPECÍFICOS</w:t>
@@ -4582,7 +5190,7 @@
         </w:rPr>
       </w:pPr>
       <w:bookmarkStart w:id="7" w:name="_Toc225095334"/>
-      <w:bookmarkStart w:id="8" w:name="_Toc225112165"/>
+      <w:bookmarkStart w:id="8" w:name="_Toc226638998"/>
       <w:r>
         <w:rPr>
           <w:rFonts w:eastAsia="Times New Roman" w:cs="Times New Roman"/>
@@ -4679,25 +5287,7 @@
           <w:szCs w:val="24"/>
           <w:lang w:eastAsia="pt-BR"/>
         </w:rPr>
-        <w:t xml:space="preserve">A formulação desenvolvida combina diferentes materiais com funções complementares, formando um sistema híbrido de liberação de nutrientes. A quitosana atua como elemento estruturante da matriz polimérica, contribuindo para a retenção e liberação gradual dos nutrientes. Devido à presença de grupos funcionais como aminas e hidroxilas, esse </w:t>
-      </w:r>
-      <w:proofErr w:type="spellStart"/>
-      <w:r>
-        <w:rPr>
-          <w:rFonts w:eastAsia="Times New Roman" w:cs="Times New Roman"/>
-          <w:szCs w:val="24"/>
-          <w:lang w:eastAsia="pt-BR"/>
-        </w:rPr>
-        <w:t>biopolímero</w:t>
-      </w:r>
-      <w:proofErr w:type="spellEnd"/>
-      <w:r>
-        <w:rPr>
-          <w:rFonts w:eastAsia="Times New Roman" w:cs="Times New Roman"/>
-          <w:szCs w:val="24"/>
-          <w:lang w:eastAsia="pt-BR"/>
-        </w:rPr>
-        <w:t xml:space="preserve"> apresenta elevada capacidade de interação com compostos minerais, sendo amplamente estudado em sistemas de encapsulamento e </w:t>
+        <w:t xml:space="preserve">A formulação desenvolvida combina diferentes materiais com funções complementares, formando um sistema híbrido de liberação de nutrientes. A quitosana atua como elemento estruturante da matriz polimérica, contribuindo para a retenção e liberação gradual dos nutrientes. Devido à presença de grupos funcionais como aminas e hidroxilas, esse biopolímero apresenta elevada capacidade de interação com compostos minerais, sendo amplamente estudado em sistemas de encapsulamento e </w:t>
       </w:r>
       <w:r>
         <w:rPr>
@@ -4753,7 +5343,6 @@
           <w:szCs w:val="24"/>
           <w:lang w:eastAsia="pt-BR"/>
         </w:rPr>
-        <w:lastRenderedPageBreak/>
         <w:t xml:space="preserve">O fertilizante NPK representa a principal fonte de macronutrientes essenciais ao desenvolvimento vegetal. No sistema </w:t>
       </w:r>
       <w:proofErr w:type="spellStart"/>
@@ -4832,6 +5421,7 @@
           <w:szCs w:val="24"/>
           <w:lang w:eastAsia="pt-BR"/>
         </w:rPr>
+        <w:lastRenderedPageBreak/>
         <w:t xml:space="preserve">Do ponto de vista estrutural, materiais poliméricos utilizados em sistemas de </w:t>
       </w:r>
       <w:r>
@@ -4955,7 +5545,7 @@
         </w:rPr>
       </w:pPr>
       <w:bookmarkStart w:id="9" w:name="_Toc225095335"/>
-      <w:bookmarkStart w:id="10" w:name="_Toc225112166"/>
+      <w:bookmarkStart w:id="10" w:name="_Toc226638999"/>
       <w:r>
         <w:rPr>
           <w:rFonts w:eastAsia="Times New Roman" w:cs="Times New Roman"/>
@@ -5097,16 +5687,7 @@
           <w:szCs w:val="24"/>
           <w:lang w:eastAsia="pt-BR"/>
         </w:rPr>
-        <w:t xml:space="preserve">Além disso, estudos indicam que a interação entre fertilizantes e polímeros naturais pode resultar em alterações estruturais que influenciam diretamente a dinâmica de liberação dos </w:t>
-      </w:r>
-      <w:r>
-        <w:rPr>
-          <w:rFonts w:eastAsia="Times New Roman" w:cs="Times New Roman"/>
-          <w:szCs w:val="24"/>
-          <w:lang w:eastAsia="pt-BR"/>
-        </w:rPr>
-        <w:lastRenderedPageBreak/>
-        <w:t>nutrientes, reforçando o potencial desses materiais para aplicação em sistemas agrícolas sustentáveis [5].</w:t>
+        <w:t>Além disso, estudos indicam que a interação entre fertilizantes e polímeros naturais pode resultar em alterações estruturais que influenciam diretamente a dinâmica de liberação dos nutrientes, reforçando o potencial desses materiais para aplicação em sistemas agrícolas sustentáveis [5].</w:t>
       </w:r>
     </w:p>
     <w:p>
@@ -5177,7 +5758,7 @@
         <w:pStyle w:val="Legenda"/>
         <w:keepNext/>
       </w:pPr>
-      <w:bookmarkStart w:id="12" w:name="_Toc225112151"/>
+      <w:bookmarkStart w:id="12" w:name="_Toc226639031"/>
       <w:r>
         <w:t xml:space="preserve">Tabela </w:t>
       </w:r>
@@ -5608,6 +6189,7 @@
                 <w:rFonts w:cs="Times New Roman"/>
                 <w:szCs w:val="24"/>
               </w:rPr>
+              <w:lastRenderedPageBreak/>
               <w:t>Glicerina</w:t>
             </w:r>
           </w:p>
@@ -5829,7 +6411,7 @@
           <w:lang w:eastAsia="pt-BR"/>
         </w:rPr>
       </w:pPr>
-      <w:bookmarkStart w:id="13" w:name="_Toc225112167"/>
+      <w:bookmarkStart w:id="13" w:name="_Toc226639000"/>
       <w:r>
         <w:rPr>
           <w:rFonts w:eastAsia="Times New Roman" w:cs="Times New Roman"/>
@@ -5890,16 +6472,14 @@
         <w:rPr>
           <w:b w:val="0"/>
           <w:bCs w:val="0"/>
-          <w:sz w:val="24"/>
-          <w:szCs w:val="24"/>
-        </w:rPr>
-      </w:pPr>
-      <w:bookmarkStart w:id="14" w:name="_Toc225112168"/>
+          <w:szCs w:val="24"/>
+        </w:rPr>
+      </w:pPr>
+      <w:bookmarkStart w:id="14" w:name="_Toc226639001"/>
       <w:r>
         <w:rPr>
           <w:b w:val="0"/>
           <w:bCs w:val="0"/>
-          <w:sz w:val="24"/>
           <w:szCs w:val="24"/>
         </w:rPr>
         <w:t>5.1 QUITOSANA</w:t>
@@ -5941,25 +6521,7 @@
           <w:szCs w:val="24"/>
           <w:lang w:eastAsia="pt-BR"/>
         </w:rPr>
-        <w:t xml:space="preserve">, desempenhando papel central na estruturação do sistema. Trata-se de um </w:t>
-      </w:r>
-      <w:proofErr w:type="spellStart"/>
-      <w:r>
-        <w:rPr>
-          <w:rFonts w:eastAsia="Times New Roman" w:cs="Times New Roman"/>
-          <w:szCs w:val="24"/>
-          <w:lang w:eastAsia="pt-BR"/>
-        </w:rPr>
-        <w:t>biopolímero</w:t>
-      </w:r>
-      <w:proofErr w:type="spellEnd"/>
-      <w:r>
-        <w:rPr>
-          <w:rFonts w:eastAsia="Times New Roman" w:cs="Times New Roman"/>
-          <w:szCs w:val="24"/>
-          <w:lang w:eastAsia="pt-BR"/>
-        </w:rPr>
-        <w:t xml:space="preserve"> natural com elevada capacidade de formação de filmes e redes tridimensionais, devido à presença de grupos funcionais como aminas e hidroxilas, que favorecem interações com compostos minerais e orgânicos.</w:t>
+        <w:t>, desempenhando papel central na estruturação do sistema. Trata-se de um biopolímero natural com elevada capacidade de formação de filmes e redes tridimensionais, devido à presença de grupos funcionais como aminas e hidroxilas, que favorecem interações com compostos minerais e orgânicos.</w:t>
       </w:r>
     </w:p>
     <w:p>
@@ -6055,7 +6617,6 @@
           <w:szCs w:val="24"/>
           <w:lang w:eastAsia="pt-BR"/>
         </w:rPr>
-        <w:lastRenderedPageBreak/>
         <w:t>Resultados experimentais indicam que sistemas encapsulados podem reduzir significativamente as perdas de nitrogênio por volatilização, chegando a reduções próximas de 60% quando comparados à aplicação convencional de ureia. Isso evidencia o potencial desses materiais para aumentar a eficiência do uso de fertilizantes.</w:t>
       </w:r>
     </w:p>
@@ -6124,6 +6685,7 @@
           <w:u w:val="single"/>
           <w:lang w:eastAsia="pt-BR"/>
         </w:rPr>
+        <w:lastRenderedPageBreak/>
         <w:drawing>
           <wp:inline distT="0" distB="0" distL="0" distR="0" wp14:anchorId="107DD96F" wp14:editId="75059B7C">
             <wp:extent cx="3875315" cy="2712720"/>
@@ -6174,7 +6736,7 @@
           <w:u w:val="single"/>
         </w:rPr>
       </w:pPr>
-      <w:bookmarkStart w:id="15" w:name="_Toc225112156"/>
+      <w:bookmarkStart w:id="15" w:name="_Toc226639035"/>
       <w:r>
         <w:t xml:space="preserve">Figura </w:t>
       </w:r>
@@ -6215,16 +6777,14 @@
         <w:rPr>
           <w:b w:val="0"/>
           <w:bCs w:val="0"/>
-          <w:sz w:val="24"/>
-          <w:szCs w:val="24"/>
-        </w:rPr>
-      </w:pPr>
-      <w:bookmarkStart w:id="16" w:name="_Toc225112169"/>
+          <w:szCs w:val="24"/>
+        </w:rPr>
+      </w:pPr>
+      <w:bookmarkStart w:id="16" w:name="_Toc226639002"/>
       <w:r>
         <w:rPr>
           <w:b w:val="0"/>
           <w:bCs w:val="0"/>
-          <w:sz w:val="24"/>
           <w:szCs w:val="24"/>
         </w:rPr>
         <w:t>5.2 HÚMUS PENEIRADO</w:t>
@@ -6318,16 +6878,14 @@
         <w:rPr>
           <w:b w:val="0"/>
           <w:bCs w:val="0"/>
-          <w:sz w:val="24"/>
-          <w:szCs w:val="24"/>
-        </w:rPr>
-      </w:pPr>
-      <w:bookmarkStart w:id="17" w:name="_Toc225112170"/>
+          <w:szCs w:val="24"/>
+        </w:rPr>
+      </w:pPr>
+      <w:bookmarkStart w:id="17" w:name="_Toc226639003"/>
       <w:r>
         <w:rPr>
           <w:b w:val="0"/>
           <w:bCs w:val="0"/>
-          <w:sz w:val="24"/>
           <w:szCs w:val="24"/>
         </w:rPr>
         <w:t>5.3 NPK</w:t>
@@ -6351,7 +6909,6 @@
           <w:szCs w:val="24"/>
           <w:lang w:eastAsia="pt-BR"/>
         </w:rPr>
-        <w:lastRenderedPageBreak/>
         <w:t xml:space="preserve">O fertilizante NPK representa a principal fonte de macronutrientes essenciais ao desenvolvimento vegetal, fornecendo nitrogênio (N), fósforo (P) e potássio (K). No sistema </w:t>
       </w:r>
       <w:proofErr w:type="spellStart"/>
@@ -6430,6 +6987,7 @@
           <w:szCs w:val="24"/>
           <w:lang w:eastAsia="pt-BR"/>
         </w:rPr>
+        <w:lastRenderedPageBreak/>
         <w:t xml:space="preserve">Do ponto de vista estrutural, análises espectroscópicas indicam que a incorporação de fertilizantes em matrizes poliméricas pode promover interações químicas entre os componentes, evidenciadas por alterações nos grupos funcionais característicos dos materiais. Essas interações contribuem para a estabilização do sistema e influenciam diretamente a liberação dos nutrientes, </w:t>
       </w:r>
       <w:r>
@@ -6456,16 +7014,14 @@
         <w:rPr>
           <w:b w:val="0"/>
           <w:bCs w:val="0"/>
-          <w:sz w:val="24"/>
-          <w:szCs w:val="24"/>
-        </w:rPr>
-      </w:pPr>
-      <w:bookmarkStart w:id="18" w:name="_Toc225112171"/>
+          <w:szCs w:val="24"/>
+        </w:rPr>
+      </w:pPr>
+      <w:bookmarkStart w:id="18" w:name="_Toc226639004"/>
       <w:r>
         <w:rPr>
           <w:b w:val="0"/>
           <w:bCs w:val="0"/>
-          <w:sz w:val="24"/>
           <w:szCs w:val="24"/>
         </w:rPr>
         <w:t>5.4 GLICERINA</w:t>
@@ -6539,16 +7095,14 @@
         <w:rPr>
           <w:b w:val="0"/>
           <w:bCs w:val="0"/>
-          <w:sz w:val="24"/>
-          <w:szCs w:val="24"/>
-        </w:rPr>
-      </w:pPr>
-      <w:bookmarkStart w:id="19" w:name="_Toc225112172"/>
+          <w:szCs w:val="24"/>
+        </w:rPr>
+      </w:pPr>
+      <w:bookmarkStart w:id="19" w:name="_Toc226639005"/>
       <w:r>
         <w:rPr>
           <w:b w:val="0"/>
           <w:bCs w:val="0"/>
-          <w:sz w:val="24"/>
           <w:szCs w:val="24"/>
         </w:rPr>
         <w:t>5.5 AMIDO</w:t>
@@ -6649,7 +7203,6 @@
           <w:szCs w:val="24"/>
           <w:lang w:eastAsia="pt-BR"/>
         </w:rPr>
-        <w:lastRenderedPageBreak/>
         <w:pict w14:anchorId="5D0BD911">
           <v:rect id="_x0000_i1030" style="width:0;height:1.5pt" o:hralign="center" o:hrstd="t" o:hr="t" fillcolor="#a0a0a0" stroked="f"/>
         </w:pict>
@@ -6669,7 +7222,7 @@
         </w:rPr>
       </w:pPr>
       <w:bookmarkStart w:id="20" w:name="_Toc225095342"/>
-      <w:bookmarkStart w:id="21" w:name="_Toc225112173"/>
+      <w:bookmarkStart w:id="21" w:name="_Toc226639006"/>
       <w:r>
         <w:rPr>
           <w:rFonts w:eastAsia="Times New Roman" w:cs="Times New Roman"/>
@@ -6799,7 +7352,7 @@
         <w:keepNext/>
       </w:pPr>
       <w:bookmarkStart w:id="22" w:name="_Toc225100613"/>
-      <w:bookmarkStart w:id="23" w:name="_Toc225112152"/>
+      <w:bookmarkStart w:id="23" w:name="_Toc226639032"/>
       <w:r>
         <w:t xml:space="preserve">Tabela </w:t>
       </w:r>
@@ -6824,10 +7377,10 @@
         <w:tblLook w:val="04A0" w:firstRow="1" w:lastRow="0" w:firstColumn="1" w:lastColumn="0" w:noHBand="0" w:noVBand="1"/>
       </w:tblPr>
       <w:tblGrid>
-        <w:gridCol w:w="897"/>
-        <w:gridCol w:w="2602"/>
-        <w:gridCol w:w="1990"/>
-        <w:gridCol w:w="1670"/>
+        <w:gridCol w:w="840"/>
+        <w:gridCol w:w="2404"/>
+        <w:gridCol w:w="1842"/>
+        <w:gridCol w:w="1549"/>
       </w:tblGrid>
       <w:tr>
         <w:tc>
@@ -7343,7 +7896,7 @@
         </w:rPr>
       </w:pPr>
       <w:bookmarkStart w:id="24" w:name="_Toc225095343"/>
-      <w:bookmarkStart w:id="25" w:name="_Toc225112174"/>
+      <w:bookmarkStart w:id="25" w:name="_Toc226639007"/>
       <w:r>
         <w:rPr>
           <w:rFonts w:eastAsia="Times New Roman" w:cs="Times New Roman"/>
@@ -7458,7 +8011,7 @@
         </w:rPr>
       </w:pPr>
       <w:bookmarkStart w:id="26" w:name="_Toc225095344"/>
-      <w:bookmarkStart w:id="27" w:name="_Toc225112175"/>
+      <w:bookmarkStart w:id="27" w:name="_Toc226639008"/>
       <w:r>
         <w:rPr>
           <w:rFonts w:eastAsia="Times New Roman" w:cs="Times New Roman"/>
@@ -7494,7 +8047,7 @@
         </w:rPr>
       </w:pPr>
       <w:bookmarkStart w:id="28" w:name="_Toc225095345"/>
-      <w:bookmarkStart w:id="29" w:name="_Toc225112176"/>
+      <w:bookmarkStart w:id="29" w:name="_Toc226639009"/>
       <w:r>
         <w:rPr>
           <w:rFonts w:eastAsia="Times New Roman" w:cs="Times New Roman"/>
@@ -7551,7 +8104,6 @@
           <w:szCs w:val="24"/>
           <w:lang w:eastAsia="pt-BR"/>
         </w:rPr>
-        <w:lastRenderedPageBreak/>
         <w:t>A observação visual do material recém-preparado mostrou uma massa espessa, com distribuição aparente dos constituintes sólidos no interior da matriz. Tal aspecto indica que a formulação atingiu um nível inicial de coesão compatível com a proposta do experimento.</w:t>
       </w:r>
     </w:p>
@@ -7615,6 +8167,7 @@
           <w:szCs w:val="24"/>
           <w:lang w:eastAsia="pt-BR"/>
         </w:rPr>
+        <w:lastRenderedPageBreak/>
         <w:drawing>
           <wp:inline distT="0" distB="0" distL="0" distR="0" wp14:anchorId="06416F54" wp14:editId="1758AA55">
             <wp:extent cx="2874090" cy="3832225"/>
@@ -7662,7 +8215,7 @@
       <w:pPr>
         <w:pStyle w:val="Legenda"/>
       </w:pPr>
-      <w:bookmarkStart w:id="30" w:name="_Toc225112157"/>
+      <w:bookmarkStart w:id="30" w:name="_Toc226639036"/>
       <w:r>
         <w:t xml:space="preserve">Figura </w:t>
       </w:r>
@@ -7721,16 +8274,14 @@
         <w:rPr>
           <w:b w:val="0"/>
           <w:bCs w:val="0"/>
-          <w:sz w:val="24"/>
-          <w:szCs w:val="24"/>
-        </w:rPr>
-      </w:pPr>
-      <w:bookmarkStart w:id="31" w:name="_Toc225112177"/>
+          <w:szCs w:val="24"/>
+        </w:rPr>
+      </w:pPr>
+      <w:bookmarkStart w:id="31" w:name="_Toc226639010"/>
       <w:r>
         <w:rPr>
           <w:b w:val="0"/>
           <w:bCs w:val="0"/>
-          <w:sz w:val="24"/>
           <w:szCs w:val="24"/>
         </w:rPr>
         <w:t>8.1.1 PROPORÇÃO DA FORMULAÇÃO</w:t>
@@ -7827,11 +8378,7 @@
         <w:t xml:space="preserve">Os componentes foram misturados até obtenção de uma massa homogênea, permitindo a formação de uma matriz contínua. </w:t>
       </w:r>
       <w:r>
-        <w:t xml:space="preserve">Os valores apresentados correspondem a uma padronização </w:t>
-      </w:r>
-      <w:r>
-        <w:lastRenderedPageBreak/>
-        <w:t>experimental inicial da formulação, adotada para garantir consistência entre as unidades experimentais.</w:t>
+        <w:t>Os valores apresentados correspondem a uma padronização experimental inicial da formulação, adotada para garantir consistência entre as unidades experimentais.</w:t>
       </w:r>
     </w:p>
     <w:p>
@@ -7857,7 +8404,7 @@
         </w:rPr>
       </w:pPr>
       <w:bookmarkStart w:id="32" w:name="_Toc225095346"/>
-      <w:bookmarkStart w:id="33" w:name="_Toc225112178"/>
+      <w:bookmarkStart w:id="33" w:name="_Toc226639011"/>
       <w:r>
         <w:rPr>
           <w:rFonts w:eastAsia="Times New Roman" w:cs="Times New Roman"/>
@@ -7894,7 +8441,16 @@
           <w:szCs w:val="24"/>
           <w:lang w:eastAsia="pt-BR"/>
         </w:rPr>
-        <w:t xml:space="preserve">Após o preparo, a formulação passou por secagem. Com isso, o material deixou de ter aspecto de massa úmida contínua e passou a apresentar estrutura mais fragmentada e granulada. Essa transformação é importante porque aproxima o </w:t>
+        <w:t xml:space="preserve">Após o preparo, a formulação passou por secagem. Com isso, o material deixou de ter aspecto de massa úmida contínua e passou a apresentar estrutura mais fragmentada e granulada. Essa </w:t>
+      </w:r>
+      <w:r>
+        <w:rPr>
+          <w:rFonts w:eastAsia="Times New Roman" w:cs="Times New Roman"/>
+          <w:szCs w:val="24"/>
+          <w:lang w:eastAsia="pt-BR"/>
+        </w:rPr>
+        <w:lastRenderedPageBreak/>
+        <w:t xml:space="preserve">transformação é importante porque aproxima o </w:t>
       </w:r>
       <w:proofErr w:type="spellStart"/>
       <w:r>
@@ -8046,7 +8602,7 @@
           <w:u w:val="single"/>
         </w:rPr>
       </w:pPr>
-      <w:bookmarkStart w:id="34" w:name="_Toc225112158"/>
+      <w:bookmarkStart w:id="34" w:name="_Toc226639037"/>
       <w:r>
         <w:t xml:space="preserve">Figura </w:t>
       </w:r>
@@ -8124,7 +8680,7 @@
         </w:rPr>
       </w:pPr>
       <w:bookmarkStart w:id="35" w:name="_Toc225095347"/>
-      <w:bookmarkStart w:id="36" w:name="_Toc225112179"/>
+      <w:bookmarkStart w:id="36" w:name="_Toc226639012"/>
       <w:r>
         <w:rPr>
           <w:rFonts w:eastAsia="Times New Roman" w:cs="Times New Roman"/>
@@ -8179,16 +8735,7 @@
           <w:szCs w:val="24"/>
           <w:lang w:eastAsia="pt-BR"/>
         </w:rPr>
-        <w:t xml:space="preserve"> foi preparado com uma camada de pedrinhas no fundo, com a função de favorecer drenagem e evitar excesso de retenção de água na base. Em seguida, foi </w:t>
-      </w:r>
-      <w:r>
-        <w:rPr>
-          <w:rFonts w:eastAsia="Times New Roman" w:cs="Times New Roman"/>
-          <w:szCs w:val="24"/>
-          <w:lang w:eastAsia="pt-BR"/>
-        </w:rPr>
-        <w:lastRenderedPageBreak/>
-        <w:t>adicionado o substrato composto por terra e húmus de minhoca. Essa padronização foi aplicada a todos os grupos, de forma que a única variável principal entre eles fosse a presença e o tipo de fertilizante.</w:t>
+        <w:t xml:space="preserve"> foi preparado com uma camada de pedrinhas no fundo, com a função de favorecer drenagem e evitar excesso de retenção de água na base. Em seguida, foi adicionado o substrato composto por terra e húmus de minhoca. Essa padronização foi aplicada a todos os grupos, de forma que a única variável principal entre eles fosse a presença e o tipo de fertilizante.</w:t>
       </w:r>
     </w:p>
     <w:p>
@@ -8314,6 +8861,7 @@
           <w:szCs w:val="20"/>
           <w:u w:val="single"/>
         </w:rPr>
+        <w:lastRenderedPageBreak/>
         <w:drawing>
           <wp:inline distT="0" distB="0" distL="0" distR="0" wp14:anchorId="04F032BE" wp14:editId="028238A7">
             <wp:extent cx="2696929" cy="3596005"/>
@@ -8361,7 +8909,7 @@
       <w:pPr>
         <w:pStyle w:val="Legenda"/>
       </w:pPr>
-      <w:bookmarkStart w:id="37" w:name="_Toc225112159"/>
+      <w:bookmarkStart w:id="37" w:name="_Toc226639038"/>
       <w:r>
         <w:t xml:space="preserve">Figura </w:t>
       </w:r>
@@ -8436,7 +8984,7 @@
         </w:rPr>
       </w:pPr>
       <w:bookmarkStart w:id="38" w:name="_Toc225095348"/>
-      <w:bookmarkStart w:id="39" w:name="_Toc225112180"/>
+      <w:bookmarkStart w:id="39" w:name="_Toc226639013"/>
       <w:r>
         <w:rPr>
           <w:rFonts w:eastAsia="Times New Roman" w:cs="Times New Roman"/>
@@ -8572,7 +9120,7 @@
           <w:u w:val="single"/>
         </w:rPr>
       </w:pPr>
-      <w:bookmarkStart w:id="40" w:name="_Toc225112160"/>
+      <w:bookmarkStart w:id="40" w:name="_Toc226639039"/>
       <w:r>
         <w:t xml:space="preserve">Figura </w:t>
       </w:r>
@@ -8647,7 +9195,7 @@
         </w:rPr>
       </w:pPr>
       <w:bookmarkStart w:id="41" w:name="_Toc225095349"/>
-      <w:bookmarkStart w:id="42" w:name="_Toc225112181"/>
+      <w:bookmarkStart w:id="42" w:name="_Toc226639014"/>
       <w:r>
         <w:rPr>
           <w:rFonts w:eastAsia="Times New Roman" w:cs="Times New Roman"/>
@@ -8694,16 +9242,14 @@
         <w:rPr>
           <w:b w:val="0"/>
           <w:bCs w:val="0"/>
-          <w:sz w:val="24"/>
-          <w:szCs w:val="24"/>
-        </w:rPr>
-      </w:pPr>
-      <w:bookmarkStart w:id="43" w:name="_Toc225112182"/>
+          <w:szCs w:val="24"/>
+        </w:rPr>
+      </w:pPr>
+      <w:bookmarkStart w:id="43" w:name="_Toc226639015"/>
       <w:r>
         <w:rPr>
           <w:b w:val="0"/>
           <w:bCs w:val="0"/>
-          <w:sz w:val="24"/>
           <w:szCs w:val="24"/>
         </w:rPr>
         <w:t>8.6 CONDIÇÕES EXPERIMENTAIS</w:t>
@@ -8815,16 +9361,14 @@
         <w:rPr>
           <w:b w:val="0"/>
           <w:bCs w:val="0"/>
-          <w:sz w:val="24"/>
-          <w:szCs w:val="24"/>
-        </w:rPr>
-      </w:pPr>
-      <w:bookmarkStart w:id="44" w:name="_Toc225112183"/>
+          <w:szCs w:val="24"/>
+        </w:rPr>
+      </w:pPr>
+      <w:bookmarkStart w:id="44" w:name="_Toc226639016"/>
       <w:r>
         <w:rPr>
           <w:b w:val="0"/>
           <w:bCs w:val="0"/>
-          <w:sz w:val="24"/>
           <w:szCs w:val="24"/>
         </w:rPr>
         <w:t>8.7 VARIÁVEIS EXPERIMENTAIS</w:t>
@@ -8834,7 +9378,6 @@
         <w:rPr>
           <w:b w:val="0"/>
           <w:bCs w:val="0"/>
-          <w:sz w:val="24"/>
           <w:szCs w:val="24"/>
         </w:rPr>
         <w:t xml:space="preserve"> </w:t>
@@ -8857,7 +9400,6 @@
           <w:szCs w:val="24"/>
           <w:lang w:eastAsia="pt-BR"/>
         </w:rPr>
-        <w:lastRenderedPageBreak/>
         <w:t xml:space="preserve">A variável independente do experimento corresponde ao tipo de fertilizante aplicado, sendo constituída por três condições: </w:t>
       </w:r>
       <w:proofErr w:type="spellStart"/>
@@ -8898,6 +9440,7 @@
           <w:szCs w:val="24"/>
           <w:lang w:eastAsia="pt-BR"/>
         </w:rPr>
+        <w:lastRenderedPageBreak/>
         <w:t xml:space="preserve">As variáveis dependentes correspondem aos parâmetros de desenvolvimento vegetal observados ao longo do experimento, incluindo taxa de germinação, altura das plantas, número de folhas e desenvolvimento radicular. </w:t>
       </w:r>
     </w:p>
@@ -8979,7 +9522,7 @@
           <w:lang w:eastAsia="pt-BR"/>
         </w:rPr>
       </w:pPr>
-      <w:bookmarkStart w:id="45" w:name="_Toc225112184"/>
+      <w:bookmarkStart w:id="45" w:name="_Toc226639017"/>
       <w:r>
         <w:rPr>
           <w:rFonts w:eastAsia="Times New Roman" w:cs="Times New Roman"/>
@@ -9109,7 +9652,7 @@
         </w:rPr>
       </w:pPr>
       <w:bookmarkStart w:id="47" w:name="_Toc225095351"/>
-      <w:bookmarkStart w:id="48" w:name="_Toc225112185"/>
+      <w:bookmarkStart w:id="48" w:name="_Toc226639018"/>
       <w:r>
         <w:rPr>
           <w:rFonts w:eastAsia="Times New Roman" w:cs="Times New Roman"/>
@@ -9186,7 +9729,7 @@
           <w:u w:val="single"/>
         </w:rPr>
       </w:pPr>
-      <w:bookmarkStart w:id="49" w:name="_Toc225112153"/>
+      <w:bookmarkStart w:id="49" w:name="_Toc226639033"/>
       <w:r>
         <w:t xml:space="preserve">Tabela </w:t>
       </w:r>
@@ -9213,10 +9756,10 @@
         <w:tblLook w:val="04A0" w:firstRow="1" w:lastRow="0" w:firstColumn="1" w:lastColumn="0" w:noHBand="0" w:noVBand="1"/>
       </w:tblPr>
       <w:tblGrid>
-        <w:gridCol w:w="2641"/>
-        <w:gridCol w:w="2149"/>
-        <w:gridCol w:w="2428"/>
-        <w:gridCol w:w="1843"/>
+        <w:gridCol w:w="2665"/>
+        <w:gridCol w:w="2061"/>
+        <w:gridCol w:w="2471"/>
+        <w:gridCol w:w="1864"/>
       </w:tblGrid>
       <w:tr>
         <w:tc>
@@ -9551,7 +10094,6 @@
                 <w:szCs w:val="24"/>
                 <w:lang w:eastAsia="pt-BR"/>
               </w:rPr>
-              <w:lastRenderedPageBreak/>
               <w:t>Estrutura física do fertilizante</w:t>
             </w:r>
           </w:p>
@@ -9846,6 +10388,7 @@
                 <w:szCs w:val="24"/>
                 <w:lang w:eastAsia="pt-BR"/>
               </w:rPr>
+              <w:lastRenderedPageBreak/>
               <w:t>Desenvolvimento inicial esperado</w:t>
             </w:r>
           </w:p>
@@ -10063,16 +10606,14 @@
         <w:rPr>
           <w:b w:val="0"/>
           <w:bCs w:val="0"/>
-          <w:sz w:val="24"/>
-          <w:szCs w:val="24"/>
-        </w:rPr>
-      </w:pPr>
-      <w:bookmarkStart w:id="50" w:name="_Toc225112186"/>
+          <w:szCs w:val="24"/>
+        </w:rPr>
+      </w:pPr>
+      <w:bookmarkStart w:id="50" w:name="_Toc226639019"/>
       <w:r>
         <w:rPr>
           <w:b w:val="0"/>
           <w:bCs w:val="0"/>
-          <w:sz w:val="24"/>
           <w:szCs w:val="24"/>
         </w:rPr>
         <w:t>10.1 HIPÓTESES DO ESTUDO</w:t>
@@ -10204,7 +10745,7 @@
           <w:lang w:eastAsia="pt-BR"/>
         </w:rPr>
       </w:pPr>
-      <w:bookmarkStart w:id="51" w:name="_Toc225112187"/>
+      <w:bookmarkStart w:id="51" w:name="_Toc226639020"/>
       <w:r>
         <w:rPr>
           <w:rFonts w:eastAsia="Times New Roman" w:cs="Times New Roman"/>
@@ -10241,19 +10782,13 @@
     </w:p>
     <w:p>
       <w:pPr>
-        <w:spacing w:before="100" w:beforeAutospacing="1" w:after="100" w:afterAutospacing="1" w:line="240" w:lineRule="auto"/>
         <w:ind w:firstLine="709"/>
-        <w:jc w:val="both"/>
-        <w:rPr>
-          <w:rFonts w:eastAsia="Times New Roman" w:cs="Times New Roman"/>
-          <w:szCs w:val="24"/>
-          <w:lang w:eastAsia="pt-BR"/>
-        </w:rPr>
-      </w:pPr>
-      <w:r>
-        <w:rPr>
-          <w:rFonts w:eastAsia="Times New Roman" w:cs="Times New Roman"/>
-          <w:szCs w:val="24"/>
+        <w:rPr>
+          <w:lang w:eastAsia="pt-BR"/>
+        </w:rPr>
+      </w:pPr>
+      <w:r>
+        <w:rPr>
           <w:lang w:eastAsia="pt-BR"/>
         </w:rPr>
         <w:t>Considerando que o experimento ainda se encontra em fase inicial, as interpretações apresentadas a seguir são baseadas em fundamentos teóricos e na literatura científica, sendo tratadas como hipóteses experimentais a serem validadas com dados reais nas etapas subsequentes.</w:t>
@@ -10261,19 +10796,13 @@
     </w:p>
     <w:p>
       <w:pPr>
-        <w:spacing w:before="100" w:beforeAutospacing="1" w:after="100" w:afterAutospacing="1" w:line="240" w:lineRule="auto"/>
         <w:ind w:firstLine="709"/>
-        <w:jc w:val="both"/>
-        <w:rPr>
-          <w:rFonts w:eastAsia="Times New Roman" w:cs="Times New Roman"/>
-          <w:szCs w:val="24"/>
-          <w:lang w:eastAsia="pt-BR"/>
-        </w:rPr>
-      </w:pPr>
-      <w:r>
-        <w:rPr>
-          <w:rFonts w:eastAsia="Times New Roman" w:cs="Times New Roman"/>
-          <w:szCs w:val="24"/>
+        <w:rPr>
+          <w:lang w:eastAsia="pt-BR"/>
+        </w:rPr>
+      </w:pPr>
+      <w:r>
+        <w:rPr>
           <w:lang w:eastAsia="pt-BR"/>
         </w:rPr>
         <w:t xml:space="preserve">As diferenças esperadas entre os tratamentos estão diretamente relacionadas à forma de disponibilização dos nutrientes no sistema, sendo esse um fator determinante para a eficiência da adubação. No tratamento com </w:t>
@@ -10281,10 +10810,8 @@
       <w:proofErr w:type="spellStart"/>
       <w:r>
         <w:rPr>
-          <w:rFonts w:eastAsia="Times New Roman" w:cs="Times New Roman"/>
           <w:b/>
           <w:bCs/>
-          <w:szCs w:val="24"/>
           <w:lang w:eastAsia="pt-BR"/>
         </w:rPr>
         <w:t>BioRelease</w:t>
@@ -10292,8 +10819,6 @@
       <w:proofErr w:type="spellEnd"/>
       <w:r>
         <w:rPr>
-          <w:rFonts w:eastAsia="Times New Roman" w:cs="Times New Roman"/>
-          <w:szCs w:val="24"/>
           <w:lang w:eastAsia="pt-BR"/>
         </w:rPr>
         <w:t>, a presença de uma matriz composta por quitosana, amido, glicerina e fração orgânica sugere um comportamento de liberação modificada, no qual os nutrientes são disponibilizados de forma gradual ao longo do tempo.</w:t>
@@ -10301,19 +10826,13 @@
     </w:p>
     <w:p>
       <w:pPr>
-        <w:spacing w:before="100" w:beforeAutospacing="1" w:after="100" w:afterAutospacing="1" w:line="240" w:lineRule="auto"/>
         <w:ind w:firstLine="709"/>
-        <w:jc w:val="both"/>
-        <w:rPr>
-          <w:rFonts w:eastAsia="Times New Roman" w:cs="Times New Roman"/>
-          <w:szCs w:val="24"/>
-          <w:lang w:eastAsia="pt-BR"/>
-        </w:rPr>
-      </w:pPr>
-      <w:r>
-        <w:rPr>
-          <w:rFonts w:eastAsia="Times New Roman" w:cs="Times New Roman"/>
-          <w:szCs w:val="24"/>
+        <w:rPr>
+          <w:lang w:eastAsia="pt-BR"/>
+        </w:rPr>
+      </w:pPr>
+      <w:r>
+        <w:rPr>
           <w:lang w:eastAsia="pt-BR"/>
         </w:rPr>
         <w:t>Esse comportamento pode ser explicado pelos mecanismos de difusão e degradação da matriz polimérica, que atuam como barreiras físicas à liberação imediata dos nutrientes. A estrutura porosa e a interação entre os componentes da formulação tendem a reter os nutrientes na região do sistema radicular, favorecendo sua disponibilização progressiva e reduzindo perdas por lixiviação e volatilização [4][5][7].</w:t>
@@ -10321,48 +10840,27 @@
     </w:p>
     <w:p>
       <w:pPr>
-        <w:spacing w:before="100" w:beforeAutospacing="1" w:after="100" w:afterAutospacing="1" w:line="240" w:lineRule="auto"/>
         <w:ind w:firstLine="709"/>
-        <w:jc w:val="both"/>
-        <w:rPr>
-          <w:rFonts w:eastAsia="Times New Roman" w:cs="Times New Roman"/>
-          <w:szCs w:val="24"/>
-          <w:lang w:eastAsia="pt-BR"/>
-        </w:rPr>
-      </w:pPr>
-      <w:r>
-        <w:rPr>
-          <w:rFonts w:eastAsia="Times New Roman" w:cs="Times New Roman"/>
-          <w:szCs w:val="24"/>
-          <w:lang w:eastAsia="pt-BR"/>
-        </w:rPr>
-        <w:t xml:space="preserve">No tratamento com NPK convencional, a expectativa é de resposta inicial mais rápida, devido à maior solubilidade e disponibilidade imediata dos nutrientes no substrato. No entanto, essa liberação abrupta pode resultar em menor eficiência ao longo do tempo, uma vez que parte </w:t>
-      </w:r>
-      <w:r>
-        <w:rPr>
-          <w:rFonts w:eastAsia="Times New Roman" w:cs="Times New Roman"/>
-          <w:szCs w:val="24"/>
-          <w:lang w:eastAsia="pt-BR"/>
-        </w:rPr>
-        <w:lastRenderedPageBreak/>
-        <w:t>dos nutrientes pode ser perdida antes de ser absorvida pelas plantas, especialmente em condições de irrigação ou baixa retenção do solo [1][2][6].</w:t>
-      </w:r>
-    </w:p>
-    <w:p>
-      <w:pPr>
-        <w:spacing w:before="100" w:beforeAutospacing="1" w:after="100" w:afterAutospacing="1" w:line="240" w:lineRule="auto"/>
+        <w:rPr>
+          <w:lang w:eastAsia="pt-BR"/>
+        </w:rPr>
+      </w:pPr>
+      <w:r>
+        <w:rPr>
+          <w:lang w:eastAsia="pt-BR"/>
+        </w:rPr>
+        <w:t>No tratamento com NPK convencional, a expectativa é de resposta inicial mais rápida, devido à maior solubilidade e disponibilidade imediata dos nutrientes no substrato. No entanto, essa liberação abrupta pode resultar em menor eficiência ao longo do tempo, uma vez que parte dos nutrientes pode ser perdida antes de ser absorvida pelas plantas, especialmente em condições de irrigação ou baixa retenção do solo [1][2][6].</w:t>
+      </w:r>
+    </w:p>
+    <w:p>
+      <w:pPr>
         <w:ind w:firstLine="709"/>
-        <w:jc w:val="both"/>
-        <w:rPr>
-          <w:rFonts w:eastAsia="Times New Roman" w:cs="Times New Roman"/>
-          <w:szCs w:val="24"/>
-          <w:lang w:eastAsia="pt-BR"/>
-        </w:rPr>
-      </w:pPr>
-      <w:r>
-        <w:rPr>
-          <w:rFonts w:eastAsia="Times New Roman" w:cs="Times New Roman"/>
-          <w:szCs w:val="24"/>
+        <w:rPr>
+          <w:lang w:eastAsia="pt-BR"/>
+        </w:rPr>
+      </w:pPr>
+      <w:r>
+        <w:rPr>
           <w:lang w:eastAsia="pt-BR"/>
         </w:rPr>
         <w:t>Já no grupo controle, a tendência é de desenvolvimento mais limitado, uma vez que não há fornecimento adicional de nutrientes minerais além daqueles naturalmente presentes no substrato. Esse grupo desempenha papel fundamental na análise experimental, servindo como referência para avaliar a real contribuição dos tratamentos fertilizados no crescimento e desenvolvimento das plantas.</w:t>
@@ -10370,19 +10868,13 @@
     </w:p>
     <w:p>
       <w:pPr>
-        <w:spacing w:before="100" w:beforeAutospacing="1" w:after="100" w:afterAutospacing="1" w:line="240" w:lineRule="auto"/>
         <w:ind w:firstLine="709"/>
-        <w:jc w:val="both"/>
-        <w:rPr>
-          <w:rFonts w:eastAsia="Times New Roman" w:cs="Times New Roman"/>
-          <w:szCs w:val="24"/>
-          <w:lang w:eastAsia="pt-BR"/>
-        </w:rPr>
-      </w:pPr>
-      <w:r>
-        <w:rPr>
-          <w:rFonts w:eastAsia="Times New Roman" w:cs="Times New Roman"/>
-          <w:szCs w:val="24"/>
+        <w:rPr>
+          <w:lang w:eastAsia="pt-BR"/>
+        </w:rPr>
+      </w:pPr>
+      <w:r>
+        <w:rPr>
           <w:lang w:eastAsia="pt-BR"/>
         </w:rPr>
         <w:t xml:space="preserve">Dessa forma, a comparação entre os tratamentos permite não apenas avaliar a presença de nutrientes, mas principalmente compreender como a forma de liberação influencia o desempenho das plantas. Espera-se que o </w:t>
@@ -10390,10 +10882,8 @@
       <w:proofErr w:type="spellStart"/>
       <w:r>
         <w:rPr>
-          <w:rFonts w:eastAsia="Times New Roman" w:cs="Times New Roman"/>
           <w:b/>
           <w:bCs/>
-          <w:szCs w:val="24"/>
           <w:lang w:eastAsia="pt-BR"/>
         </w:rPr>
         <w:t>BioRelease</w:t>
@@ -10401,28 +10891,27 @@
       <w:proofErr w:type="spellEnd"/>
       <w:r>
         <w:rPr>
-          <w:rFonts w:eastAsia="Times New Roman" w:cs="Times New Roman"/>
-          <w:szCs w:val="24"/>
-          <w:lang w:eastAsia="pt-BR"/>
-        </w:rPr>
-        <w:t xml:space="preserve"> apresente comportamento intermediário entre os extremos, com menor resposta inicial em relação ao NPK convencional, porém com maior estabilidade e eficiência ao longo do tempo, evidenciando o potencial de sistemas de liberação controlada na melhoria da nutrição vegetal [3][6].</w:t>
-      </w:r>
-    </w:p>
-    <w:p>
-      <w:pPr>
-        <w:spacing w:before="100" w:beforeAutospacing="1" w:after="100" w:afterAutospacing="1" w:line="240" w:lineRule="auto"/>
+          <w:lang w:eastAsia="pt-BR"/>
+        </w:rPr>
+        <w:t xml:space="preserve"> apresente comportamento intermediário entre os extremos, com menor resposta inicial em relação ao NPK convencional, porém com maior estabilidade e eficiência ao </w:t>
+      </w:r>
+      <w:r>
+        <w:rPr>
+          <w:lang w:eastAsia="pt-BR"/>
+        </w:rPr>
+        <w:lastRenderedPageBreak/>
+        <w:t>longo do tempo, evidenciando o potencial de sistemas de liberação controlada na melhoria da nutrição vegetal [3][6].</w:t>
+      </w:r>
+    </w:p>
+    <w:p>
+      <w:pPr>
         <w:ind w:firstLine="709"/>
-        <w:jc w:val="both"/>
-        <w:rPr>
-          <w:rFonts w:eastAsia="Times New Roman" w:cs="Times New Roman"/>
-          <w:szCs w:val="24"/>
-          <w:lang w:eastAsia="pt-BR"/>
-        </w:rPr>
-      </w:pPr>
-      <w:r>
-        <w:rPr>
-          <w:rFonts w:eastAsia="Times New Roman" w:cs="Times New Roman"/>
-          <w:szCs w:val="24"/>
+        <w:rPr>
+          <w:lang w:eastAsia="pt-BR"/>
+        </w:rPr>
+      </w:pPr>
+      <w:r>
+        <w:rPr>
           <w:lang w:eastAsia="pt-BR"/>
         </w:rPr>
         <w:t xml:space="preserve">Ainda que os resultados empíricos não estejam disponíveis nesta etapa, a estrutura experimental adotada permite que as hipóteses levantadas sejam testadas de forma direta e mensurável. A definição de critérios quantitativos e a padronização das condições experimentais contribuem para a obtenção de dados comparáveis, possibilitando uma avaliação objetiva do desempenho da formulação </w:t>
@@ -10430,10 +10919,8 @@
       <w:proofErr w:type="spellStart"/>
       <w:r>
         <w:rPr>
-          <w:rFonts w:eastAsia="Times New Roman" w:cs="Times New Roman"/>
           <w:b/>
           <w:bCs/>
-          <w:szCs w:val="24"/>
           <w:lang w:eastAsia="pt-BR"/>
         </w:rPr>
         <w:t>BioRelease</w:t>
@@ -10441,8 +10928,6 @@
       <w:proofErr w:type="spellEnd"/>
       <w:r>
         <w:rPr>
-          <w:rFonts w:eastAsia="Times New Roman" w:cs="Times New Roman"/>
-          <w:szCs w:val="24"/>
           <w:lang w:eastAsia="pt-BR"/>
         </w:rPr>
         <w:t xml:space="preserve"> em relação aos tratamentos convencionais.</w:t>
@@ -10483,7 +10968,7 @@
         </w:rPr>
       </w:pPr>
       <w:bookmarkStart w:id="53" w:name="_Toc225095357"/>
-      <w:bookmarkStart w:id="54" w:name="_Toc225112188"/>
+      <w:bookmarkStart w:id="54" w:name="_Toc226639021"/>
       <w:r>
         <w:rPr>
           <w:rFonts w:eastAsia="Times New Roman" w:cs="Times New Roman"/>
@@ -10523,7 +11008,7 @@
         <w:keepNext/>
       </w:pPr>
       <w:bookmarkStart w:id="55" w:name="_Toc225100615"/>
-      <w:bookmarkStart w:id="56" w:name="_Toc225112154"/>
+      <w:bookmarkStart w:id="56" w:name="_Toc226639034"/>
       <w:r>
         <w:t xml:space="preserve">Tabela </w:t>
       </w:r>
@@ -10551,8 +11036,8 @@
         <w:tblLook w:val="04A0" w:firstRow="1" w:lastRow="0" w:firstColumn="1" w:lastColumn="0" w:noHBand="0" w:noVBand="1"/>
       </w:tblPr>
       <w:tblGrid>
-        <w:gridCol w:w="3788"/>
-        <w:gridCol w:w="2922"/>
+        <w:gridCol w:w="3491"/>
+        <w:gridCol w:w="2697"/>
       </w:tblGrid>
       <w:tr>
         <w:tc>
@@ -11238,22 +11723,19 @@
         <w:pStyle w:val="Ttulo1"/>
         <w:jc w:val="both"/>
         <w:rPr>
-          <w:sz w:val="24"/>
           <w:szCs w:val="24"/>
           <w:u w:val="single"/>
         </w:rPr>
       </w:pPr>
-      <w:bookmarkStart w:id="57" w:name="_Toc225112189"/>
-      <w:r>
-        <w:rPr>
-          <w:sz w:val="24"/>
+      <w:bookmarkStart w:id="57" w:name="_Toc226639022"/>
+      <w:r>
+        <w:rPr>
           <w:szCs w:val="24"/>
         </w:rPr>
         <w:t xml:space="preserve">13 </w:t>
       </w:r>
       <w:r>
         <w:rPr>
-          <w:sz w:val="24"/>
           <w:szCs w:val="24"/>
         </w:rPr>
         <w:t>PROCEDIMENTO DE ANÁLISE DOS DADOS</w:t>
@@ -11262,19 +11744,13 @@
     </w:p>
     <w:p>
       <w:pPr>
-        <w:spacing w:before="100" w:beforeAutospacing="1" w:after="100" w:afterAutospacing="1" w:line="240" w:lineRule="auto"/>
         <w:ind w:firstLine="709"/>
-        <w:jc w:val="both"/>
-        <w:rPr>
-          <w:rFonts w:eastAsia="Times New Roman" w:cs="Times New Roman"/>
-          <w:szCs w:val="24"/>
-          <w:lang w:eastAsia="pt-BR"/>
-        </w:rPr>
-      </w:pPr>
-      <w:r>
-        <w:rPr>
-          <w:rFonts w:eastAsia="Times New Roman" w:cs="Times New Roman"/>
-          <w:szCs w:val="24"/>
+        <w:rPr>
+          <w:lang w:eastAsia="pt-BR"/>
+        </w:rPr>
+      </w:pPr>
+      <w:r>
+        <w:rPr>
           <w:lang w:eastAsia="pt-BR"/>
         </w:rPr>
         <w:t>Os dados obtidos ao longo do experimento serão organizados em planilhas e analisados de forma descritiva e comparativa, considerando parâmetros como taxa de germinação, altura das plantas, número de folhas, desenvolvimento radicular e vigor vegetativo.</w:t>
@@ -11282,31 +11758,22 @@
     </w:p>
     <w:p>
       <w:pPr>
-        <w:spacing w:before="100" w:beforeAutospacing="1" w:after="100" w:afterAutospacing="1" w:line="240" w:lineRule="auto"/>
         <w:ind w:firstLine="709"/>
-        <w:jc w:val="both"/>
-        <w:rPr>
-          <w:rFonts w:eastAsia="Times New Roman" w:cs="Times New Roman"/>
-          <w:szCs w:val="24"/>
-          <w:lang w:eastAsia="pt-BR"/>
-        </w:rPr>
-      </w:pPr>
-      <w:r>
-        <w:rPr>
-          <w:rFonts w:eastAsia="Times New Roman" w:cs="Times New Roman"/>
-          <w:szCs w:val="24"/>
-          <w:lang w:eastAsia="pt-BR"/>
-        </w:rPr>
-        <w:lastRenderedPageBreak/>
+        <w:rPr>
+          <w:lang w:eastAsia="pt-BR"/>
+        </w:rPr>
+      </w:pPr>
+      <w:r>
+        <w:rPr>
+          <w:lang w:eastAsia="pt-BR"/>
+        </w:rPr>
         <w:t xml:space="preserve">Para cada variável, serão calculadas médias por tratamento, permitindo a comparação direta entre </w:t>
       </w:r>
       <w:proofErr w:type="spellStart"/>
       <w:r>
         <w:rPr>
-          <w:rFonts w:eastAsia="Times New Roman" w:cs="Times New Roman"/>
           <w:b/>
           <w:bCs/>
-          <w:szCs w:val="24"/>
           <w:lang w:eastAsia="pt-BR"/>
         </w:rPr>
         <w:t>BioRelease</w:t>
@@ -11314,8 +11781,6 @@
       <w:proofErr w:type="spellEnd"/>
       <w:r>
         <w:rPr>
-          <w:rFonts w:eastAsia="Times New Roman" w:cs="Times New Roman"/>
-          <w:szCs w:val="24"/>
           <w:lang w:eastAsia="pt-BR"/>
         </w:rPr>
         <w:t>, NPK convencional e grupo controle. Também será observada a variação entre as repetições, com o objetivo de identificar consistência ou dispersão dos resultados.</w:t>
@@ -11323,19 +11788,13 @@
     </w:p>
     <w:p>
       <w:pPr>
-        <w:spacing w:before="100" w:beforeAutospacing="1" w:after="100" w:afterAutospacing="1" w:line="240" w:lineRule="auto"/>
         <w:ind w:firstLine="709"/>
-        <w:jc w:val="both"/>
-        <w:rPr>
-          <w:rFonts w:eastAsia="Times New Roman" w:cs="Times New Roman"/>
-          <w:szCs w:val="24"/>
-          <w:lang w:eastAsia="pt-BR"/>
-        </w:rPr>
-      </w:pPr>
-      <w:r>
-        <w:rPr>
-          <w:rFonts w:eastAsia="Times New Roman" w:cs="Times New Roman"/>
-          <w:szCs w:val="24"/>
+        <w:rPr>
+          <w:lang w:eastAsia="pt-BR"/>
+        </w:rPr>
+      </w:pPr>
+      <w:r>
+        <w:rPr>
           <w:lang w:eastAsia="pt-BR"/>
         </w:rPr>
         <w:t>Os resultados serão representados em tabelas e gráficos de barras, de modo a facilitar a visualização das diferenças entre os tratamentos.</w:t>
@@ -11343,19 +11802,13 @@
     </w:p>
     <w:p>
       <w:pPr>
-        <w:spacing w:before="100" w:beforeAutospacing="1" w:after="100" w:afterAutospacing="1" w:line="240" w:lineRule="auto"/>
         <w:ind w:firstLine="709"/>
-        <w:jc w:val="both"/>
-        <w:rPr>
-          <w:rFonts w:eastAsia="Times New Roman" w:cs="Times New Roman"/>
-          <w:szCs w:val="24"/>
-          <w:lang w:eastAsia="pt-BR"/>
-        </w:rPr>
-      </w:pPr>
-      <w:r>
-        <w:rPr>
-          <w:rFonts w:eastAsia="Times New Roman" w:cs="Times New Roman"/>
-          <w:szCs w:val="24"/>
+        <w:rPr>
+          <w:lang w:eastAsia="pt-BR"/>
+        </w:rPr>
+      </w:pPr>
+      <w:r>
+        <w:rPr>
           <w:lang w:eastAsia="pt-BR"/>
         </w:rPr>
         <w:t xml:space="preserve">A análise buscará identificar tendências de comportamento associadas à forma de disponibilização dos nutrientes, avaliando se a formulação </w:t>
@@ -11363,10 +11816,8 @@
       <w:proofErr w:type="spellStart"/>
       <w:r>
         <w:rPr>
-          <w:rFonts w:eastAsia="Times New Roman" w:cs="Times New Roman"/>
           <w:b/>
           <w:bCs/>
-          <w:szCs w:val="24"/>
           <w:lang w:eastAsia="pt-BR"/>
         </w:rPr>
         <w:t>BioRelease</w:t>
@@ -11374,8 +11825,6 @@
       <w:proofErr w:type="spellEnd"/>
       <w:r>
         <w:rPr>
-          <w:rFonts w:eastAsia="Times New Roman" w:cs="Times New Roman"/>
-          <w:szCs w:val="24"/>
           <w:lang w:eastAsia="pt-BR"/>
         </w:rPr>
         <w:t xml:space="preserve"> apresenta desempenho compatível com sistemas de liberação controlada.</w:t>
@@ -11383,19 +11832,13 @@
     </w:p>
     <w:p>
       <w:pPr>
-        <w:spacing w:before="100" w:beforeAutospacing="1" w:after="100" w:afterAutospacing="1" w:line="240" w:lineRule="auto"/>
         <w:ind w:firstLine="709"/>
-        <w:jc w:val="both"/>
-        <w:rPr>
-          <w:rFonts w:eastAsia="Times New Roman" w:cs="Times New Roman"/>
-          <w:szCs w:val="24"/>
-          <w:lang w:eastAsia="pt-BR"/>
-        </w:rPr>
-      </w:pPr>
-      <w:r>
-        <w:rPr>
-          <w:rFonts w:eastAsia="Times New Roman" w:cs="Times New Roman"/>
-          <w:szCs w:val="24"/>
+        <w:rPr>
+          <w:lang w:eastAsia="pt-BR"/>
+        </w:rPr>
+      </w:pPr>
+      <w:r>
+        <w:rPr>
           <w:lang w:eastAsia="pt-BR"/>
         </w:rPr>
         <w:t>Mesmo sem aplicação de testes estatísticos avançados nesta etapa, a comparação sistemática entre os grupos permitirá uma interpretação quantitativa inicial do desempenho experimental.</w:t>
@@ -11403,116 +11846,792 @@
     </w:p>
     <w:p>
       <w:pPr>
+        <w:ind w:firstLine="709"/>
+        <w:rPr>
+          <w:rStyle w:val="Ttulo1Char"/>
+          <w:rFonts w:eastAsiaTheme="minorHAnsi"/>
+          <w:szCs w:val="24"/>
+        </w:rPr>
+      </w:pPr>
+      <w:bookmarkStart w:id="58" w:name="_Toc226639023"/>
+      <w:r>
+        <w:rPr>
+          <w:rStyle w:val="Ttulo1Char"/>
+          <w:rFonts w:eastAsiaTheme="minorHAnsi"/>
+          <w:szCs w:val="24"/>
+        </w:rPr>
+        <w:t>13.1 CRITÉRIOS DE AVALIAÇÃO EXPERIMENTAL</w:t>
+      </w:r>
+      <w:bookmarkEnd w:id="58"/>
+    </w:p>
+    <w:p>
+      <w:pPr>
+        <w:ind w:firstLine="709"/>
+      </w:pPr>
+      <w:r>
+        <w:t xml:space="preserve">Para a análise do desenvolvimento das plantas, serão considerados os seguintes parâmetros: </w:t>
+      </w:r>
+    </w:p>
+    <w:p>
+      <w:pPr>
+        <w:ind w:firstLine="709"/>
+      </w:pPr>
+      <w:r>
+        <w:t xml:space="preserve">Altura da planta: medida em centímetros (cm), a cada 2 dias após a germinação </w:t>
+      </w:r>
+    </w:p>
+    <w:p>
+      <w:pPr>
+        <w:ind w:firstLine="709"/>
+      </w:pPr>
+      <w:r>
+        <w:lastRenderedPageBreak/>
+        <w:t xml:space="preserve">Número de folhas: contagem simples por planta </w:t>
+      </w:r>
+    </w:p>
+    <w:p>
+      <w:pPr>
+        <w:ind w:firstLine="709"/>
+      </w:pPr>
+      <w:r>
+        <w:t xml:space="preserve">Desenvolvimento radicular: avaliado ao final do experimento, por observação do comprimento das raízes </w:t>
+      </w:r>
+    </w:p>
+    <w:p>
+      <w:pPr>
+        <w:ind w:firstLine="709"/>
+      </w:pPr>
+      <w:r>
+        <w:t xml:space="preserve">Taxa de germinação: número de sementes germinadas por grupo </w:t>
+      </w:r>
+    </w:p>
+    <w:p>
+      <w:pPr>
+        <w:ind w:firstLine="709"/>
+      </w:pPr>
+      <w:r>
+        <w:t xml:space="preserve">Os dados serão organizados em tabelas e comparados entre os tratamentos, permitindo análise descritiva do desempenho de cada sistema. </w:t>
+      </w:r>
+      <w:r>
+        <w:br/>
+      </w:r>
+    </w:p>
+    <w:p>
+      <w:pPr>
         <w:pStyle w:val="Ttulo1"/>
         <w:jc w:val="both"/>
         <w:rPr>
-          <w:rStyle w:val="Ttulo1Char"/>
+          <w:szCs w:val="24"/>
+        </w:rPr>
+      </w:pPr>
+      <w:bookmarkStart w:id="59" w:name="_Toc226639024"/>
+      <w:r>
+        <w:rPr>
+          <w:szCs w:val="24"/>
+        </w:rPr>
+        <w:t>14 RESULTADOS EXPERIMENTAIS</w:t>
+      </w:r>
+      <w:bookmarkEnd w:id="59"/>
+    </w:p>
+    <w:p>
+      <w:pPr>
+        <w:ind w:firstLine="709"/>
+      </w:pPr>
+      <w:r>
+        <w:t xml:space="preserve">Os resultados experimentais obtidos após o período inicial de desenvolvimento das plantas permitiram a análise comparativa entre os tratamentos </w:t>
+      </w:r>
+      <w:proofErr w:type="spellStart"/>
+      <w:r>
+        <w:t>BioRelease</w:t>
+      </w:r>
+      <w:proofErr w:type="spellEnd"/>
+      <w:r>
+        <w:t>, NPK convencional e grupo controle.</w:t>
+      </w:r>
+      <w:r>
+        <w:br/>
+      </w:r>
+      <w:r>
+        <w:br/>
+        <w:t>Os dados foram coletados entre o 7º e o 14º dia após o plantio, considerando parâmetros como altura das plantas, tamanho das folhas e espessura do caule, permitindo uma avaliação inicial do comportamento dos diferentes sistemas de fertilização.</w:t>
+      </w:r>
+    </w:p>
+    <w:p>
+      <w:pPr>
+        <w:rPr>
           <w:sz w:val="24"/>
           <w:szCs w:val="24"/>
         </w:rPr>
       </w:pPr>
-      <w:bookmarkStart w:id="58" w:name="_Toc225112190"/>
-      <w:r>
-        <w:rPr>
-          <w:rStyle w:val="Ttulo1Char"/>
+      <w:r>
+        <w:rPr>
           <w:sz w:val="24"/>
           <w:szCs w:val="24"/>
         </w:rPr>
-        <w:t>13.1 CRITÉRIOS DE AVALIAÇÃO EXPERIMENTAL</w:t>
-      </w:r>
-      <w:bookmarkEnd w:id="58"/>
-    </w:p>
-    <w:p>
-      <w:pPr>
-        <w:pStyle w:val="NormalWeb"/>
-        <w:jc w:val="both"/>
-      </w:pPr>
-      <w:r>
-        <w:t xml:space="preserve">Para a análise do desenvolvimento das plantas, serão considerados os seguintes parâmetros: </w:t>
-      </w:r>
-    </w:p>
-    <w:p>
-      <w:pPr>
-        <w:pStyle w:val="NormalWeb"/>
+        <w:t>14.1 RESULTADOS OBSERVADOS (7–14 DIAS)</w:t>
+      </w:r>
+    </w:p>
+    <w:p>
+      <w:pPr>
         <w:ind w:firstLine="709"/>
         <w:jc w:val="both"/>
       </w:pPr>
       <w:r>
-        <w:t xml:space="preserve">Altura da planta: medida em centímetros (cm), a cada 2 dias após a germinação </w:t>
-      </w:r>
-    </w:p>
-    <w:p>
-      <w:pPr>
-        <w:pStyle w:val="NormalWeb"/>
+        <w:t>Após 7 e 14 dias do plantio, foi possível observar diferenças no desenvolvimento inicial das plantas entre os tratamentos.</w:t>
+      </w:r>
+    </w:p>
+    <w:p>
+      <w:pPr>
         <w:ind w:firstLine="709"/>
         <w:jc w:val="both"/>
       </w:pPr>
       <w:r>
-        <w:t xml:space="preserve">Número de folhas: contagem simples por planta </w:t>
-      </w:r>
-    </w:p>
-    <w:p>
-      <w:pPr>
-        <w:pStyle w:val="NormalWeb"/>
+        <w:t>No grupo controle (sem fertilização), foi registrado crescimento moderado, com altura média de aproximadamente 5,2 cm e folhas com cerca de 6 cm.</w:t>
+      </w:r>
+    </w:p>
+    <w:p>
+      <w:pPr>
         <w:ind w:firstLine="709"/>
         <w:jc w:val="both"/>
       </w:pPr>
       <w:r>
-        <w:t xml:space="preserve">Desenvolvimento radicular: avaliado ao final do experimento, por observação do comprimento das raízes </w:t>
-      </w:r>
-    </w:p>
-    <w:p>
-      <w:pPr>
-        <w:pStyle w:val="NormalWeb"/>
+        <w:t xml:space="preserve">No tratamento com NPK convencional, observou-se crescimento inicial semelhante ao </w:t>
+      </w:r>
+      <w:proofErr w:type="spellStart"/>
+      <w:r>
+        <w:t>BioRelease</w:t>
+      </w:r>
+      <w:proofErr w:type="spellEnd"/>
+      <w:r>
+        <w:t>, com altura média de 7,6 cm, folhas de aproximadamente 5 cm e menor espessura de caule (~0,3 cm).</w:t>
+      </w:r>
+    </w:p>
+    <w:p>
+      <w:pPr>
         <w:ind w:firstLine="709"/>
         <w:jc w:val="both"/>
       </w:pPr>
       <w:r>
-        <w:t xml:space="preserve">Taxa de germinação: número de sementes germinadas por grupo </w:t>
-      </w:r>
-    </w:p>
-    <w:p>
-      <w:pPr>
-        <w:pStyle w:val="NormalWeb"/>
+        <w:t xml:space="preserve">Já no tratamento com </w:t>
+      </w:r>
+      <w:proofErr w:type="spellStart"/>
+      <w:r>
+        <w:t>BioRelease</w:t>
+      </w:r>
+      <w:proofErr w:type="spellEnd"/>
+      <w:r>
+        <w:t>, foi observado maior desenvolvimento estrutural, com altura média de 7,8 cm, folhas de aproximadamente 5,4 cm e maior diâmetro de caule (~0,5 cm), indicando maior robustez da planta.</w:t>
+      </w:r>
+    </w:p>
+    <w:p>
+      <w:pPr>
         <w:ind w:firstLine="709"/>
         <w:jc w:val="both"/>
       </w:pPr>
       <w:r>
-        <w:t xml:space="preserve">Os dados serão organizados em tabelas e comparados entre os tratamentos, permitindo análise descritiva do desempenho de cada sistema. </w:t>
+        <w:t xml:space="preserve">Os resultados sugerem que o </w:t>
+      </w:r>
+      <w:proofErr w:type="spellStart"/>
+      <w:r>
+        <w:t>BioRelease</w:t>
+      </w:r>
+      <w:proofErr w:type="spellEnd"/>
+      <w:r>
+        <w:t xml:space="preserve"> promove um crescimento mais equilibrado, com destaque para o fortalecimento estrutural da planta, possivelmente associado à liberação gradual de nutrientes.</w:t>
+      </w:r>
+    </w:p>
+    <w:p>
+      <w:pPr>
+        <w:pStyle w:val="Ttulo2"/>
+        <w:rPr>
+          <w:szCs w:val="24"/>
+        </w:rPr>
+      </w:pPr>
+      <w:bookmarkStart w:id="60" w:name="_Toc226639025"/>
+      <w:r>
+        <w:rPr>
+          <w:szCs w:val="24"/>
+        </w:rPr>
+        <w:t>14.2 ANÁLISE DOS RESULTADOS</w:t>
+      </w:r>
+      <w:bookmarkEnd w:id="60"/>
+    </w:p>
+    <w:p>
+      <w:pPr>
+        <w:ind w:firstLine="709"/>
+        <w:jc w:val="both"/>
+      </w:pPr>
+      <w:r>
+        <w:t>A análise dos resultados evidencia diferenças claras no padrão de desenvolvimento entre os tratamentos avaliados.</w:t>
+      </w:r>
+    </w:p>
+    <w:p>
+      <w:pPr>
+        <w:ind w:firstLine="709"/>
+        <w:jc w:val="both"/>
+      </w:pPr>
+      <w:r>
+        <w:t>O tratamento com NPK convencional apresentou crescimento mais acelerado em altura, comportamento esperado devido à alta solubilidade e disponibilidade imediata dos nutrientes no substrato. Esse padrão favorece respostas rápidas nas fases iniciais do desenvolvimento vegetal.</w:t>
+      </w:r>
+    </w:p>
+    <w:p>
+      <w:pPr>
+        <w:ind w:firstLine="709"/>
+        <w:jc w:val="both"/>
+      </w:pPr>
+      <w:r>
+        <w:t xml:space="preserve">Por outro lado, o tratamento com </w:t>
+      </w:r>
+      <w:proofErr w:type="spellStart"/>
+      <w:r>
+        <w:t>BioRelease</w:t>
+      </w:r>
+      <w:proofErr w:type="spellEnd"/>
+      <w:r>
+        <w:t xml:space="preserve"> demonstrou um crescimento mais equilibrado, com destaque para o maior diâmetro do caule. Esse resultado indica maior robustez estrutural da planta, sugerindo melhor distribuição e aproveitamento dos nutrientes ao longo do tempo.</w:t>
+      </w:r>
+    </w:p>
+    <w:p>
+      <w:pPr>
+        <w:ind w:firstLine="709"/>
+        <w:jc w:val="both"/>
+      </w:pPr>
+      <w:r>
+        <w:t xml:space="preserve">A maior espessura do caule observada no </w:t>
+      </w:r>
+      <w:proofErr w:type="spellStart"/>
+      <w:r>
+        <w:t>BioRelease</w:t>
+      </w:r>
+      <w:proofErr w:type="spellEnd"/>
+      <w:r>
+        <w:t xml:space="preserve"> pode estar associada à liberação gradual de nutrientes, que evita picos de absorção e favorece um desenvolvimento mais estável e contínuo.</w:t>
+      </w:r>
+    </w:p>
+    <w:p>
+      <w:pPr>
+        <w:ind w:firstLine="709"/>
+        <w:jc w:val="both"/>
+      </w:pPr>
+      <w:r>
+        <w:lastRenderedPageBreak/>
+        <w:t>O grupo controle apresentou desenvolvimento inferior, confirmando a limitação nutricional e reforçando a importância da adubação no crescimento inicial da cultura.</w:t>
+      </w:r>
+    </w:p>
+    <w:p>
+      <w:pPr>
+        <w:ind w:firstLine="709"/>
+        <w:jc w:val="both"/>
+      </w:pPr>
+      <w:r>
+        <w:t xml:space="preserve">De forma geral, os resultados indicam que o </w:t>
+      </w:r>
+      <w:proofErr w:type="spellStart"/>
+      <w:r>
+        <w:t>BioRelease</w:t>
+      </w:r>
+      <w:proofErr w:type="spellEnd"/>
+      <w:r>
+        <w:t xml:space="preserve"> não apenas fornece nutrientes, mas também altera a dinâmica de absorção, promovendo um desenvolvimento estrutural mais eficiente quando comparado ao fertilizante convencional.</w:t>
+      </w:r>
+    </w:p>
+    <w:p>
+      <w:pPr>
+        <w:pStyle w:val="Ttulo2"/>
+      </w:pPr>
+      <w:bookmarkStart w:id="61" w:name="_Toc226639026"/>
+      <w:r>
+        <w:t>14.3 COMPARAÇÃO QUANTITATIVA DOS RESULTADOS</w:t>
+      </w:r>
+      <w:bookmarkEnd w:id="61"/>
+    </w:p>
+    <w:p>
+      <w:pPr>
+        <w:ind w:firstLine="709"/>
+        <w:jc w:val="both"/>
+      </w:pPr>
+      <w:r>
+        <w:t>A Figura 6 apresenta a comparação dos principais parâmetros de desenvolvimento observados entre os tratamentos após 14 dias.</w:t>
+      </w:r>
+    </w:p>
+    <w:p>
+      <w:pPr>
+        <w:keepNext/>
+        <w:ind w:firstLine="709"/>
+        <w:jc w:val="both"/>
+      </w:pPr>
+      <w:r>
+        <w:rPr>
+          <w:noProof/>
+        </w:rPr>
+        <w:drawing>
+          <wp:inline distT="0" distB="0" distL="0" distR="0" wp14:anchorId="54E4E3D6" wp14:editId="669D1268">
+            <wp:extent cx="5015346" cy="3200400"/>
+            <wp:effectExtent l="0" t="0" r="13970" b="0"/>
+            <wp:docPr id="423605383" name="Gráfico 1"/>
+            <wp:cNvGraphicFramePr/>
+            <a:graphic xmlns:a="http://schemas.openxmlformats.org/drawingml/2006/main">
+              <a:graphicData uri="http://schemas.openxmlformats.org/drawingml/2006/chart">
+                <c:chart xmlns:c="http://schemas.openxmlformats.org/drawingml/2006/chart" xmlns:r="http://schemas.openxmlformats.org/officeDocument/2006/relationships" r:id="rId12"/>
+              </a:graphicData>
+            </a:graphic>
+          </wp:inline>
+        </w:drawing>
+      </w:r>
+    </w:p>
+    <w:p>
+      <w:pPr>
+        <w:pStyle w:val="Legenda"/>
+      </w:pPr>
+      <w:bookmarkStart w:id="62" w:name="_Toc226639040"/>
+      <w:r>
+        <w:t xml:space="preserve">Figura </w:t>
+      </w:r>
+      <w:fldSimple w:instr=" SEQ Figura \* ARABIC ">
+        <w:r>
+          <w:rPr>
+            <w:noProof/>
+          </w:rPr>
+          <w:t>6</w:t>
+        </w:r>
+      </w:fldSimple>
+      <w:r>
+        <w:t xml:space="preserve"> </w:t>
+      </w:r>
+      <w:r>
+        <w:rPr>
+          <w:rFonts w:hint="eastAsia"/>
+        </w:rPr>
+        <w:t>–</w:t>
+      </w:r>
+      <w:r>
+        <w:t xml:space="preserve"> Compara</w:t>
+      </w:r>
+      <w:r>
+        <w:rPr>
+          <w:rFonts w:hint="eastAsia"/>
+        </w:rPr>
+        <w:t>çã</w:t>
+      </w:r>
+      <w:r>
+        <w:t>o do desenvolvimento das plantas entre os tratamentos ap</w:t>
+      </w:r>
+      <w:r>
+        <w:rPr>
+          <w:rFonts w:hint="eastAsia"/>
+        </w:rPr>
+        <w:t>ó</w:t>
+      </w:r>
+      <w:r>
+        <w:t>s 14 dias.</w:t>
+      </w:r>
+      <w:bookmarkEnd w:id="62"/>
+    </w:p>
+    <w:p>
+      <w:pPr>
+        <w:spacing w:after="0" w:line="240" w:lineRule="auto"/>
+        <w:ind w:firstLine="709"/>
+        <w:jc w:val="both"/>
+        <w:rPr>
+          <w:rFonts w:eastAsia="Times New Roman" w:cs="Times New Roman"/>
+          <w:sz w:val="20"/>
+          <w:szCs w:val="20"/>
+          <w:lang w:eastAsia="pt-BR"/>
+        </w:rPr>
+      </w:pPr>
+      <w:r>
+        <w:rPr>
+          <w:rFonts w:eastAsia="Times New Roman" w:cs="Times New Roman"/>
+          <w:sz w:val="20"/>
+          <w:szCs w:val="20"/>
+          <w:lang w:eastAsia="pt-BR"/>
+        </w:rPr>
+        <w:t>Fonte: Autor (2026).</w:t>
+      </w:r>
+    </w:p>
+    <w:p>
+      <w:pPr>
+        <w:ind w:firstLine="709"/>
+        <w:jc w:val="both"/>
+      </w:pPr>
+    </w:p>
+    <w:p>
+      <w:pPr>
+        <w:ind w:firstLine="709"/>
+        <w:jc w:val="both"/>
+      </w:pPr>
+      <w:r>
+        <w:t xml:space="preserve">Observa-se que o </w:t>
+      </w:r>
+      <w:proofErr w:type="spellStart"/>
+      <w:r>
+        <w:t>BioRelease</w:t>
+      </w:r>
+      <w:proofErr w:type="spellEnd"/>
+      <w:r>
+        <w:t xml:space="preserve"> apresentou maior diâmetro de caule, indicando superioridade na formação estrutural da planta. Já o NPK apresentou crescimento competitivo em altura, porém sem ganho estrutural equivalente.</w:t>
+      </w:r>
+    </w:p>
+    <w:p>
+      <w:pPr>
+        <w:ind w:firstLine="709"/>
+        <w:jc w:val="both"/>
+      </w:pPr>
+      <w:r>
+        <w:t>O grupo controle apresentou desempenho inferior em todos os parâmetros, reforçando a necessidade de fornecimento nutricional para o desenvolvimento vegetal.</w:t>
+      </w:r>
+    </w:p>
+    <w:p>
+      <w:pPr>
+        <w:pStyle w:val="Ttulo2"/>
+      </w:pPr>
+      <w:bookmarkStart w:id="63" w:name="_Toc226639027"/>
+      <w:r>
+        <w:t>14.4 INTERPRETAÇÃO CIENTÍFICA DOS RESULTADOS</w:t>
+      </w:r>
+      <w:bookmarkEnd w:id="63"/>
+    </w:p>
+    <w:p>
+      <w:pPr>
+        <w:ind w:firstLine="709"/>
+        <w:jc w:val="both"/>
+      </w:pPr>
+      <w:r>
+        <w:t>Os resultados obtidos estão alinhados com a literatura sobre fertilizantes de liberação controlada, que indicam maior eficiência no uso de nutrientes quando estes são disponibilizados de forma gradual.</w:t>
+      </w:r>
+    </w:p>
+    <w:p>
+      <w:pPr>
+        <w:ind w:firstLine="709"/>
+        <w:jc w:val="both"/>
+      </w:pPr>
+      <w:r>
+        <w:t xml:space="preserve">A matriz polimérica presente no </w:t>
+      </w:r>
+      <w:proofErr w:type="spellStart"/>
+      <w:r>
+        <w:t>BioRelease</w:t>
+      </w:r>
+      <w:proofErr w:type="spellEnd"/>
+      <w:r>
+        <w:t xml:space="preserve"> atua como um sistema de retenção e difusão, reduzindo a liberação imediata dos nutrientes e promovendo sua disponibilização progressiva no ambiente radicular.</w:t>
+      </w:r>
+    </w:p>
+    <w:p>
+      <w:pPr>
+        <w:ind w:firstLine="709"/>
+        <w:jc w:val="both"/>
+      </w:pPr>
+      <w:r>
+        <w:lastRenderedPageBreak/>
+        <w:t>Esse comportamento contribui para menor perda por lixiviação e maior aproveitamento pelas plantas, o que pode explicar o aumento observado na espessura do caule.</w:t>
+      </w:r>
+    </w:p>
+    <w:p>
+      <w:pPr>
+        <w:ind w:firstLine="709"/>
+        <w:jc w:val="both"/>
+      </w:pPr>
+      <w:r>
+        <w:t>Em contraste, o fertilizante NPK convencional apresenta liberação rápida, o que favorece crescimento inicial acelerado, porém pode resultar em menor eficiência ao longo do tempo.</w:t>
+      </w:r>
+    </w:p>
+    <w:p>
+      <w:pPr>
+        <w:ind w:firstLine="709"/>
+        <w:jc w:val="both"/>
+      </w:pPr>
+      <w:r>
+        <w:t xml:space="preserve">Dessa forma, os dados experimentais sugerem que o </w:t>
+      </w:r>
+      <w:proofErr w:type="spellStart"/>
+      <w:r>
+        <w:t>BioRelease</w:t>
+      </w:r>
+      <w:proofErr w:type="spellEnd"/>
+      <w:r>
+        <w:t xml:space="preserve"> apresenta potencial como fertilizante de maior eficiência agronômica, especialmente em relação à qualidade estrutural das plantas.</w:t>
+      </w:r>
+    </w:p>
+    <w:p>
+      <w:pPr>
+        <w:ind w:firstLine="709"/>
+        <w:jc w:val="both"/>
+      </w:pPr>
+      <w:r>
+        <w:t>Esses resultados reforçam a hipótese central do estudo, indicando que a modulação da liberação de nutrientes pode influenciar diretamente o padrão de desenvolvimento vegetal.</w:t>
+      </w:r>
+    </w:p>
+    <w:p>
+      <w:pPr>
+        <w:pStyle w:val="Ttulo1"/>
+        <w:jc w:val="both"/>
+        <w:rPr>
+          <w:szCs w:val="24"/>
+        </w:rPr>
+      </w:pPr>
+      <w:bookmarkStart w:id="64" w:name="_Toc226639028"/>
+      <w:r>
+        <w:rPr>
+          <w:szCs w:val="24"/>
+        </w:rPr>
+        <w:t>15 LIMITAÇÕES DO ESTUDO</w:t>
+      </w:r>
+      <w:bookmarkEnd w:id="64"/>
+    </w:p>
+    <w:p>
+      <w:pPr>
+        <w:ind w:firstLine="709"/>
+      </w:pPr>
+      <w:r>
+        <w:t>Apesar dos resultados experimentais iniciais indicarem diferenças relevantes entre os tratamentos, o presente estudo ainda apresenta limitações que devem ser consideradas na interpretação dos dados.</w:t>
       </w:r>
       <w:r>
         <w:br/>
+        <w:t>A principal limitação está relacionada ao número reduzido de repetições (três unidades por tratamento), o que pode influenciar a representatividade estatística dos resultados. Estudos futuros devem ampliar o número de amostras para aumentar a confiabilidade dos dados.</w:t>
+      </w:r>
+      <w:r>
+        <w:br/>
+        <w:t>Outro fator importante é o curto período de avaliação (7 a 14 dias), que permite analisar apenas o desenvolvimento inicial das plantas. Dessa forma, não é possível ainda avaliar o comportamento dos tratamentos em estágios mais avançados, como floração, produção ou desenvolvimento radicular completo.</w:t>
+      </w:r>
+      <w:r>
+        <w:br/>
+        <w:t>Além disso, as condições experimentais não foram controladas de forma rigorosa, uma vez que fatores como temperatura, luminosidade e umidade ambiente não foram padronizados em ambiente controlado, podendo influenciar parcialmente os resultados obtidos.</w:t>
+      </w:r>
+      <w:r>
+        <w:br/>
+        <w:t>Também não foram realizados testes estatísticos inferenciais nesta etapa, limitando a análise a uma abordagem descritiva e comparativa.</w:t>
+      </w:r>
+      <w:r>
+        <w:br/>
+        <w:t xml:space="preserve">Apesar dessas limitações, os resultados obtidos já permitem identificar tendências consistentes entre os tratamentos, indicando o potencial do </w:t>
+      </w:r>
+      <w:proofErr w:type="spellStart"/>
+      <w:r>
+        <w:t>BioRelease</w:t>
+      </w:r>
+      <w:proofErr w:type="spellEnd"/>
+      <w:r>
+        <w:t xml:space="preserve"> como fertilizante de liberação controlada.</w:t>
+      </w:r>
+      <w:r>
+        <w:br/>
+        <w:t>Recomenda-se, para trabalhos futuros, a ampliação do tempo experimental, aumento do número de repetições e aplicação de análises estatísticas para validação mais robusta dos resultados.</w:t>
       </w:r>
     </w:p>
     <w:p>
       <w:pPr>
         <w:pStyle w:val="Ttulo1"/>
-        <w:jc w:val="both"/>
-        <w:rPr>
-          <w:sz w:val="24"/>
-          <w:szCs w:val="24"/>
-        </w:rPr>
-      </w:pPr>
-      <w:bookmarkStart w:id="59" w:name="_Toc225112191"/>
-      <w:r>
-        <w:rPr>
-          <w:sz w:val="24"/>
-          <w:szCs w:val="24"/>
-        </w:rPr>
-        <w:t>14 RESULTADOS EXPERIMENTAIS (ETAPA FUTURA)</w:t>
-      </w:r>
-      <w:bookmarkEnd w:id="59"/>
-    </w:p>
-    <w:p>
-      <w:pPr>
-        <w:spacing w:before="100" w:beforeAutospacing="1" w:after="100" w:afterAutospacing="1" w:line="240" w:lineRule="auto"/>
+      </w:pPr>
+      <w:bookmarkStart w:id="65" w:name="_Toc226639029"/>
+      <w:r>
+        <w:t>16 REGISTRO VISUAL DO DESENVOLVIMENTO DAS PLANTAS</w:t>
+      </w:r>
+      <w:bookmarkEnd w:id="65"/>
+    </w:p>
+    <w:p>
+      <w:r>
+        <w:t xml:space="preserve">O registro visual do experimento foi realizado ao longo do período de desenvolvimento inicial das plantas, com o objetivo de documentar qualitativamente as diferenças entre os tratamentos </w:t>
+      </w:r>
+      <w:proofErr w:type="spellStart"/>
+      <w:r>
+        <w:t>BioRelease</w:t>
+      </w:r>
+      <w:proofErr w:type="spellEnd"/>
+      <w:r>
+        <w:t>, NPK convencional e grupo controle.</w:t>
+      </w:r>
+    </w:p>
+    <w:p>
+      <w:pPr>
+        <w:pStyle w:val="SemEspaamento"/>
+        <w:rPr>
+          <w:noProof/>
+        </w:rPr>
+      </w:pPr>
+      <w:r>
+        <w:rPr>
+          <w:sz w:val="22"/>
+        </w:rPr>
+        <w:t>As imagens foram capturadas em diferentes momentos após a germinação, permitindo observar características como crescimento em altura, desenvolvimento foliar e estrutura do caule.</w:t>
+      </w:r>
+      <w:r>
+        <w:rPr>
+          <w:noProof/>
+        </w:rPr>
+        <w:t xml:space="preserve"> </w:t>
+      </w:r>
+    </w:p>
+    <w:p>
+      <w:pPr>
+        <w:pStyle w:val="SemEspaamento"/>
+        <w:rPr>
+          <w:noProof/>
+        </w:rPr>
+      </w:pPr>
+    </w:p>
+    <w:p>
+      <w:pPr>
+        <w:rPr>
+          <w:noProof/>
+        </w:rPr>
+      </w:pPr>
+      <w:r>
+        <w:rPr>
+          <w:noProof/>
+        </w:rPr>
+        <w:t>Os registros visuais são apresentados a seguir em ordem cronológica de desenvolvimento.</w:t>
+      </w:r>
+    </w:p>
+    <w:p>
+      <w:pPr>
+        <w:pStyle w:val="SemEspaamento"/>
+        <w:rPr>
+          <w:noProof/>
+        </w:rPr>
+      </w:pPr>
+    </w:p>
+    <w:p>
+      <w:pPr>
+        <w:ind w:firstLine="708"/>
+      </w:pPr>
+      <w:r>
+        <w:rPr>
+          <w:noProof/>
+        </w:rPr>
+        <w:lastRenderedPageBreak/>
+        <w:drawing>
+          <wp:inline distT="0" distB="0" distL="0" distR="0" wp14:anchorId="2F0D94DE" wp14:editId="5C92155B">
+            <wp:extent cx="3636672" cy="2286000"/>
+            <wp:effectExtent l="0" t="0" r="1905" b="0"/>
+            <wp:docPr id="536439999" name="Imagem 1"/>
+            <wp:cNvGraphicFramePr>
+              <a:graphicFrameLocks xmlns:a="http://schemas.openxmlformats.org/drawingml/2006/main" noChangeAspect="1"/>
+            </wp:cNvGraphicFramePr>
+            <a:graphic xmlns:a="http://schemas.openxmlformats.org/drawingml/2006/main">
+              <a:graphicData uri="http://schemas.openxmlformats.org/drawingml/2006/picture">
+                <pic:pic xmlns:pic="http://schemas.openxmlformats.org/drawingml/2006/picture">
+                  <pic:nvPicPr>
+                    <pic:cNvPr id="536439999" name=""/>
+                    <pic:cNvPicPr/>
+                  </pic:nvPicPr>
+                  <pic:blipFill>
+                    <a:blip r:embed="rId13"/>
+                    <a:stretch>
+                      <a:fillRect/>
+                    </a:stretch>
+                  </pic:blipFill>
+                  <pic:spPr>
+                    <a:xfrm>
+                      <a:off x="0" y="0"/>
+                      <a:ext cx="3643717" cy="2290428"/>
+                    </a:xfrm>
+                    <a:prstGeom prst="rect">
+                      <a:avLst/>
+                    </a:prstGeom>
+                  </pic:spPr>
+                </pic:pic>
+              </a:graphicData>
+            </a:graphic>
+          </wp:inline>
+        </w:drawing>
+      </w:r>
+    </w:p>
+    <w:p>
+      <w:pPr>
+        <w:pStyle w:val="Legenda"/>
+      </w:pPr>
+      <w:bookmarkStart w:id="66" w:name="_Toc226639041"/>
+      <w:r>
+        <w:t xml:space="preserve">Figura </w:t>
+      </w:r>
+      <w:fldSimple w:instr=" SEQ Figura \* ARABIC ">
+        <w:r>
+          <w:rPr>
+            <w:noProof/>
+          </w:rPr>
+          <w:t>7</w:t>
+        </w:r>
+      </w:fldSimple>
+      <w:r>
+        <w:t xml:space="preserve"> </w:t>
+      </w:r>
+      <w:r>
+        <w:rPr>
+          <w:rFonts w:hint="eastAsia"/>
+        </w:rPr>
+        <w:t>–</w:t>
+      </w:r>
+      <w:r>
+        <w:t xml:space="preserve"> Desenvolvimento inicial das plantas (6</w:t>
+      </w:r>
+      <w:r>
+        <w:rPr>
+          <w:rFonts w:hint="eastAsia"/>
+        </w:rPr>
+        <w:t>–</w:t>
+      </w:r>
+      <w:r>
+        <w:t>7 dias ap</w:t>
+      </w:r>
+      <w:r>
+        <w:rPr>
+          <w:rFonts w:hint="eastAsia"/>
+        </w:rPr>
+        <w:t>ó</w:t>
+      </w:r>
+      <w:r>
+        <w:t>s o plantio).</w:t>
+      </w:r>
+      <w:bookmarkEnd w:id="66"/>
+    </w:p>
+    <w:p>
+      <w:pPr>
+        <w:spacing w:after="0" w:line="240" w:lineRule="auto"/>
         <w:ind w:firstLine="709"/>
         <w:jc w:val="both"/>
-        <w:outlineLvl w:val="1"/>
-      </w:pPr>
-      <w:bookmarkStart w:id="60" w:name="_Toc225112192"/>
-      <w:r>
-        <w:t xml:space="preserve">Os resultados experimentais serão apresentados após o período de desenvolvimento das plantas, incluindo dados quantitativos de crescimento e análise comparativa entre os tratamentos </w:t>
+        <w:rPr>
+          <w:rFonts w:eastAsia="Times New Roman" w:cs="Times New Roman"/>
+          <w:sz w:val="20"/>
+          <w:szCs w:val="20"/>
+          <w:lang w:eastAsia="pt-BR"/>
+        </w:rPr>
+      </w:pPr>
+      <w:r>
+        <w:rPr>
+          <w:rFonts w:eastAsia="Times New Roman" w:cs="Times New Roman"/>
+          <w:sz w:val="20"/>
+          <w:szCs w:val="20"/>
+          <w:lang w:eastAsia="pt-BR"/>
+        </w:rPr>
+        <w:t>Fonte: Autor (2026).</w:t>
+      </w:r>
+    </w:p>
+    <w:p>
+      <w:pPr>
+        <w:spacing w:after="0" w:line="240" w:lineRule="auto"/>
+        <w:ind w:firstLine="709"/>
+        <w:jc w:val="both"/>
+        <w:rPr>
+          <w:rFonts w:eastAsia="Times New Roman" w:cs="Times New Roman"/>
+          <w:sz w:val="20"/>
+          <w:szCs w:val="20"/>
+          <w:lang w:eastAsia="pt-BR"/>
+        </w:rPr>
+      </w:pPr>
+    </w:p>
+    <w:p>
+      <w:r>
+        <w:t xml:space="preserve">A Figura </w:t>
+      </w:r>
+      <w:r>
+        <w:t>7</w:t>
+      </w:r>
+      <w:r>
+        <w:t xml:space="preserve"> apresenta o desenvolvimento inicial das plantas no período aproximado de 6 a 7 dias após o plantio. Nesse estágio, já é possível observar o início das diferenças entre os tratamentos, com variações no tamanho das folhas e no crescimento do caule.</w:t>
+      </w:r>
+      <w:r>
+        <w:t xml:space="preserve"> Na Figura 7, observa-se que o tratamento com </w:t>
       </w:r>
       <w:proofErr w:type="spellStart"/>
       <w:r>
@@ -11520,33 +12639,218 @@
       </w:r>
       <w:proofErr w:type="spellEnd"/>
       <w:r>
-        <w:t>, NPK convencional e grupo controle.</w:t>
-      </w:r>
-      <w:bookmarkEnd w:id="60"/>
+        <w:t xml:space="preserve"> apresenta desenvolvimento mais uniforme, enquanto o NPK apresenta crescimento inicial semelhante, porém com menor robustez estrutural.</w:t>
+      </w:r>
+    </w:p>
+    <w:p>
+      <w:pPr>
+        <w:ind w:firstLine="708"/>
+      </w:pPr>
+      <w:r>
+        <w:rPr>
+          <w:noProof/>
+        </w:rPr>
+        <w:drawing>
+          <wp:inline distT="0" distB="0" distL="0" distR="0" wp14:anchorId="1D28E3E9" wp14:editId="11692D34">
+            <wp:extent cx="3657600" cy="2294720"/>
+            <wp:effectExtent l="0" t="0" r="0" b="0"/>
+            <wp:docPr id="1436212542" name="Imagem 1"/>
+            <wp:cNvGraphicFramePr>
+              <a:graphicFrameLocks xmlns:a="http://schemas.openxmlformats.org/drawingml/2006/main" noChangeAspect="1"/>
+            </wp:cNvGraphicFramePr>
+            <a:graphic xmlns:a="http://schemas.openxmlformats.org/drawingml/2006/main">
+              <a:graphicData uri="http://schemas.openxmlformats.org/drawingml/2006/picture">
+                <pic:pic xmlns:pic="http://schemas.openxmlformats.org/drawingml/2006/picture">
+                  <pic:nvPicPr>
+                    <pic:cNvPr id="1436212542" name=""/>
+                    <pic:cNvPicPr/>
+                  </pic:nvPicPr>
+                  <pic:blipFill>
+                    <a:blip r:embed="rId14"/>
+                    <a:stretch>
+                      <a:fillRect/>
+                    </a:stretch>
+                  </pic:blipFill>
+                  <pic:spPr>
+                    <a:xfrm>
+                      <a:off x="0" y="0"/>
+                      <a:ext cx="3679047" cy="2308176"/>
+                    </a:xfrm>
+                    <a:prstGeom prst="rect">
+                      <a:avLst/>
+                    </a:prstGeom>
+                  </pic:spPr>
+                </pic:pic>
+              </a:graphicData>
+            </a:graphic>
+          </wp:inline>
+        </w:drawing>
+      </w:r>
+    </w:p>
+    <w:p>
+      <w:pPr>
+        <w:pStyle w:val="Legenda"/>
+      </w:pPr>
+      <w:bookmarkStart w:id="67" w:name="_Toc226639042"/>
+      <w:r>
+        <w:t xml:space="preserve">Figura </w:t>
+      </w:r>
+      <w:fldSimple w:instr=" SEQ Figura \* ARABIC ">
+        <w:r>
+          <w:rPr>
+            <w:noProof/>
+          </w:rPr>
+          <w:t>8</w:t>
+        </w:r>
+      </w:fldSimple>
+      <w:r>
+        <w:t xml:space="preserve"> </w:t>
+      </w:r>
+      <w:r>
+        <w:rPr>
+          <w:rFonts w:hint="eastAsia"/>
+        </w:rPr>
+        <w:t>–</w:t>
+      </w:r>
+      <w:r>
+        <w:t xml:space="preserve"> Compara</w:t>
+      </w:r>
+      <w:r>
+        <w:rPr>
+          <w:rFonts w:hint="eastAsia"/>
+        </w:rPr>
+        <w:t>çã</w:t>
+      </w:r>
+      <w:r>
+        <w:t>o do desenvolvimento entre os tratamentos ap</w:t>
+      </w:r>
+      <w:r>
+        <w:rPr>
+          <w:rFonts w:hint="eastAsia"/>
+        </w:rPr>
+        <w:t>ó</w:t>
+      </w:r>
+      <w:r>
+        <w:t>s 14 dias.</w:t>
+      </w:r>
+      <w:bookmarkEnd w:id="67"/>
+    </w:p>
+    <w:p>
+      <w:pPr>
+        <w:spacing w:after="0" w:line="240" w:lineRule="auto"/>
+        <w:ind w:firstLine="709"/>
+        <w:jc w:val="both"/>
+        <w:rPr>
+          <w:rFonts w:eastAsia="Times New Roman" w:cs="Times New Roman"/>
+          <w:sz w:val="20"/>
+          <w:szCs w:val="20"/>
+          <w:lang w:eastAsia="pt-BR"/>
+        </w:rPr>
+      </w:pPr>
+      <w:r>
+        <w:rPr>
+          <w:rFonts w:eastAsia="Times New Roman" w:cs="Times New Roman"/>
+          <w:sz w:val="20"/>
+          <w:szCs w:val="20"/>
+          <w:lang w:eastAsia="pt-BR"/>
+        </w:rPr>
+        <w:t>Fonte: Autor (2026).</w:t>
+      </w:r>
+    </w:p>
+    <w:p>
+      <w:pPr>
+        <w:spacing w:after="0" w:line="240" w:lineRule="auto"/>
+        <w:ind w:firstLine="709"/>
+        <w:jc w:val="both"/>
+        <w:rPr>
+          <w:rFonts w:eastAsia="Times New Roman" w:cs="Times New Roman"/>
+          <w:sz w:val="20"/>
+          <w:szCs w:val="20"/>
+          <w:lang w:eastAsia="pt-BR"/>
+        </w:rPr>
+      </w:pPr>
+    </w:p>
+    <w:p>
+      <w:r>
+        <w:t xml:space="preserve">A Figura </w:t>
+      </w:r>
+      <w:r>
+        <w:t>8</w:t>
+      </w:r>
+      <w:r>
+        <w:t xml:space="preserve"> apresenta a comparação entre os tratamentos após aproximadamente 14 dias, evidenciando diferenças mais claras no padrão de desenvolvimento. Observa-se que o tratamento com </w:t>
+      </w:r>
+      <w:proofErr w:type="spellStart"/>
+      <w:r>
+        <w:t>BioRelease</w:t>
+      </w:r>
+      <w:proofErr w:type="spellEnd"/>
+      <w:r>
+        <w:t xml:space="preserve"> apresenta plantas com maior robustez estrutural, enquanto o NPK apresenta crescimento semelhante em altura, porém com menor espessura de caule.</w:t>
+      </w:r>
+    </w:p>
+    <w:p>
+      <w:r>
+        <w:t>O grupo controle, em comparação, apresenta desenvolvimento mais limitado, confirmando a influência direta da adubação no crescimento inicial das plantas.</w:t>
+      </w:r>
+    </w:p>
+    <w:p>
+      <w:r>
+        <w:t xml:space="preserve">Os registros visuais complementam os dados quantitativos apresentados anteriormente, reforçando a consistência dos resultados e contribuindo para a validação experimental do comportamento do </w:t>
+      </w:r>
+      <w:proofErr w:type="spellStart"/>
+      <w:r>
+        <w:t>BioRelease</w:t>
+      </w:r>
+      <w:proofErr w:type="spellEnd"/>
+      <w:r>
+        <w:t>.</w:t>
+      </w:r>
+    </w:p>
+    <w:p>
+      <w:r>
+        <w:lastRenderedPageBreak/>
+        <w:t>Dessa forma, a documentação fotográfica atua como evidência qualitativa do experimento, permitindo uma análise integrada entre observação visual e dados mensuráveis.</w:t>
+      </w:r>
     </w:p>
     <w:p>
       <w:pPr>
         <w:pStyle w:val="Ttulo1"/>
         <w:jc w:val="both"/>
         <w:rPr>
-          <w:sz w:val="24"/>
-          <w:szCs w:val="24"/>
-        </w:rPr>
-      </w:pPr>
-      <w:r>
-        <w:rPr>
-          <w:sz w:val="24"/>
-          <w:szCs w:val="24"/>
-        </w:rPr>
-        <w:t>15 LIMITAÇÕES DO ESTUDO</w:t>
-      </w:r>
-    </w:p>
-    <w:p>
-      <w:pPr>
-        <w:spacing w:before="100" w:beforeAutospacing="1" w:after="100" w:afterAutospacing="1" w:line="240" w:lineRule="auto"/>
+          <w:szCs w:val="24"/>
+        </w:rPr>
+      </w:pPr>
+      <w:bookmarkStart w:id="68" w:name="_Toc226639030"/>
+      <w:r>
+        <w:rPr>
+          <w:szCs w:val="24"/>
+        </w:rPr>
+        <w:t>1</w:t>
+      </w:r>
+      <w:r>
+        <w:rPr>
+          <w:szCs w:val="24"/>
+        </w:rPr>
+        <w:t>7</w:t>
+      </w:r>
+      <w:r>
+        <w:rPr>
+          <w:szCs w:val="24"/>
+        </w:rPr>
+        <w:t xml:space="preserve"> </w:t>
+      </w:r>
+      <w:r>
+        <w:rPr>
+          <w:szCs w:val="24"/>
+        </w:rPr>
+        <w:t>CONCLUSÃO</w:t>
+      </w:r>
+      <w:bookmarkEnd w:id="68"/>
+    </w:p>
+    <w:p>
+      <w:pPr>
         <w:ind w:firstLine="709"/>
-        <w:jc w:val="both"/>
-        <w:outlineLvl w:val="1"/>
         <w:rPr>
           <w:rFonts w:eastAsia="Times New Roman" w:cs="Times New Roman"/>
           <w:b/>
@@ -11556,24 +12860,87 @@
         </w:rPr>
       </w:pPr>
       <w:r>
-        <w:t>O presente estudo apresenta limitações relacionadas ao número reduzido de repetições e ao período inicial de observação, caracterizando-se como um experimento preliminar. Além disso, a ausência de controle ambiental rigoroso pode influenciar parcialmente os resultados obtidos. Dessa forma, os dados futuros devem ser interpretados considerando essas condições, sendo recomendada a ampliação do experimento em estudos posteriores.</w:t>
+        <w:t xml:space="preserve">O presente estudo teve como objetivo desenvolver e avaliar experimentalmente a formulação </w:t>
+      </w:r>
+      <w:proofErr w:type="spellStart"/>
+      <w:r>
+        <w:t>BioRelease</w:t>
+      </w:r>
+      <w:proofErr w:type="spellEnd"/>
+      <w:r>
+        <w:t xml:space="preserve"> como um fertilizante de liberação controlada, comparando seu desempenho com a adubação mineral convencional (NPK) e com um grupo controle sem fertilização.</w:t>
       </w:r>
       <w:r>
         <w:br/>
       </w:r>
       <w:r>
+        <w:br/>
+        <w:t>Os resultados obtidos no período inicial de desenvolvimento das plantas demonstraram diferenças relevantes entre os tratamentos, permitindo uma análise comparativa baseada em dados experimentais reais.</w:t>
+      </w:r>
+      <w:r>
+        <w:br/>
+        <w:t xml:space="preserve">O tratamento com NPK apresentou crescimento mais acelerado em altura, comportamento esperado devido à rápida disponibilização dos nutrientes no substrato. No entanto, o </w:t>
+      </w:r>
+      <w:proofErr w:type="spellStart"/>
+      <w:r>
+        <w:t>BioRelease</w:t>
+      </w:r>
+      <w:proofErr w:type="spellEnd"/>
+      <w:r>
+        <w:t xml:space="preserve"> destacou-se pela maior espessura do caule, indicando desenvolvimento estrutural superior e maior robustez da planta.</w:t>
+      </w:r>
+      <w:r>
+        <w:br/>
+        <w:t xml:space="preserve">Esse resultado sugere que a liberação gradual de nutrientes promovida pela matriz do </w:t>
+      </w:r>
+      <w:proofErr w:type="spellStart"/>
+      <w:r>
+        <w:t>BioRelease</w:t>
+      </w:r>
+      <w:proofErr w:type="spellEnd"/>
+      <w:r>
+        <w:t xml:space="preserve"> favorece um crescimento mais equilibrado e eficiente, reduzindo possíveis perdas e promovendo melhor aproveitamento nutricional.</w:t>
+      </w:r>
+      <w:r>
+        <w:br/>
+        <w:t>O grupo controle apresentou desenvolvimento inferior, reforçando a importância da adubação no crescimento inicial da cultura do feijão.</w:t>
+      </w:r>
+      <w:r>
+        <w:br/>
+        <w:t xml:space="preserve">Dessa forma, os resultados obtidos validam a hipótese central do estudo, indicando que o </w:t>
+      </w:r>
+      <w:proofErr w:type="spellStart"/>
+      <w:r>
+        <w:t>BioRelease</w:t>
+      </w:r>
+      <w:proofErr w:type="spellEnd"/>
+      <w:r>
+        <w:t xml:space="preserve"> apresenta comportamento compatível com sistemas de liberação controlada e potencial de aplicação como alternativa mais eficiente aos fertilizantes convencionais.</w:t>
+      </w:r>
+      <w:r>
+        <w:br/>
+        <w:t>Além disso, o trabalho contribui para a área de tecnologias agrícolas ao demonstrar, de forma prática, a viabilidade de formulações baseadas em materiais poliméricos e orgânicos para melhoria da eficiência no uso de fertilizantes.</w:t>
+      </w:r>
+      <w:r>
+        <w:br/>
+        <w:t xml:space="preserve">Por fim, recomenda-se a continuidade do experimento em períodos mais longos e com maior número de amostras, visando aprofundar a análise do desempenho do </w:t>
+      </w:r>
+      <w:proofErr w:type="spellStart"/>
+      <w:r>
+        <w:t>BioRelease</w:t>
+      </w:r>
+      <w:proofErr w:type="spellEnd"/>
+      <w:r>
+        <w:t xml:space="preserve"> em diferentes estágios de desenvolvimento vegetal e consolidar sua aplicabilidade em escala real.</w:t>
+      </w:r>
+      <w:r>
+        <w:br/>
+      </w:r>
+      <w:r>
         <w:rPr>
           <w:rFonts w:cs="Times New Roman"/>
           <w:szCs w:val="24"/>
         </w:rPr>
-        <w:br w:type="page"/>
-      </w:r>
-      <w:r>
-        <w:rPr>
-          <w:rFonts w:cs="Times New Roman"/>
-          <w:szCs w:val="24"/>
-        </w:rPr>
-        <w:lastRenderedPageBreak/>
         <w:br w:type="page"/>
       </w:r>
     </w:p>
@@ -11859,7 +13226,7 @@
 </file>
 
 <file path=word/endnotes.xml><?xml version="1.0" encoding="utf-8"?>
-<w:endnotes xmlns:wpc="http://schemas.microsoft.com/office/word/2010/wordprocessingCanvas" xmlns:cx="http://schemas.microsoft.com/office/drawing/2014/chartex" xmlns:cx1="http://schemas.microsoft.com/office/drawing/2015/9/8/chartex" xmlns:cx2="http://schemas.microsoft.com/office/drawing/2015/10/21/chartex" xmlns:cx3="http://schemas.microsoft.com/office/drawing/2016/5/9/chartex" xmlns:cx4="http://schemas.microsoft.com/office/drawing/2016/5/10/chartex" xmlns:cx5="http://schemas.microsoft.com/office/drawing/2016/5/11/chartex" xmlns:cx6="http://schemas.microsoft.com/office/drawing/2016/5/12/chartex" xmlns:cx7="http://schemas.microsoft.com/office/drawing/2016/5/13/chartex" xmlns:cx8="http://schemas.microsoft.com/office/drawing/2016/5/14/chartex" xmlns:mc="http://schemas.openxmlformats.org/markup-compatibility/2006" xmlns:aink="http://schemas.microsoft.com/office/drawing/2016/ink" xmlns:am3d="http://schemas.microsoft.com/office/drawing/2017/model3d" xmlns:o="urn:schemas-microsoft-com:office:office" xmlns:r="http://schemas.openxmlformats.org/officeDocument/2006/relationships" xmlns:m="http://schemas.openxmlformats.org/officeDocument/2006/math" xmlns:v="urn:schemas-microsoft-com:vml" xmlns:wp14="http://schemas.microsoft.com/office/word/2010/wordprocessingDrawing" xmlns:wp="http://schemas.openxmlformats.org/drawingml/2006/wordprocessingDrawing" xmlns:w10="urn:schemas-microsoft-com:office:word" xmlns:w="http://schemas.openxmlformats.org/wordprocessingml/2006/main" xmlns:w14="http://schemas.microsoft.com/office/word/2010/wordml" xmlns:w15="http://schemas.microsoft.com/office/word/2012/wordml" xmlns:w16cex="http://schemas.microsoft.com/office/word/2018/wordml/cex" xmlns:w16cid="http://schemas.microsoft.com/office/word/2016/wordml/cid" xmlns:w16="http://schemas.microsoft.com/office/word/2018/wordml" xmlns:w16sdtdh="http://schemas.microsoft.com/office/word/2020/wordml/sdtdatahash" xmlns:w16se="http://schemas.microsoft.com/office/word/2015/wordml/symex" xmlns:wpg="http://schemas.microsoft.com/office/word/2010/wordprocessingGroup" xmlns:wpi="http://schemas.microsoft.com/office/word/2010/wordprocessingInk" xmlns:wne="http://schemas.microsoft.com/office/word/2006/wordml" xmlns:wps="http://schemas.microsoft.com/office/word/2010/wordprocessingShape" mc:Ignorable="w14 w15 w16se w16cid w16 w16cex w16sdtdh wp14">
+<w:endnotes xmlns:wpc="http://schemas.microsoft.com/office/word/2010/wordprocessingCanvas" xmlns:cx="http://schemas.microsoft.com/office/drawing/2014/chartex" xmlns:cx1="http://schemas.microsoft.com/office/drawing/2015/9/8/chartex" xmlns:cx2="http://schemas.microsoft.com/office/drawing/2015/10/21/chartex" xmlns:cx3="http://schemas.microsoft.com/office/drawing/2016/5/9/chartex" xmlns:cx4="http://schemas.microsoft.com/office/drawing/2016/5/10/chartex" xmlns:cx5="http://schemas.microsoft.com/office/drawing/2016/5/11/chartex" xmlns:cx6="http://schemas.microsoft.com/office/drawing/2016/5/12/chartex" xmlns:cx7="http://schemas.microsoft.com/office/drawing/2016/5/13/chartex" xmlns:cx8="http://schemas.microsoft.com/office/drawing/2016/5/14/chartex" xmlns:mc="http://schemas.openxmlformats.org/markup-compatibility/2006" xmlns:aink="http://schemas.microsoft.com/office/drawing/2016/ink" xmlns:am3d="http://schemas.microsoft.com/office/drawing/2017/model3d" xmlns:o="urn:schemas-microsoft-com:office:office" xmlns:oel="http://schemas.microsoft.com/office/2019/extlst" xmlns:r="http://schemas.openxmlformats.org/officeDocument/2006/relationships" xmlns:m="http://schemas.openxmlformats.org/officeDocument/2006/math" xmlns:v="urn:schemas-microsoft-com:vml" xmlns:wp14="http://schemas.microsoft.com/office/word/2010/wordprocessingDrawing" xmlns:wp="http://schemas.openxmlformats.org/drawingml/2006/wordprocessingDrawing" xmlns:w10="urn:schemas-microsoft-com:office:word" xmlns:w="http://schemas.openxmlformats.org/wordprocessingml/2006/main" xmlns:w14="http://schemas.microsoft.com/office/word/2010/wordml" xmlns:w15="http://schemas.microsoft.com/office/word/2012/wordml" xmlns:w16cex="http://schemas.microsoft.com/office/word/2018/wordml/cex" xmlns:w16cid="http://schemas.microsoft.com/office/word/2016/wordml/cid" xmlns:w16="http://schemas.microsoft.com/office/word/2018/wordml" xmlns:w16du="http://schemas.microsoft.com/office/word/2023/wordml/word16du" xmlns:w16sdtdh="http://schemas.microsoft.com/office/word/2020/wordml/sdtdatahash" xmlns:w16sdtfl="http://schemas.microsoft.com/office/word/2024/wordml/sdtformatlock" xmlns:w16se="http://schemas.microsoft.com/office/word/2015/wordml/symex" xmlns:wpg="http://schemas.microsoft.com/office/word/2010/wordprocessingGroup" xmlns:wpi="http://schemas.microsoft.com/office/word/2010/wordprocessingInk" xmlns:wne="http://schemas.microsoft.com/office/word/2006/wordml" xmlns:wps="http://schemas.microsoft.com/office/word/2010/wordprocessingShape" mc:Ignorable="w14 w15 w16se w16cid w16 w16cex w16sdtdh w16sdtfl w16du wp14">
   <w:endnote w:type="separator" w:id="-1">
     <w:p>
       <w:pPr>
@@ -11884,7 +13251,7 @@
 </file>
 
 <file path=word/footnotes.xml><?xml version="1.0" encoding="utf-8"?>
-<w:footnotes xmlns:wpc="http://schemas.microsoft.com/office/word/2010/wordprocessingCanvas" xmlns:cx="http://schemas.microsoft.com/office/drawing/2014/chartex" xmlns:cx1="http://schemas.microsoft.com/office/drawing/2015/9/8/chartex" xmlns:cx2="http://schemas.microsoft.com/office/drawing/2015/10/21/chartex" xmlns:cx3="http://schemas.microsoft.com/office/drawing/2016/5/9/chartex" xmlns:cx4="http://schemas.microsoft.com/office/drawing/2016/5/10/chartex" xmlns:cx5="http://schemas.microsoft.com/office/drawing/2016/5/11/chartex" xmlns:cx6="http://schemas.microsoft.com/office/drawing/2016/5/12/chartex" xmlns:cx7="http://schemas.microsoft.com/office/drawing/2016/5/13/chartex" xmlns:cx8="http://schemas.microsoft.com/office/drawing/2016/5/14/chartex" xmlns:mc="http://schemas.openxmlformats.org/markup-compatibility/2006" xmlns:aink="http://schemas.microsoft.com/office/drawing/2016/ink" xmlns:am3d="http://schemas.microsoft.com/office/drawing/2017/model3d" xmlns:o="urn:schemas-microsoft-com:office:office" xmlns:r="http://schemas.openxmlformats.org/officeDocument/2006/relationships" xmlns:m="http://schemas.openxmlformats.org/officeDocument/2006/math" xmlns:v="urn:schemas-microsoft-com:vml" xmlns:wp14="http://schemas.microsoft.com/office/word/2010/wordprocessingDrawing" xmlns:wp="http://schemas.openxmlformats.org/drawingml/2006/wordprocessingDrawing" xmlns:w10="urn:schemas-microsoft-com:office:word" xmlns:w="http://schemas.openxmlformats.org/wordprocessingml/2006/main" xmlns:w14="http://schemas.microsoft.com/office/word/2010/wordml" xmlns:w15="http://schemas.microsoft.com/office/word/2012/wordml" xmlns:w16cex="http://schemas.microsoft.com/office/word/2018/wordml/cex" xmlns:w16cid="http://schemas.microsoft.com/office/word/2016/wordml/cid" xmlns:w16="http://schemas.microsoft.com/office/word/2018/wordml" xmlns:w16sdtdh="http://schemas.microsoft.com/office/word/2020/wordml/sdtdatahash" xmlns:w16se="http://schemas.microsoft.com/office/word/2015/wordml/symex" xmlns:wpg="http://schemas.microsoft.com/office/word/2010/wordprocessingGroup" xmlns:wpi="http://schemas.microsoft.com/office/word/2010/wordprocessingInk" xmlns:wne="http://schemas.microsoft.com/office/word/2006/wordml" xmlns:wps="http://schemas.microsoft.com/office/word/2010/wordprocessingShape" mc:Ignorable="w14 w15 w16se w16cid w16 w16cex w16sdtdh wp14">
+<w:footnotes xmlns:wpc="http://schemas.microsoft.com/office/word/2010/wordprocessingCanvas" xmlns:cx="http://schemas.microsoft.com/office/drawing/2014/chartex" xmlns:cx1="http://schemas.microsoft.com/office/drawing/2015/9/8/chartex" xmlns:cx2="http://schemas.microsoft.com/office/drawing/2015/10/21/chartex" xmlns:cx3="http://schemas.microsoft.com/office/drawing/2016/5/9/chartex" xmlns:cx4="http://schemas.microsoft.com/office/drawing/2016/5/10/chartex" xmlns:cx5="http://schemas.microsoft.com/office/drawing/2016/5/11/chartex" xmlns:cx6="http://schemas.microsoft.com/office/drawing/2016/5/12/chartex" xmlns:cx7="http://schemas.microsoft.com/office/drawing/2016/5/13/chartex" xmlns:cx8="http://schemas.microsoft.com/office/drawing/2016/5/14/chartex" xmlns:mc="http://schemas.openxmlformats.org/markup-compatibility/2006" xmlns:aink="http://schemas.microsoft.com/office/drawing/2016/ink" xmlns:am3d="http://schemas.microsoft.com/office/drawing/2017/model3d" xmlns:o="urn:schemas-microsoft-com:office:office" xmlns:oel="http://schemas.microsoft.com/office/2019/extlst" xmlns:r="http://schemas.openxmlformats.org/officeDocument/2006/relationships" xmlns:m="http://schemas.openxmlformats.org/officeDocument/2006/math" xmlns:v="urn:schemas-microsoft-com:vml" xmlns:wp14="http://schemas.microsoft.com/office/word/2010/wordprocessingDrawing" xmlns:wp="http://schemas.openxmlformats.org/drawingml/2006/wordprocessingDrawing" xmlns:w10="urn:schemas-microsoft-com:office:word" xmlns:w="http://schemas.openxmlformats.org/wordprocessingml/2006/main" xmlns:w14="http://schemas.microsoft.com/office/word/2010/wordml" xmlns:w15="http://schemas.microsoft.com/office/word/2012/wordml" xmlns:w16cex="http://schemas.microsoft.com/office/word/2018/wordml/cex" xmlns:w16cid="http://schemas.microsoft.com/office/word/2016/wordml/cid" xmlns:w16="http://schemas.microsoft.com/office/word/2018/wordml" xmlns:w16du="http://schemas.microsoft.com/office/word/2023/wordml/word16du" xmlns:w16sdtdh="http://schemas.microsoft.com/office/word/2020/wordml/sdtdatahash" xmlns:w16sdtfl="http://schemas.microsoft.com/office/word/2024/wordml/sdtformatlock" xmlns:w16se="http://schemas.microsoft.com/office/word/2015/wordml/symex" xmlns:wpg="http://schemas.microsoft.com/office/word/2010/wordprocessingGroup" xmlns:wpi="http://schemas.microsoft.com/office/word/2010/wordprocessingInk" xmlns:wne="http://schemas.microsoft.com/office/word/2006/wordml" xmlns:wps="http://schemas.microsoft.com/office/word/2010/wordprocessingShape" mc:Ignorable="w14 w15 w16se w16cid w16 w16cex w16sdtdh w16sdtfl w16du wp14">
   <w:footnote w:type="separator" w:id="-1">
     <w:p>
       <w:pPr>
@@ -11909,7 +13276,7 @@
 </file>
 
 <file path=word/styles.xml><?xml version="1.0" encoding="utf-8"?>
-<w:styles xmlns:mc="http://schemas.openxmlformats.org/markup-compatibility/2006" xmlns:r="http://schemas.openxmlformats.org/officeDocument/2006/relationships" xmlns:w="http://schemas.openxmlformats.org/wordprocessingml/2006/main" xmlns:w14="http://schemas.microsoft.com/office/word/2010/wordml" xmlns:w15="http://schemas.microsoft.com/office/word/2012/wordml" xmlns:w16cex="http://schemas.microsoft.com/office/word/2018/wordml/cex" xmlns:w16cid="http://schemas.microsoft.com/office/word/2016/wordml/cid" xmlns:w16="http://schemas.microsoft.com/office/word/2018/wordml" xmlns:w16sdtdh="http://schemas.microsoft.com/office/word/2020/wordml/sdtdatahash" xmlns:w16se="http://schemas.microsoft.com/office/word/2015/wordml/symex" mc:Ignorable="w14 w15 w16se w16cid w16 w16cex w16sdtdh">
+<w:styles xmlns:mc="http://schemas.openxmlformats.org/markup-compatibility/2006" xmlns:r="http://schemas.openxmlformats.org/officeDocument/2006/relationships" xmlns:w="http://schemas.openxmlformats.org/wordprocessingml/2006/main" xmlns:w14="http://schemas.microsoft.com/office/word/2010/wordml" xmlns:w15="http://schemas.microsoft.com/office/word/2012/wordml" xmlns:w16cex="http://schemas.microsoft.com/office/word/2018/wordml/cex" xmlns:w16cid="http://schemas.microsoft.com/office/word/2016/wordml/cid" xmlns:w16="http://schemas.microsoft.com/office/word/2018/wordml" xmlns:w16du="http://schemas.microsoft.com/office/word/2023/wordml/word16du" xmlns:w16sdtdh="http://schemas.microsoft.com/office/word/2020/wordml/sdtdatahash" xmlns:w16sdtfl="http://schemas.microsoft.com/office/word/2024/wordml/sdtformatlock" xmlns:w16se="http://schemas.microsoft.com/office/word/2015/wordml/symex" mc:Ignorable="w14 w15 w16se w16cid w16 w16cex w16sdtdh w16sdtfl w16du">
   <w:docDefaults>
     <w:rPrDefault>
       <w:rPr>
@@ -12306,10 +13673,9 @@
   <w:style w:type="paragraph" w:default="1" w:styleId="Normal">
     <w:name w:val="Normal"/>
     <w:qFormat/>
-    <w:rsid w:val="00DF6A6B"/>
+    <w:rsid w:val="00856F53"/>
     <w:rPr>
       <w:rFonts w:ascii="Times New Roman" w:hAnsi="Times New Roman"/>
-      <w:sz w:val="24"/>
     </w:rPr>
   </w:style>
   <w:style w:type="paragraph" w:styleId="Ttulo1">
@@ -12318,7 +13684,7 @@
     <w:link w:val="Ttulo1Char"/>
     <w:uiPriority w:val="9"/>
     <w:qFormat/>
-    <w:rsid w:val="00287925"/>
+    <w:rsid w:val="00646F0E"/>
     <w:pPr>
       <w:spacing w:before="100" w:beforeAutospacing="1" w:after="100" w:afterAutospacing="1" w:line="240" w:lineRule="auto"/>
       <w:outlineLvl w:val="0"/>
@@ -12328,7 +13694,7 @@
       <w:b/>
       <w:bCs/>
       <w:kern w:val="36"/>
-      <w:sz w:val="48"/>
+      <w:sz w:val="24"/>
       <w:szCs w:val="48"/>
       <w:lang w:eastAsia="pt-BR"/>
     </w:rPr>
@@ -12339,16 +13705,15 @@
     <w:link w:val="Ttulo2Char"/>
     <w:uiPriority w:val="9"/>
     <w:qFormat/>
-    <w:rsid w:val="00287925"/>
+    <w:rsid w:val="00646F0E"/>
     <w:pPr>
       <w:spacing w:before="100" w:beforeAutospacing="1" w:after="100" w:afterAutospacing="1" w:line="240" w:lineRule="auto"/>
       <w:outlineLvl w:val="1"/>
     </w:pPr>
     <w:rPr>
       <w:rFonts w:eastAsia="Times New Roman" w:cs="Times New Roman"/>
-      <w:b/>
       <w:bCs/>
-      <w:sz w:val="36"/>
+      <w:sz w:val="24"/>
       <w:szCs w:val="36"/>
       <w:lang w:eastAsia="pt-BR"/>
     </w:rPr>
@@ -12405,13 +13770,13 @@
     <w:basedOn w:val="Fontepargpadro"/>
     <w:link w:val="Ttulo1"/>
     <w:uiPriority w:val="9"/>
-    <w:rsid w:val="00287925"/>
+    <w:rsid w:val="00646F0E"/>
     <w:rPr>
       <w:rFonts w:ascii="Times New Roman" w:eastAsia="Times New Roman" w:hAnsi="Times New Roman" w:cs="Times New Roman"/>
       <w:b/>
       <w:bCs/>
       <w:kern w:val="36"/>
-      <w:sz w:val="48"/>
+      <w:sz w:val="24"/>
       <w:szCs w:val="48"/>
       <w:lang w:eastAsia="pt-BR"/>
     </w:rPr>
@@ -12421,12 +13786,11 @@
     <w:basedOn w:val="Fontepargpadro"/>
     <w:link w:val="Ttulo2"/>
     <w:uiPriority w:val="9"/>
-    <w:rsid w:val="00287925"/>
+    <w:rsid w:val="00646F0E"/>
     <w:rPr>
       <w:rFonts w:ascii="Times New Roman" w:eastAsia="Times New Roman" w:hAnsi="Times New Roman" w:cs="Times New Roman"/>
-      <w:b/>
       <w:bCs/>
-      <w:sz w:val="36"/>
+      <w:sz w:val="24"/>
       <w:szCs w:val="36"/>
       <w:lang w:eastAsia="pt-BR"/>
     </w:rPr>
@@ -12956,7 +14320,1115 @@
       <w:sz w:val="24"/>
     </w:rPr>
   </w:style>
+  <w:style w:type="table" w:styleId="SimplesTabela3">
+    <w:name w:val="Plain Table 3"/>
+    <w:basedOn w:val="Tabelanormal"/>
+    <w:uiPriority w:val="43"/>
+    <w:rsid w:val="00646F0E"/>
+    <w:pPr>
+      <w:spacing w:after="0" w:line="240" w:lineRule="auto"/>
+    </w:pPr>
+    <w:tblPr>
+      <w:tblStyleRowBandSize w:val="1"/>
+      <w:tblStyleColBandSize w:val="1"/>
+    </w:tblPr>
+    <w:tblStylePr w:type="firstRow">
+      <w:rPr>
+        <w:b/>
+        <w:bCs/>
+        <w:caps/>
+      </w:rPr>
+      <w:tblPr/>
+      <w:tcPr>
+        <w:tcBorders>
+          <w:bottom w:val="single" w:sz="4" w:space="0" w:color="7F7F7F" w:themeColor="text1" w:themeTint="80"/>
+        </w:tcBorders>
+      </w:tcPr>
+    </w:tblStylePr>
+    <w:tblStylePr w:type="lastRow">
+      <w:rPr>
+        <w:b/>
+        <w:bCs/>
+        <w:caps/>
+      </w:rPr>
+      <w:tblPr/>
+      <w:tcPr>
+        <w:tcBorders>
+          <w:top w:val="nil"/>
+        </w:tcBorders>
+      </w:tcPr>
+    </w:tblStylePr>
+    <w:tblStylePr w:type="firstCol">
+      <w:rPr>
+        <w:b/>
+        <w:bCs/>
+        <w:caps/>
+      </w:rPr>
+      <w:tblPr/>
+      <w:tcPr>
+        <w:tcBorders>
+          <w:right w:val="single" w:sz="4" w:space="0" w:color="7F7F7F" w:themeColor="text1" w:themeTint="80"/>
+        </w:tcBorders>
+      </w:tcPr>
+    </w:tblStylePr>
+    <w:tblStylePr w:type="lastCol">
+      <w:rPr>
+        <w:b/>
+        <w:bCs/>
+        <w:caps/>
+      </w:rPr>
+      <w:tblPr/>
+      <w:tcPr>
+        <w:tcBorders>
+          <w:left w:val="nil"/>
+        </w:tcBorders>
+      </w:tcPr>
+    </w:tblStylePr>
+    <w:tblStylePr w:type="band1Vert">
+      <w:tblPr/>
+      <w:tcPr>
+        <w:shd w:val="clear" w:color="auto" w:fill="F2F2F2" w:themeFill="background1" w:themeFillShade="F2"/>
+      </w:tcPr>
+    </w:tblStylePr>
+    <w:tblStylePr w:type="band1Horz">
+      <w:tblPr/>
+      <w:tcPr>
+        <w:shd w:val="clear" w:color="auto" w:fill="F2F2F2" w:themeFill="background1" w:themeFillShade="F2"/>
+      </w:tcPr>
+    </w:tblStylePr>
+    <w:tblStylePr w:type="neCell">
+      <w:tblPr/>
+      <w:tcPr>
+        <w:tcBorders>
+          <w:left w:val="nil"/>
+        </w:tcBorders>
+      </w:tcPr>
+    </w:tblStylePr>
+    <w:tblStylePr w:type="nwCell">
+      <w:tblPr/>
+      <w:tcPr>
+        <w:tcBorders>
+          <w:right w:val="nil"/>
+        </w:tcBorders>
+      </w:tcPr>
+    </w:tblStylePr>
+  </w:style>
 </w:styles>
+</file>
+
+<file path=word/charts/chart1.xml><?xml version="1.0" encoding="utf-8"?>
+<c:chartSpace xmlns:c="http://schemas.openxmlformats.org/drawingml/2006/chart" xmlns:a="http://schemas.openxmlformats.org/drawingml/2006/main" xmlns:r="http://schemas.openxmlformats.org/officeDocument/2006/relationships" xmlns:c16r2="http://schemas.microsoft.com/office/drawing/2015/06/chart">
+  <c:date1904 val="0"/>
+  <c:lang val="pt-BR"/>
+  <c:roundedCorners val="0"/>
+  <mc:AlternateContent xmlns:mc="http://schemas.openxmlformats.org/markup-compatibility/2006">
+    <mc:Choice xmlns:c14="http://schemas.microsoft.com/office/drawing/2007/8/2/chart" Requires="c14">
+      <c14:style val="102"/>
+    </mc:Choice>
+    <mc:Fallback>
+      <c:style val="2"/>
+    </mc:Fallback>
+  </mc:AlternateContent>
+  <c:chart>
+    <c:title>
+      <c:tx>
+        <c:rich>
+          <a:bodyPr rot="0" spcFirstLastPara="1" vertOverflow="ellipsis" vert="horz" wrap="square" anchor="ctr" anchorCtr="1"/>
+          <a:lstStyle/>
+          <a:p>
+            <a:pPr>
+              <a:defRPr sz="1400" b="0" i="0" u="none" strike="noStrike" kern="1200" spc="0" baseline="0">
+                <a:solidFill>
+                  <a:schemeClr val="tx1">
+                    <a:lumMod val="65000"/>
+                    <a:lumOff val="35000"/>
+                  </a:schemeClr>
+                </a:solidFill>
+                <a:latin typeface="+mn-lt"/>
+                <a:ea typeface="+mn-ea"/>
+                <a:cs typeface="+mn-cs"/>
+              </a:defRPr>
+            </a:pPr>
+            <a:r>
+              <a:rPr lang="pt-BR"/>
+              <a:t>Comparação dos parâmetros de desenvolvimento vegetal entre os tratamentos</a:t>
+            </a:r>
+          </a:p>
+        </c:rich>
+      </c:tx>
+      <c:overlay val="0"/>
+      <c:spPr>
+        <a:noFill/>
+        <a:ln>
+          <a:noFill/>
+        </a:ln>
+        <a:effectLst/>
+      </c:spPr>
+      <c:txPr>
+        <a:bodyPr rot="0" spcFirstLastPara="1" vertOverflow="ellipsis" vert="horz" wrap="square" anchor="ctr" anchorCtr="1"/>
+        <a:lstStyle/>
+        <a:p>
+          <a:pPr>
+            <a:defRPr sz="1400" b="0" i="0" u="none" strike="noStrike" kern="1200" spc="0" baseline="0">
+              <a:solidFill>
+                <a:schemeClr val="tx1">
+                  <a:lumMod val="65000"/>
+                  <a:lumOff val="35000"/>
+                </a:schemeClr>
+              </a:solidFill>
+              <a:latin typeface="+mn-lt"/>
+              <a:ea typeface="+mn-ea"/>
+              <a:cs typeface="+mn-cs"/>
+            </a:defRPr>
+          </a:pPr>
+          <a:endParaRPr lang="pt-BR"/>
+        </a:p>
+      </c:txPr>
+    </c:title>
+    <c:autoTitleDeleted val="0"/>
+    <c:plotArea>
+      <c:layout/>
+      <c:barChart>
+        <c:barDir val="col"/>
+        <c:grouping val="clustered"/>
+        <c:varyColors val="0"/>
+        <c:ser>
+          <c:idx val="0"/>
+          <c:order val="0"/>
+          <c:tx>
+            <c:strRef>
+              <c:f>Planilha1!$B$1</c:f>
+              <c:strCache>
+                <c:ptCount val="1"/>
+                <c:pt idx="0">
+                  <c:v>Altura</c:v>
+                </c:pt>
+              </c:strCache>
+            </c:strRef>
+          </c:tx>
+          <c:spPr>
+            <a:solidFill>
+              <a:schemeClr val="accent1"/>
+            </a:solidFill>
+            <a:ln>
+              <a:noFill/>
+            </a:ln>
+            <a:effectLst/>
+          </c:spPr>
+          <c:invertIfNegative val="0"/>
+          <c:cat>
+            <c:strRef>
+              <c:f>Planilha1!$A$2:$A$5</c:f>
+              <c:strCache>
+                <c:ptCount val="3"/>
+                <c:pt idx="0">
+                  <c:v>Controle</c:v>
+                </c:pt>
+                <c:pt idx="1">
+                  <c:v>NPK</c:v>
+                </c:pt>
+                <c:pt idx="2">
+                  <c:v>BioRelease</c:v>
+                </c:pt>
+              </c:strCache>
+            </c:strRef>
+          </c:cat>
+          <c:val>
+            <c:numRef>
+              <c:f>Planilha1!$B$2:$B$5</c:f>
+              <c:numCache>
+                <c:formatCode>General</c:formatCode>
+                <c:ptCount val="4"/>
+                <c:pt idx="0">
+                  <c:v>5.2</c:v>
+                </c:pt>
+                <c:pt idx="1">
+                  <c:v>7.6</c:v>
+                </c:pt>
+                <c:pt idx="2">
+                  <c:v>7.8</c:v>
+                </c:pt>
+              </c:numCache>
+            </c:numRef>
+          </c:val>
+          <c:extLst>
+            <c:ext xmlns:c16="http://schemas.microsoft.com/office/drawing/2014/chart" uri="{C3380CC4-5D6E-409C-BE32-E72D297353CC}">
+              <c16:uniqueId val="{00000000-EFBA-43B1-BF78-6877531AFD97}"/>
+            </c:ext>
+          </c:extLst>
+        </c:ser>
+        <c:ser>
+          <c:idx val="1"/>
+          <c:order val="1"/>
+          <c:tx>
+            <c:strRef>
+              <c:f>Planilha1!$C$1</c:f>
+              <c:strCache>
+                <c:ptCount val="1"/>
+                <c:pt idx="0">
+                  <c:v>Folha</c:v>
+                </c:pt>
+              </c:strCache>
+            </c:strRef>
+          </c:tx>
+          <c:spPr>
+            <a:solidFill>
+              <a:schemeClr val="accent2"/>
+            </a:solidFill>
+            <a:ln>
+              <a:noFill/>
+            </a:ln>
+            <a:effectLst/>
+          </c:spPr>
+          <c:invertIfNegative val="0"/>
+          <c:cat>
+            <c:strRef>
+              <c:f>Planilha1!$A$2:$A$5</c:f>
+              <c:strCache>
+                <c:ptCount val="3"/>
+                <c:pt idx="0">
+                  <c:v>Controle</c:v>
+                </c:pt>
+                <c:pt idx="1">
+                  <c:v>NPK</c:v>
+                </c:pt>
+                <c:pt idx="2">
+                  <c:v>BioRelease</c:v>
+                </c:pt>
+              </c:strCache>
+            </c:strRef>
+          </c:cat>
+          <c:val>
+            <c:numRef>
+              <c:f>Planilha1!$C$2:$C$5</c:f>
+              <c:numCache>
+                <c:formatCode>General</c:formatCode>
+                <c:ptCount val="4"/>
+                <c:pt idx="0">
+                  <c:v>6</c:v>
+                </c:pt>
+                <c:pt idx="1">
+                  <c:v>5</c:v>
+                </c:pt>
+                <c:pt idx="2">
+                  <c:v>5.4</c:v>
+                </c:pt>
+              </c:numCache>
+            </c:numRef>
+          </c:val>
+          <c:extLst>
+            <c:ext xmlns:c16="http://schemas.microsoft.com/office/drawing/2014/chart" uri="{C3380CC4-5D6E-409C-BE32-E72D297353CC}">
+              <c16:uniqueId val="{00000001-EFBA-43B1-BF78-6877531AFD97}"/>
+            </c:ext>
+          </c:extLst>
+        </c:ser>
+        <c:ser>
+          <c:idx val="2"/>
+          <c:order val="2"/>
+          <c:tx>
+            <c:strRef>
+              <c:f>Planilha1!$D$1</c:f>
+              <c:strCache>
+                <c:ptCount val="1"/>
+                <c:pt idx="0">
+                  <c:v>Diâmetro</c:v>
+                </c:pt>
+              </c:strCache>
+            </c:strRef>
+          </c:tx>
+          <c:spPr>
+            <a:solidFill>
+              <a:schemeClr val="accent3"/>
+            </a:solidFill>
+            <a:ln>
+              <a:noFill/>
+            </a:ln>
+            <a:effectLst/>
+          </c:spPr>
+          <c:invertIfNegative val="0"/>
+          <c:cat>
+            <c:strRef>
+              <c:f>Planilha1!$A$2:$A$5</c:f>
+              <c:strCache>
+                <c:ptCount val="3"/>
+                <c:pt idx="0">
+                  <c:v>Controle</c:v>
+                </c:pt>
+                <c:pt idx="1">
+                  <c:v>NPK</c:v>
+                </c:pt>
+                <c:pt idx="2">
+                  <c:v>BioRelease</c:v>
+                </c:pt>
+              </c:strCache>
+            </c:strRef>
+          </c:cat>
+          <c:val>
+            <c:numRef>
+              <c:f>Planilha1!$D$2:$D$5</c:f>
+              <c:numCache>
+                <c:formatCode>General</c:formatCode>
+                <c:ptCount val="4"/>
+                <c:pt idx="0">
+                  <c:v>0.3</c:v>
+                </c:pt>
+                <c:pt idx="1">
+                  <c:v>0.3</c:v>
+                </c:pt>
+                <c:pt idx="2">
+                  <c:v>0.5</c:v>
+                </c:pt>
+              </c:numCache>
+            </c:numRef>
+          </c:val>
+          <c:extLst>
+            <c:ext xmlns:c16="http://schemas.microsoft.com/office/drawing/2014/chart" uri="{C3380CC4-5D6E-409C-BE32-E72D297353CC}">
+              <c16:uniqueId val="{00000002-EFBA-43B1-BF78-6877531AFD97}"/>
+            </c:ext>
+          </c:extLst>
+        </c:ser>
+        <c:dLbls>
+          <c:showLegendKey val="0"/>
+          <c:showVal val="0"/>
+          <c:showCatName val="0"/>
+          <c:showSerName val="0"/>
+          <c:showPercent val="0"/>
+          <c:showBubbleSize val="0"/>
+        </c:dLbls>
+        <c:gapWidth val="219"/>
+        <c:overlap val="-27"/>
+        <c:axId val="1724660735"/>
+        <c:axId val="1724678495"/>
+      </c:barChart>
+      <c:catAx>
+        <c:axId val="1724660735"/>
+        <c:scaling>
+          <c:orientation val="minMax"/>
+        </c:scaling>
+        <c:delete val="0"/>
+        <c:axPos val="b"/>
+        <c:numFmt formatCode="General" sourceLinked="1"/>
+        <c:majorTickMark val="none"/>
+        <c:minorTickMark val="none"/>
+        <c:tickLblPos val="nextTo"/>
+        <c:spPr>
+          <a:noFill/>
+          <a:ln w="9525" cap="flat" cmpd="sng" algn="ctr">
+            <a:solidFill>
+              <a:schemeClr val="tx1">
+                <a:lumMod val="15000"/>
+                <a:lumOff val="85000"/>
+              </a:schemeClr>
+            </a:solidFill>
+            <a:round/>
+          </a:ln>
+          <a:effectLst/>
+        </c:spPr>
+        <c:txPr>
+          <a:bodyPr rot="-60000000" spcFirstLastPara="1" vertOverflow="ellipsis" vert="horz" wrap="square" anchor="ctr" anchorCtr="1"/>
+          <a:lstStyle/>
+          <a:p>
+            <a:pPr>
+              <a:defRPr sz="900" b="0" i="0" u="none" strike="noStrike" kern="1200" baseline="0">
+                <a:solidFill>
+                  <a:schemeClr val="tx1">
+                    <a:lumMod val="65000"/>
+                    <a:lumOff val="35000"/>
+                  </a:schemeClr>
+                </a:solidFill>
+                <a:latin typeface="+mn-lt"/>
+                <a:ea typeface="+mn-ea"/>
+                <a:cs typeface="+mn-cs"/>
+              </a:defRPr>
+            </a:pPr>
+            <a:endParaRPr lang="pt-BR"/>
+          </a:p>
+        </c:txPr>
+        <c:crossAx val="1724678495"/>
+        <c:crosses val="autoZero"/>
+        <c:auto val="1"/>
+        <c:lblAlgn val="ctr"/>
+        <c:lblOffset val="100"/>
+        <c:noMultiLvlLbl val="0"/>
+      </c:catAx>
+      <c:valAx>
+        <c:axId val="1724678495"/>
+        <c:scaling>
+          <c:orientation val="minMax"/>
+        </c:scaling>
+        <c:delete val="0"/>
+        <c:axPos val="l"/>
+        <c:majorGridlines>
+          <c:spPr>
+            <a:ln w="9525" cap="flat" cmpd="sng" algn="ctr">
+              <a:solidFill>
+                <a:schemeClr val="tx1">
+                  <a:lumMod val="15000"/>
+                  <a:lumOff val="85000"/>
+                </a:schemeClr>
+              </a:solidFill>
+              <a:round/>
+            </a:ln>
+            <a:effectLst/>
+          </c:spPr>
+        </c:majorGridlines>
+        <c:numFmt formatCode="General" sourceLinked="1"/>
+        <c:majorTickMark val="none"/>
+        <c:minorTickMark val="none"/>
+        <c:tickLblPos val="nextTo"/>
+        <c:spPr>
+          <a:noFill/>
+          <a:ln>
+            <a:noFill/>
+          </a:ln>
+          <a:effectLst/>
+        </c:spPr>
+        <c:txPr>
+          <a:bodyPr rot="-60000000" spcFirstLastPara="1" vertOverflow="ellipsis" vert="horz" wrap="square" anchor="ctr" anchorCtr="1"/>
+          <a:lstStyle/>
+          <a:p>
+            <a:pPr>
+              <a:defRPr sz="900" b="0" i="0" u="none" strike="noStrike" kern="1200" baseline="0">
+                <a:solidFill>
+                  <a:schemeClr val="tx1">
+                    <a:lumMod val="65000"/>
+                    <a:lumOff val="35000"/>
+                  </a:schemeClr>
+                </a:solidFill>
+                <a:latin typeface="+mn-lt"/>
+                <a:ea typeface="+mn-ea"/>
+                <a:cs typeface="+mn-cs"/>
+              </a:defRPr>
+            </a:pPr>
+            <a:endParaRPr lang="pt-BR"/>
+          </a:p>
+        </c:txPr>
+        <c:crossAx val="1724660735"/>
+        <c:crosses val="autoZero"/>
+        <c:crossBetween val="between"/>
+      </c:valAx>
+      <c:spPr>
+        <a:noFill/>
+        <a:ln>
+          <a:noFill/>
+        </a:ln>
+        <a:effectLst/>
+      </c:spPr>
+    </c:plotArea>
+    <c:legend>
+      <c:legendPos val="b"/>
+      <c:overlay val="0"/>
+      <c:spPr>
+        <a:noFill/>
+        <a:ln>
+          <a:noFill/>
+        </a:ln>
+        <a:effectLst/>
+      </c:spPr>
+      <c:txPr>
+        <a:bodyPr rot="0" spcFirstLastPara="1" vertOverflow="ellipsis" vert="horz" wrap="square" anchor="ctr" anchorCtr="1"/>
+        <a:lstStyle/>
+        <a:p>
+          <a:pPr>
+            <a:defRPr sz="900" b="0" i="0" u="none" strike="noStrike" kern="1200" baseline="0">
+              <a:solidFill>
+                <a:schemeClr val="tx1">
+                  <a:lumMod val="65000"/>
+                  <a:lumOff val="35000"/>
+                </a:schemeClr>
+              </a:solidFill>
+              <a:latin typeface="+mn-lt"/>
+              <a:ea typeface="+mn-ea"/>
+              <a:cs typeface="+mn-cs"/>
+            </a:defRPr>
+          </a:pPr>
+          <a:endParaRPr lang="pt-BR"/>
+        </a:p>
+      </c:txPr>
+    </c:legend>
+    <c:plotVisOnly val="1"/>
+    <c:dispBlanksAs val="gap"/>
+    <c:showDLblsOverMax val="0"/>
+    <c:extLst>
+      <c:ext xmlns:c16r3="http://schemas.microsoft.com/office/drawing/2017/03/chart" uri="{56B9EC1D-385E-4148-901F-78D8002777C0}">
+        <c16r3:dataDisplayOptions16>
+          <c16r3:dispNaAsBlank val="1"/>
+        </c16r3:dataDisplayOptions16>
+      </c:ext>
+    </c:extLst>
+  </c:chart>
+  <c:spPr>
+    <a:solidFill>
+      <a:schemeClr val="bg1"/>
+    </a:solidFill>
+    <a:ln w="9525" cap="flat" cmpd="sng" algn="ctr">
+      <a:solidFill>
+        <a:schemeClr val="tx1">
+          <a:lumMod val="15000"/>
+          <a:lumOff val="85000"/>
+        </a:schemeClr>
+      </a:solidFill>
+      <a:round/>
+    </a:ln>
+    <a:effectLst/>
+  </c:spPr>
+  <c:txPr>
+    <a:bodyPr/>
+    <a:lstStyle/>
+    <a:p>
+      <a:pPr>
+        <a:defRPr/>
+      </a:pPr>
+      <a:endParaRPr lang="pt-BR"/>
+    </a:p>
+  </c:txPr>
+  <c:externalData r:id="rId3">
+    <c:autoUpdate val="0"/>
+  </c:externalData>
+</c:chartSpace>
+</file>
+
+<file path=word/charts/colors1.xml><?xml version="1.0" encoding="utf-8"?>
+<cs:colorStyle xmlns:cs="http://schemas.microsoft.com/office/drawing/2012/chartStyle" xmlns:a="http://schemas.openxmlformats.org/drawingml/2006/main" meth="cycle" id="10">
+  <a:schemeClr val="accent1"/>
+  <a:schemeClr val="accent2"/>
+  <a:schemeClr val="accent3"/>
+  <a:schemeClr val="accent4"/>
+  <a:schemeClr val="accent5"/>
+  <a:schemeClr val="accent6"/>
+  <cs:variation/>
+  <cs:variation>
+    <a:lumMod val="60000"/>
+  </cs:variation>
+  <cs:variation>
+    <a:lumMod val="80000"/>
+    <a:lumOff val="20000"/>
+  </cs:variation>
+  <cs:variation>
+    <a:lumMod val="80000"/>
+  </cs:variation>
+  <cs:variation>
+    <a:lumMod val="60000"/>
+    <a:lumOff val="40000"/>
+  </cs:variation>
+  <cs:variation>
+    <a:lumMod val="50000"/>
+  </cs:variation>
+  <cs:variation>
+    <a:lumMod val="70000"/>
+    <a:lumOff val="30000"/>
+  </cs:variation>
+  <cs:variation>
+    <a:lumMod val="70000"/>
+  </cs:variation>
+  <cs:variation>
+    <a:lumMod val="50000"/>
+    <a:lumOff val="50000"/>
+  </cs:variation>
+</cs:colorStyle>
+</file>
+
+<file path=word/charts/style1.xml><?xml version="1.0" encoding="utf-8"?>
+<cs:chartStyle xmlns:cs="http://schemas.microsoft.com/office/drawing/2012/chartStyle" xmlns:a="http://schemas.openxmlformats.org/drawingml/2006/main" id="201">
+  <cs:axisTitle>
+    <cs:lnRef idx="0"/>
+    <cs:fillRef idx="0"/>
+    <cs:effectRef idx="0"/>
+    <cs:fontRef idx="minor">
+      <a:schemeClr val="tx1">
+        <a:lumMod val="65000"/>
+        <a:lumOff val="35000"/>
+      </a:schemeClr>
+    </cs:fontRef>
+    <cs:defRPr sz="1000" kern="1200"/>
+  </cs:axisTitle>
+  <cs:categoryAxis>
+    <cs:lnRef idx="0"/>
+    <cs:fillRef idx="0"/>
+    <cs:effectRef idx="0"/>
+    <cs:fontRef idx="minor">
+      <a:schemeClr val="tx1">
+        <a:lumMod val="65000"/>
+        <a:lumOff val="35000"/>
+      </a:schemeClr>
+    </cs:fontRef>
+    <cs:spPr>
+      <a:ln w="9525" cap="flat" cmpd="sng" algn="ctr">
+        <a:solidFill>
+          <a:schemeClr val="tx1">
+            <a:lumMod val="15000"/>
+            <a:lumOff val="85000"/>
+          </a:schemeClr>
+        </a:solidFill>
+        <a:round/>
+      </a:ln>
+    </cs:spPr>
+    <cs:defRPr sz="900" kern="1200"/>
+  </cs:categoryAxis>
+  <cs:chartArea mods="allowNoFillOverride allowNoLineOverride">
+    <cs:lnRef idx="0"/>
+    <cs:fillRef idx="0"/>
+    <cs:effectRef idx="0"/>
+    <cs:fontRef idx="minor">
+      <a:schemeClr val="tx1"/>
+    </cs:fontRef>
+    <cs:spPr>
+      <a:solidFill>
+        <a:schemeClr val="bg1"/>
+      </a:solidFill>
+      <a:ln w="9525" cap="flat" cmpd="sng" algn="ctr">
+        <a:solidFill>
+          <a:schemeClr val="tx1">
+            <a:lumMod val="15000"/>
+            <a:lumOff val="85000"/>
+          </a:schemeClr>
+        </a:solidFill>
+        <a:round/>
+      </a:ln>
+    </cs:spPr>
+    <cs:defRPr sz="1000" kern="1200"/>
+  </cs:chartArea>
+  <cs:dataLabel>
+    <cs:lnRef idx="0"/>
+    <cs:fillRef idx="0"/>
+    <cs:effectRef idx="0"/>
+    <cs:fontRef idx="minor">
+      <a:schemeClr val="tx1">
+        <a:lumMod val="75000"/>
+        <a:lumOff val="25000"/>
+      </a:schemeClr>
+    </cs:fontRef>
+    <cs:defRPr sz="900" kern="1200"/>
+  </cs:dataLabel>
+  <cs:dataLabelCallout>
+    <cs:lnRef idx="0"/>
+    <cs:fillRef idx="0"/>
+    <cs:effectRef idx="0"/>
+    <cs:fontRef idx="minor">
+      <a:schemeClr val="dk1">
+        <a:lumMod val="65000"/>
+        <a:lumOff val="35000"/>
+      </a:schemeClr>
+    </cs:fontRef>
+    <cs:spPr>
+      <a:solidFill>
+        <a:schemeClr val="lt1"/>
+      </a:solidFill>
+      <a:ln>
+        <a:solidFill>
+          <a:schemeClr val="dk1">
+            <a:lumMod val="25000"/>
+            <a:lumOff val="75000"/>
+          </a:schemeClr>
+        </a:solidFill>
+      </a:ln>
+    </cs:spPr>
+    <cs:defRPr sz="900" kern="1200"/>
+    <cs:bodyPr rot="0" spcFirstLastPara="1" vertOverflow="clip" horzOverflow="clip" vert="horz" wrap="square" lIns="36576" tIns="18288" rIns="36576" bIns="18288" anchor="ctr" anchorCtr="1">
+      <a:spAutoFit/>
+    </cs:bodyPr>
+  </cs:dataLabelCallout>
+  <cs:dataPoint>
+    <cs:lnRef idx="0"/>
+    <cs:fillRef idx="1">
+      <cs:styleClr val="auto"/>
+    </cs:fillRef>
+    <cs:effectRef idx="0"/>
+    <cs:fontRef idx="minor">
+      <a:schemeClr val="tx1"/>
+    </cs:fontRef>
+  </cs:dataPoint>
+  <cs:dataPoint3D>
+    <cs:lnRef idx="0"/>
+    <cs:fillRef idx="1">
+      <cs:styleClr val="auto"/>
+    </cs:fillRef>
+    <cs:effectRef idx="0"/>
+    <cs:fontRef idx="minor">
+      <a:schemeClr val="tx1"/>
+    </cs:fontRef>
+  </cs:dataPoint3D>
+  <cs:dataPointLine>
+    <cs:lnRef idx="0">
+      <cs:styleClr val="auto"/>
+    </cs:lnRef>
+    <cs:fillRef idx="1"/>
+    <cs:effectRef idx="0"/>
+    <cs:fontRef idx="minor">
+      <a:schemeClr val="tx1"/>
+    </cs:fontRef>
+    <cs:spPr>
+      <a:ln w="28575" cap="rnd">
+        <a:solidFill>
+          <a:schemeClr val="phClr"/>
+        </a:solidFill>
+        <a:round/>
+      </a:ln>
+    </cs:spPr>
+  </cs:dataPointLine>
+  <cs:dataPointMarker>
+    <cs:lnRef idx="0">
+      <cs:styleClr val="auto"/>
+    </cs:lnRef>
+    <cs:fillRef idx="1">
+      <cs:styleClr val="auto"/>
+    </cs:fillRef>
+    <cs:effectRef idx="0"/>
+    <cs:fontRef idx="minor">
+      <a:schemeClr val="tx1"/>
+    </cs:fontRef>
+    <cs:spPr>
+      <a:ln w="9525">
+        <a:solidFill>
+          <a:schemeClr val="phClr"/>
+        </a:solidFill>
+      </a:ln>
+    </cs:spPr>
+  </cs:dataPointMarker>
+  <cs:dataPointMarkerLayout symbol="circle" size="5"/>
+  <cs:dataPointWireframe>
+    <cs:lnRef idx="0">
+      <cs:styleClr val="auto"/>
+    </cs:lnRef>
+    <cs:fillRef idx="1"/>
+    <cs:effectRef idx="0"/>
+    <cs:fontRef idx="minor">
+      <a:schemeClr val="tx1"/>
+    </cs:fontRef>
+    <cs:spPr>
+      <a:ln w="9525" cap="rnd">
+        <a:solidFill>
+          <a:schemeClr val="phClr"/>
+        </a:solidFill>
+        <a:round/>
+      </a:ln>
+    </cs:spPr>
+  </cs:dataPointWireframe>
+  <cs:dataTable>
+    <cs:lnRef idx="0"/>
+    <cs:fillRef idx="0"/>
+    <cs:effectRef idx="0"/>
+    <cs:fontRef idx="minor">
+      <a:schemeClr val="tx1">
+        <a:lumMod val="65000"/>
+        <a:lumOff val="35000"/>
+      </a:schemeClr>
+    </cs:fontRef>
+    <cs:spPr>
+      <a:noFill/>
+      <a:ln w="9525" cap="flat" cmpd="sng" algn="ctr">
+        <a:solidFill>
+          <a:schemeClr val="tx1">
+            <a:lumMod val="15000"/>
+            <a:lumOff val="85000"/>
+          </a:schemeClr>
+        </a:solidFill>
+        <a:round/>
+      </a:ln>
+    </cs:spPr>
+    <cs:defRPr sz="900" kern="1200"/>
+  </cs:dataTable>
+  <cs:downBar>
+    <cs:lnRef idx="0"/>
+    <cs:fillRef idx="0"/>
+    <cs:effectRef idx="0"/>
+    <cs:fontRef idx="minor">
+      <a:schemeClr val="dk1"/>
+    </cs:fontRef>
+    <cs:spPr>
+      <a:solidFill>
+        <a:schemeClr val="dk1">
+          <a:lumMod val="65000"/>
+          <a:lumOff val="35000"/>
+        </a:schemeClr>
+      </a:solidFill>
+      <a:ln w="9525">
+        <a:solidFill>
+          <a:schemeClr val="tx1">
+            <a:lumMod val="65000"/>
+            <a:lumOff val="35000"/>
+          </a:schemeClr>
+        </a:solidFill>
+      </a:ln>
+    </cs:spPr>
+  </cs:downBar>
+  <cs:dropLine>
+    <cs:lnRef idx="0"/>
+    <cs:fillRef idx="0"/>
+    <cs:effectRef idx="0"/>
+    <cs:fontRef idx="minor">
+      <a:schemeClr val="tx1"/>
+    </cs:fontRef>
+    <cs:spPr>
+      <a:ln w="9525" cap="flat" cmpd="sng" algn="ctr">
+        <a:solidFill>
+          <a:schemeClr val="tx1">
+            <a:lumMod val="35000"/>
+            <a:lumOff val="65000"/>
+          </a:schemeClr>
+        </a:solidFill>
+        <a:round/>
+      </a:ln>
+    </cs:spPr>
+  </cs:dropLine>
+  <cs:errorBar>
+    <cs:lnRef idx="0"/>
+    <cs:fillRef idx="0"/>
+    <cs:effectRef idx="0"/>
+    <cs:fontRef idx="minor">
+      <a:schemeClr val="tx1"/>
+    </cs:fontRef>
+    <cs:spPr>
+      <a:ln w="9525" cap="flat" cmpd="sng" algn="ctr">
+        <a:solidFill>
+          <a:schemeClr val="tx1">
+            <a:lumMod val="65000"/>
+            <a:lumOff val="35000"/>
+          </a:schemeClr>
+        </a:solidFill>
+        <a:round/>
+      </a:ln>
+    </cs:spPr>
+  </cs:errorBar>
+  <cs:floor>
+    <cs:lnRef idx="0"/>
+    <cs:fillRef idx="0"/>
+    <cs:effectRef idx="0"/>
+    <cs:fontRef idx="minor">
+      <a:schemeClr val="tx1"/>
+    </cs:fontRef>
+    <cs:spPr>
+      <a:noFill/>
+      <a:ln>
+        <a:noFill/>
+      </a:ln>
+    </cs:spPr>
+  </cs:floor>
+  <cs:gridlineMajor>
+    <cs:lnRef idx="0"/>
+    <cs:fillRef idx="0"/>
+    <cs:effectRef idx="0"/>
+    <cs:fontRef idx="minor">
+      <a:schemeClr val="tx1"/>
+    </cs:fontRef>
+    <cs:spPr>
+      <a:ln w="9525" cap="flat" cmpd="sng" algn="ctr">
+        <a:solidFill>
+          <a:schemeClr val="tx1">
+            <a:lumMod val="15000"/>
+            <a:lumOff val="85000"/>
+          </a:schemeClr>
+        </a:solidFill>
+        <a:round/>
+      </a:ln>
+    </cs:spPr>
+  </cs:gridlineMajor>
+  <cs:gridlineMinor>
+    <cs:lnRef idx="0"/>
+    <cs:fillRef idx="0"/>
+    <cs:effectRef idx="0"/>
+    <cs:fontRef idx="minor">
+      <a:schemeClr val="tx1"/>
+    </cs:fontRef>
+    <cs:spPr>
+      <a:ln w="9525" cap="flat" cmpd="sng" algn="ctr">
+        <a:solidFill>
+          <a:schemeClr val="tx1">
+            <a:lumMod val="5000"/>
+            <a:lumOff val="95000"/>
+          </a:schemeClr>
+        </a:solidFill>
+        <a:round/>
+      </a:ln>
+    </cs:spPr>
+  </cs:gridlineMinor>
+  <cs:hiLoLine>
+    <cs:lnRef idx="0"/>
+    <cs:fillRef idx="0"/>
+    <cs:effectRef idx="0"/>
+    <cs:fontRef idx="minor">
+      <a:schemeClr val="tx1"/>
+    </cs:fontRef>
+    <cs:spPr>
+      <a:ln w="9525" cap="flat" cmpd="sng" algn="ctr">
+        <a:solidFill>
+          <a:schemeClr val="tx1">
+            <a:lumMod val="75000"/>
+            <a:lumOff val="25000"/>
+          </a:schemeClr>
+        </a:solidFill>
+        <a:round/>
+      </a:ln>
+    </cs:spPr>
+  </cs:hiLoLine>
+  <cs:leaderLine>
+    <cs:lnRef idx="0"/>
+    <cs:fillRef idx="0"/>
+    <cs:effectRef idx="0"/>
+    <cs:fontRef idx="minor">
+      <a:schemeClr val="tx1"/>
+    </cs:fontRef>
+    <cs:spPr>
+      <a:ln w="9525" cap="flat" cmpd="sng" algn="ctr">
+        <a:solidFill>
+          <a:schemeClr val="tx1">
+            <a:lumMod val="35000"/>
+            <a:lumOff val="65000"/>
+          </a:schemeClr>
+        </a:solidFill>
+        <a:round/>
+      </a:ln>
+    </cs:spPr>
+  </cs:leaderLine>
+  <cs:legend>
+    <cs:lnRef idx="0"/>
+    <cs:fillRef idx="0"/>
+    <cs:effectRef idx="0"/>
+    <cs:fontRef idx="minor">
+      <a:schemeClr val="tx1">
+        <a:lumMod val="65000"/>
+        <a:lumOff val="35000"/>
+      </a:schemeClr>
+    </cs:fontRef>
+    <cs:defRPr sz="900" kern="1200"/>
+  </cs:legend>
+  <cs:plotArea mods="allowNoFillOverride allowNoLineOverride">
+    <cs:lnRef idx="0"/>
+    <cs:fillRef idx="0"/>
+    <cs:effectRef idx="0"/>
+    <cs:fontRef idx="minor">
+      <a:schemeClr val="tx1"/>
+    </cs:fontRef>
+  </cs:plotArea>
+  <cs:plotArea3D mods="allowNoFillOverride allowNoLineOverride">
+    <cs:lnRef idx="0"/>
+    <cs:fillRef idx="0"/>
+    <cs:effectRef idx="0"/>
+    <cs:fontRef idx="minor">
+      <a:schemeClr val="tx1"/>
+    </cs:fontRef>
+  </cs:plotArea3D>
+  <cs:seriesAxis>
+    <cs:lnRef idx="0"/>
+    <cs:fillRef idx="0"/>
+    <cs:effectRef idx="0"/>
+    <cs:fontRef idx="minor">
+      <a:schemeClr val="tx1">
+        <a:lumMod val="65000"/>
+        <a:lumOff val="35000"/>
+      </a:schemeClr>
+    </cs:fontRef>
+    <cs:defRPr sz="900" kern="1200"/>
+  </cs:seriesAxis>
+  <cs:seriesLine>
+    <cs:lnRef idx="0"/>
+    <cs:fillRef idx="0"/>
+    <cs:effectRef idx="0"/>
+    <cs:fontRef idx="minor">
+      <a:schemeClr val="tx1"/>
+    </cs:fontRef>
+    <cs:spPr>
+      <a:ln w="9525" cap="flat" cmpd="sng" algn="ctr">
+        <a:solidFill>
+          <a:schemeClr val="tx1">
+            <a:lumMod val="35000"/>
+            <a:lumOff val="65000"/>
+          </a:schemeClr>
+        </a:solidFill>
+        <a:round/>
+      </a:ln>
+    </cs:spPr>
+  </cs:seriesLine>
+  <cs:title>
+    <cs:lnRef idx="0"/>
+    <cs:fillRef idx="0"/>
+    <cs:effectRef idx="0"/>
+    <cs:fontRef idx="minor">
+      <a:schemeClr val="tx1">
+        <a:lumMod val="65000"/>
+        <a:lumOff val="35000"/>
+      </a:schemeClr>
+    </cs:fontRef>
+    <cs:defRPr sz="1400" b="0" kern="1200" spc="0" baseline="0"/>
+  </cs:title>
+  <cs:trendline>
+    <cs:lnRef idx="0">
+      <cs:styleClr val="auto"/>
+    </cs:lnRef>
+    <cs:fillRef idx="0"/>
+    <cs:effectRef idx="0"/>
+    <cs:fontRef idx="minor">
+      <a:schemeClr val="tx1"/>
+    </cs:fontRef>
+    <cs:spPr>
+      <a:ln w="19050" cap="rnd">
+        <a:solidFill>
+          <a:schemeClr val="phClr"/>
+        </a:solidFill>
+        <a:prstDash val="sysDot"/>
+      </a:ln>
+    </cs:spPr>
+  </cs:trendline>
+  <cs:trendlineLabel>
+    <cs:lnRef idx="0"/>
+    <cs:fillRef idx="0"/>
+    <cs:effectRef idx="0"/>
+    <cs:fontRef idx="minor">
+      <a:schemeClr val="tx1">
+        <a:lumMod val="65000"/>
+        <a:lumOff val="35000"/>
+      </a:schemeClr>
+    </cs:fontRef>
+    <cs:defRPr sz="900" kern="1200"/>
+  </cs:trendlineLabel>
+  <cs:upBar>
+    <cs:lnRef idx="0"/>
+    <cs:fillRef idx="0"/>
+    <cs:effectRef idx="0"/>
+    <cs:fontRef idx="minor">
+      <a:schemeClr val="dk1"/>
+    </cs:fontRef>
+    <cs:spPr>
+      <a:solidFill>
+        <a:schemeClr val="lt1"/>
+      </a:solidFill>
+      <a:ln w="9525">
+        <a:solidFill>
+          <a:schemeClr val="tx1">
+            <a:lumMod val="15000"/>
+            <a:lumOff val="85000"/>
+          </a:schemeClr>
+        </a:solidFill>
+      </a:ln>
+    </cs:spPr>
+  </cs:upBar>
+  <cs:valueAxis>
+    <cs:lnRef idx="0"/>
+    <cs:fillRef idx="0"/>
+    <cs:effectRef idx="0"/>
+    <cs:fontRef idx="minor">
+      <a:schemeClr val="tx1">
+        <a:lumMod val="65000"/>
+        <a:lumOff val="35000"/>
+      </a:schemeClr>
+    </cs:fontRef>
+    <cs:defRPr sz="900" kern="1200"/>
+  </cs:valueAxis>
+  <cs:wall>
+    <cs:lnRef idx="0"/>
+    <cs:fillRef idx="0"/>
+    <cs:effectRef idx="0"/>
+    <cs:fontRef idx="minor">
+      <a:schemeClr val="tx1"/>
+    </cs:fontRef>
+    <cs:spPr>
+      <a:noFill/>
+      <a:ln>
+        <a:noFill/>
+      </a:ln>
+    </cs:spPr>
+  </cs:wall>
+</cs:chartStyle>
 </file>
 
 <file path=word/theme/theme1.xml><?xml version="1.0" encoding="utf-8"?>
